--- a/csc400/Docs/EHabitat_Pipeline_Architecture.docx
+++ b/csc400/Docs/EHabitat_Pipeline_Architecture.docx
@@ -72,10 +72,10 @@
                 <w:i/>
                 <w:iCs/>
                 <w:color w:val="7FA8CC"/>
-                <w:sz w:val="24"/>
-                <w:szCs w:val="24"/>
-              </w:rPr>
-              <w:t xml:space="preserve">From raw datasets to the live dashboard</w:t>
+                <w:sz w:val="22"/>
+                <w:szCs w:val="22"/>
+              </w:rPr>
+              <w:t xml:space="preserve">A controlled simulation platform for studying edge vs. centralized stream processing latency under sliding-window constraints</w:t>
             </w:r>
           </w:p>
         </w:tc>
@@ -83,7 +83,7 @@
     </w:tbl>
     <w:p>
       <w:pPr>
-        <w:spacing w:before="120" w:after="120"/>
+        <w:spacing w:before="100" w:after="100"/>
       </w:pPr>
       <w:r>
         <w:t xml:space="preserve"/>
@@ -257,7 +257,7 @@
           <w:sz w:val="32"/>
           <w:szCs w:val="32"/>
         </w:rPr>
-        <w:t xml:space="preserve">Overview</w:t>
+        <w:t xml:space="preserve">What E-Habitat Actually Is</w:t>
       </w:r>
     </w:p>
     <w:p>
@@ -267,15 +267,16 @@
       <w:r>
         <w:rPr>
           <w:rFonts w:ascii="Arial" w:cs="Arial" w:eastAsia="Arial" w:hAnsi="Arial"/>
+          <w:color w:val="222222"/>
           <w:sz w:val="22"/>
           <w:szCs w:val="22"/>
         </w:rPr>
-        <w:t xml:space="preserve">E-Habitat is a real-time server room monitoring simulation that compares edge vs. centralized anomaly detection architectures across three virtual sensor nodes. The system uses a custom physics engine (PsyEngine), a pre-trained Isolation Forest ML model, WebSocket streaming, a FastAPI backend, a Next.js frontend, and SQLite persistence.</w:t>
-      </w:r>
-    </w:p>
-    <w:p>
-      <w:pPr>
-        <w:spacing w:before="120" w:after="120"/>
+        <w:t xml:space="preserve">E-Habitat is a controlled simulation platform for studying edge vs. centralized stream processing latency under sliding-window constraints. The system's contribution is not the ML model — it is the architectural experiment: both processing strategies run simultaneously on identical synthetic telemetry, allowing real latency and bandwidth measurements to be recorded, compared, and explained causally.</w:t>
+      </w:r>
+    </w:p>
+    <w:p>
+      <w:pPr>
+        <w:spacing w:before="100" w:after="100"/>
       </w:pPr>
       <w:r>
         <w:t xml:space="preserve"/>
@@ -288,51 +289,19 @@
       <w:r>
         <w:rPr>
           <w:rFonts w:ascii="Arial" w:cs="Arial" w:eastAsia="Arial" w:hAnsi="Arial"/>
+          <w:color w:val="222222"/>
           <w:sz w:val="22"/>
           <w:szCs w:val="22"/>
         </w:rPr>
-        <w:t xml:space="preserve">This document traces the complete data journey: from the raw public datasets used to ground the simulation in reality, through the offline training pipeline, into the live per-second simulation loop, and finally to every UI component the user sees on screen.</w:t>
-      </w:r>
-    </w:p>
-    <w:p>
-      <w:pPr>
-        <w:spacing w:before="120" w:after="120"/>
+        <w:t xml:space="preserve">The ML component — an Isolation Forest trained on a mixed-source normal-operation dataset — serves as a consistent computational workload. It is not the research contribution. The research contribution is demonstrating that detection latency in sliding-window distributed systems is governed by window readiness state at injection time, not by network delay alone.</w:t>
+      </w:r>
+    </w:p>
+    <w:p>
+      <w:pPr>
+        <w:spacing w:before="100" w:after="100"/>
       </w:pPr>
       <w:r>
         <w:t xml:space="preserve"/>
-      </w:r>
-    </w:p>
-    <w:p>
-      <w:pPr>
-        <w:pBdr>
-          <w:left w:val="single" w:color="2E4A7A" w:sz="4" w:space="8"/>
-        </w:pBdr>
-        <w:spacing w:before="80" w:after="80"/>
-        <w:ind w:left="560"/>
-      </w:pPr>
-      <w:r>
-        <w:rPr>
-          <w:rFonts w:ascii="Arial" w:cs="Arial" w:eastAsia="Arial" w:hAnsi="Arial"/>
-          <w:i/>
-          <w:iCs/>
-          <w:color w:val="444444"/>
-          <w:sz w:val="20"/>
-          <w:szCs w:val="20"/>
-        </w:rPr>
-        <w:t xml:space="preserve">Key distinction: real datasets were used to calibrate physics parameters and contribute to training, not to feed live telemetry. The simulation runs entirely from PsyEngine at runtime. Real data is an offline input only.</w:t>
-      </w:r>
-    </w:p>
-    <w:p>
-      <w:pPr>
-        <w:spacing w:before="120" w:after="120"/>
-      </w:pPr>
-      <w:r>
-        <w:t xml:space="preserve"/>
-      </w:r>
-    </w:p>
-    <w:p>
-      <w:r>
-        <w:br w:type="page"/>
       </w:r>
     </w:p>
     <w:tbl>
@@ -360,11 +329,11 @@
               <w:bottom w:val="none" w:color="FFFFFF" w:sz="0"/>
               <w:right w:val="none" w:color="FFFFFF" w:sz="0"/>
             </w:tcBorders>
-            <w:shd w:fill="1A3A5C" w:val="clear"/>
-            <w:tcMar>
-              <w:top w:type="dxa" w:w="160"/>
+            <w:shd w:fill="FFF3E0" w:val="clear"/>
+            <w:tcMar>
+              <w:top w:type="dxa" w:w="120"/>
               <w:left w:type="dxa" w:w="200"/>
-              <w:bottom w:type="dxa" w:w="160"/>
+              <w:bottom w:type="dxa" w:w="120"/>
               <w:right w:type="dxa" w:w="200"/>
             </w:tcMar>
           </w:tcPr>
@@ -372,24 +341,13 @@
             <w:r>
               <w:rPr>
                 <w:rFonts w:ascii="Arial" w:cs="Arial" w:eastAsia="Arial" w:hAnsi="Arial"/>
-                <w:b/>
-                <w:bCs/>
-                <w:color w:val="FFFFFF"/>
-                <w:sz w:val="30"/>
-                <w:szCs w:val="30"/>
-              </w:rPr>
-              <w:t xml:space="preserve">Section 1</w:t>
-            </w:r>
-          </w:p>
-          <w:p>
-            <w:r>
-              <w:rPr>
-                <w:rFonts w:ascii="Arial" w:cs="Arial" w:eastAsia="Arial" w:hAnsi="Arial"/>
-                <w:color w:val="B3C6DD"/>
-                <w:sz w:val="20"/>
-                <w:szCs w:val="20"/>
-              </w:rPr>
-              <w:t xml:space="preserve">Source Datasets — What Was Acquired and Why</w:t>
+                <w:i/>
+                <w:iCs/>
+                <w:color w:val="7B3F00"/>
+                <w:sz w:val="20"/>
+                <w:szCs w:val="20"/>
+              </w:rPr>
+              <w:t xml:space="preserve">This system is a simulation. All runtime telemetry is generated by PsyEngine. Real datasets are used only for physics calibration and model training — not as live input. Results therefore reflect controlled consistency, not real-world deployment variability.</w:t>
             </w:r>
           </w:p>
         </w:tc>
@@ -397,7 +355,7 @@
     </w:tbl>
     <w:p>
       <w:pPr>
-        <w:spacing w:before="120" w:after="120"/>
+        <w:spacing w:before="100" w:after="100"/>
       </w:pPr>
       <w:r>
         <w:t xml:space="preserve"/>
@@ -405,7 +363,51 @@
     </w:p>
     <w:p>
       <w:pPr>
+        <w:pStyle w:val="Heading1"/>
+        <w:spacing w:before="360" w:after="160"/>
+      </w:pPr>
+      <w:r>
+        <w:rPr>
+          <w:rFonts w:ascii="Arial" w:cs="Arial" w:eastAsia="Arial" w:hAnsi="Arial"/>
+          <w:b/>
+          <w:bCs/>
+          <w:color w:val="2E4A7A"/>
+          <w:sz w:val="32"/>
+          <w:szCs w:val="32"/>
+        </w:rPr>
+        <w:t xml:space="preserve">Learning Objectives</w:t>
+      </w:r>
+    </w:p>
+    <w:p>
+      <w:pPr>
         <w:spacing w:before="80" w:after="80"/>
+      </w:pPr>
+      <w:r>
+        <w:rPr>
+          <w:rFonts w:ascii="Arial" w:cs="Arial" w:eastAsia="Arial" w:hAnsi="Arial"/>
+          <w:color w:val="222222"/>
+          <w:sz w:val="22"/>
+          <w:szCs w:val="22"/>
+        </w:rPr>
+        <w:t xml:space="preserve">After interacting with E-Habitat, a user should be able to explain:</w:t>
+      </w:r>
+    </w:p>
+    <w:p>
+      <w:pPr>
+        <w:spacing w:before="100" w:after="100"/>
+      </w:pPr>
+      <w:r>
+        <w:t xml:space="preserve"/>
+      </w:r>
+    </w:p>
+    <w:p>
+      <w:pPr>
+        <w:pStyle w:val="ListParagraph"/>
+        <w:numPr>
+          <w:ilvl w:val="0"/>
+          <w:numId w:val="2"/>
+        </w:numPr>
+        <w:spacing w:before="40" w:after="40"/>
       </w:pPr>
       <w:r>
         <w:rPr>
@@ -413,770 +415,17 @@
           <w:sz w:val="22"/>
           <w:szCs w:val="22"/>
         </w:rPr>
-        <w:t xml:space="preserve">Three datasets were acquired and used. A fourth dataset (U.S. DOE Data Center Thermal) was referenced in early project documentation but was never actually obtained or used. It does not appear anywhere in the codebase or training pipeline.</w:t>
-      </w:r>
-    </w:p>
-    <w:p>
-      <w:pPr>
-        <w:spacing w:before="120" w:after="120"/>
-      </w:pPr>
-      <w:r>
-        <w:t xml:space="preserve"/>
-      </w:r>
-    </w:p>
-    <w:tbl>
-      <w:tblPr>
-        <w:tblW w:type="dxa" w:w="9360"/>
-        <w:tblBorders>
-          <w:top w:val="single" w:color="auto" w:sz="4"/>
-          <w:left w:val="single" w:color="auto" w:sz="4"/>
-          <w:bottom w:val="single" w:color="auto" w:sz="4"/>
-          <w:right w:val="single" w:color="auto" w:sz="4"/>
-          <w:insideH w:val="single" w:color="auto" w:sz="4"/>
-          <w:insideV w:val="single" w:color="auto" w:sz="4"/>
-        </w:tblBorders>
-      </w:tblPr>
-      <w:tblGrid>
-        <w:gridCol w:w="2200"/>
-        <w:gridCol w:w="2400"/>
-        <w:gridCol w:w="2000"/>
-        <w:gridCol w:w="2760"/>
-      </w:tblGrid>
-      <w:tr>
-        <w:tc>
-          <w:tcPr>
-            <w:tcW w:type="dxa" w:w="2200"/>
-            <w:tcBorders>
-              <w:top w:val="single" w:color="2E4A7A" w:sz="1"/>
-              <w:left w:val="single" w:color="2E4A7A" w:sz="1"/>
-              <w:bottom w:val="single" w:color="2E4A7A" w:sz="1"/>
-              <w:right w:val="single" w:color="2E4A7A" w:sz="1"/>
-            </w:tcBorders>
-            <w:shd w:fill="2E4A7A" w:val="clear"/>
-            <w:tcMar>
-              <w:top w:type="dxa" w:w="100"/>
-              <w:left w:type="dxa" w:w="140"/>
-              <w:bottom w:type="dxa" w:w="100"/>
-              <w:right w:type="dxa" w:w="140"/>
-            </w:tcMar>
-            <w:vAlign w:val="center"/>
-          </w:tcPr>
-          <w:p>
-            <w:r>
-              <w:rPr>
-                <w:rFonts w:ascii="Arial" w:cs="Arial" w:eastAsia="Arial" w:hAnsi="Arial"/>
-                <w:b/>
-                <w:bCs/>
-                <w:color w:val="FFFFFF"/>
-                <w:sz w:val="20"/>
-                <w:szCs w:val="20"/>
-              </w:rPr>
-              <w:t xml:space="preserve">Dataset</w:t>
-            </w:r>
-          </w:p>
-        </w:tc>
-        <w:tc>
-          <w:tcPr>
-            <w:tcW w:type="dxa" w:w="2400"/>
-            <w:tcBorders>
-              <w:top w:val="single" w:color="2E4A7A" w:sz="1"/>
-              <w:left w:val="single" w:color="2E4A7A" w:sz="1"/>
-              <w:bottom w:val="single" w:color="2E4A7A" w:sz="1"/>
-              <w:right w:val="single" w:color="2E4A7A" w:sz="1"/>
-            </w:tcBorders>
-            <w:shd w:fill="2E4A7A" w:val="clear"/>
-            <w:tcMar>
-              <w:top w:type="dxa" w:w="100"/>
-              <w:left w:type="dxa" w:w="140"/>
-              <w:bottom w:type="dxa" w:w="100"/>
-              <w:right w:type="dxa" w:w="140"/>
-            </w:tcMar>
-            <w:vAlign w:val="center"/>
-          </w:tcPr>
-          <w:p>
-            <w:r>
-              <w:rPr>
-                <w:rFonts w:ascii="Arial" w:cs="Arial" w:eastAsia="Arial" w:hAnsi="Arial"/>
-                <w:b/>
-                <w:bCs/>
-                <w:color w:val="FFFFFF"/>
-                <w:sz w:val="20"/>
-                <w:szCs w:val="20"/>
-              </w:rPr>
-              <w:t xml:space="preserve">Raw file in repo</w:t>
-            </w:r>
-          </w:p>
-        </w:tc>
-        <w:tc>
-          <w:tcPr>
-            <w:tcW w:type="dxa" w:w="2000"/>
-            <w:tcBorders>
-              <w:top w:val="single" w:color="2E4A7A" w:sz="1"/>
-              <w:left w:val="single" w:color="2E4A7A" w:sz="1"/>
-              <w:bottom w:val="single" w:color="2E4A7A" w:sz="1"/>
-              <w:right w:val="single" w:color="2E4A7A" w:sz="1"/>
-            </w:tcBorders>
-            <w:shd w:fill="2E4A7A" w:val="clear"/>
-            <w:tcMar>
-              <w:top w:type="dxa" w:w="100"/>
-              <w:left w:type="dxa" w:w="140"/>
-              <w:bottom w:type="dxa" w:w="100"/>
-              <w:right w:type="dxa" w:w="140"/>
-            </w:tcMar>
-            <w:vAlign w:val="center"/>
-          </w:tcPr>
-          <w:p>
-            <w:r>
-              <w:rPr>
-                <w:rFonts w:ascii="Arial" w:cs="Arial" w:eastAsia="Arial" w:hAnsi="Arial"/>
-                <w:b/>
-                <w:bCs/>
-                <w:color w:val="FFFFFF"/>
-                <w:sz w:val="20"/>
-                <w:szCs w:val="20"/>
-              </w:rPr>
-              <w:t xml:space="preserve">Acquired by</w:t>
-            </w:r>
-          </w:p>
-        </w:tc>
-        <w:tc>
-          <w:tcPr>
-            <w:tcW w:type="dxa" w:w="2760"/>
-            <w:tcBorders>
-              <w:top w:val="single" w:color="2E4A7A" w:sz="1"/>
-              <w:left w:val="single" w:color="2E4A7A" w:sz="1"/>
-              <w:bottom w:val="single" w:color="2E4A7A" w:sz="1"/>
-              <w:right w:val="single" w:color="2E4A7A" w:sz="1"/>
-            </w:tcBorders>
-            <w:shd w:fill="2E4A7A" w:val="clear"/>
-            <w:tcMar>
-              <w:top w:type="dxa" w:w="100"/>
-              <w:left w:type="dxa" w:w="140"/>
-              <w:bottom w:type="dxa" w:w="100"/>
-              <w:right w:type="dxa" w:w="140"/>
-            </w:tcMar>
-            <w:vAlign w:val="center"/>
-          </w:tcPr>
-          <w:p>
-            <w:r>
-              <w:rPr>
-                <w:rFonts w:ascii="Arial" w:cs="Arial" w:eastAsia="Arial" w:hAnsi="Arial"/>
-                <w:b/>
-                <w:bCs/>
-                <w:color w:val="FFFFFF"/>
-                <w:sz w:val="20"/>
-                <w:szCs w:val="20"/>
-              </w:rPr>
-              <w:t xml:space="preserve">What it contributed</w:t>
-            </w:r>
-          </w:p>
-        </w:tc>
-      </w:tr>
-      <w:tr>
-        <w:tc>
-          <w:tcPr>
-            <w:tcW w:type="dxa" w:w="2200"/>
-            <w:gridSpan w:val="1"/>
-            <w:tcBorders>
-              <w:top w:val="single" w:color="CCCCCC" w:sz="1"/>
-              <w:left w:val="single" w:color="CCCCCC" w:sz="1"/>
-              <w:bottom w:val="single" w:color="CCCCCC" w:sz="1"/>
-              <w:right w:val="single" w:color="CCCCCC" w:sz="1"/>
-            </w:tcBorders>
-            <w:shd w:fill="F0F4F8" w:val="clear"/>
-            <w:tcMar>
-              <w:top w:type="dxa" w:w="80"/>
-              <w:left w:type="dxa" w:w="120"/>
-              <w:bottom w:type="dxa" w:w="80"/>
-              <w:right w:type="dxa" w:w="120"/>
-            </w:tcMar>
-            <w:vAlign w:val="center"/>
-          </w:tcPr>
-          <w:p>
-            <w:pPr>
-              <w:jc w:val="left"/>
-            </w:pPr>
-            <w:r>
-              <w:rPr>
-                <w:rFonts w:ascii="Arial" w:cs="Arial" w:eastAsia="Arial" w:hAnsi="Arial"/>
-                <w:b w:val="false"/>
-                <w:bCs w:val="false"/>
-                <w:color w:val="000000"/>
-                <w:sz w:val="20"/>
-                <w:szCs w:val="20"/>
-              </w:rPr>
-              <w:t xml:space="preserve">MIT CSAIL Intel Lab Sensor Data</w:t>
-            </w:r>
-          </w:p>
-        </w:tc>
-        <w:tc>
-          <w:tcPr>
-            <w:tcW w:type="dxa" w:w="2400"/>
-            <w:gridSpan w:val="1"/>
-            <w:tcBorders>
-              <w:top w:val="single" w:color="CCCCCC" w:sz="1"/>
-              <w:left w:val="single" w:color="CCCCCC" w:sz="1"/>
-              <w:bottom w:val="single" w:color="CCCCCC" w:sz="1"/>
-              <w:right w:val="single" w:color="CCCCCC" w:sz="1"/>
-            </w:tcBorders>
-            <w:shd w:fill="F0F4F8" w:val="clear"/>
-            <w:tcMar>
-              <w:top w:type="dxa" w:w="80"/>
-              <w:left w:type="dxa" w:w="120"/>
-              <w:bottom w:type="dxa" w:w="80"/>
-              <w:right w:type="dxa" w:w="120"/>
-            </w:tcMar>
-            <w:vAlign w:val="center"/>
-          </w:tcPr>
-          <w:p>
-            <w:pPr>
-              <w:jc w:val="left"/>
-            </w:pPr>
-            <w:r>
-              <w:rPr>
-                <w:rFonts w:ascii="Arial" w:cs="Arial" w:eastAsia="Arial" w:hAnsi="Arial"/>
-                <w:b w:val="false"/>
-                <w:bCs w:val="false"/>
-                <w:color w:val="000000"/>
-                <w:sz w:val="20"/>
-                <w:szCs w:val="20"/>
-              </w:rPr>
-              <w:t xml:space="preserve">datasets/MIT_dataset.csv</w:t>
-            </w:r>
-          </w:p>
-        </w:tc>
-        <w:tc>
-          <w:tcPr>
-            <w:tcW w:type="dxa" w:w="2000"/>
-            <w:gridSpan w:val="1"/>
-            <w:tcBorders>
-              <w:top w:val="single" w:color="CCCCCC" w:sz="1"/>
-              <w:left w:val="single" w:color="CCCCCC" w:sz="1"/>
-              <w:bottom w:val="single" w:color="CCCCCC" w:sz="1"/>
-              <w:right w:val="single" w:color="CCCCCC" w:sz="1"/>
-            </w:tcBorders>
-            <w:shd w:fill="F0F4F8" w:val="clear"/>
-            <w:tcMar>
-              <w:top w:type="dxa" w:w="80"/>
-              <w:left w:type="dxa" w:w="120"/>
-              <w:bottom w:type="dxa" w:w="80"/>
-              <w:right w:type="dxa" w:w="120"/>
-            </w:tcMar>
-            <w:vAlign w:val="center"/>
-          </w:tcPr>
-          <w:p>
-            <w:pPr>
-              <w:jc w:val="left"/>
-            </w:pPr>
-            <w:r>
-              <w:rPr>
-                <w:rFonts w:ascii="Arial" w:cs="Arial" w:eastAsia="Arial" w:hAnsi="Arial"/>
-                <w:b w:val="false"/>
-                <w:bCs w:val="false"/>
-                <w:color w:val="000000"/>
-                <w:sz w:val="20"/>
-                <w:szCs w:val="20"/>
-              </w:rPr>
-              <w:t xml:space="preserve">Logan</w:t>
-            </w:r>
-          </w:p>
-        </w:tc>
-        <w:tc>
-          <w:tcPr>
-            <w:tcW w:type="dxa" w:w="2760"/>
-            <w:gridSpan w:val="1"/>
-            <w:tcBorders>
-              <w:top w:val="single" w:color="CCCCCC" w:sz="1"/>
-              <w:left w:val="single" w:color="CCCCCC" w:sz="1"/>
-              <w:bottom w:val="single" w:color="CCCCCC" w:sz="1"/>
-              <w:right w:val="single" w:color="CCCCCC" w:sz="1"/>
-            </w:tcBorders>
-            <w:shd w:fill="F0F4F8" w:val="clear"/>
-            <w:tcMar>
-              <w:top w:type="dxa" w:w="80"/>
-              <w:left w:type="dxa" w:w="120"/>
-              <w:bottom w:type="dxa" w:w="80"/>
-              <w:right w:type="dxa" w:w="120"/>
-            </w:tcMar>
-            <w:vAlign w:val="center"/>
-          </w:tcPr>
-          <w:p>
-            <w:pPr>
-              <w:jc w:val="left"/>
-            </w:pPr>
-            <w:r>
-              <w:rPr>
-                <w:rFonts w:ascii="Arial" w:cs="Arial" w:eastAsia="Arial" w:hAnsi="Arial"/>
-                <w:b w:val="false"/>
-                <w:bCs w:val="false"/>
-                <w:color w:val="000000"/>
-                <w:sz w:val="20"/>
-                <w:szCs w:val="20"/>
-              </w:rPr>
-              <w:t xml:space="preserve">Temperature and humidity baselines from a real deployed sensor network</w:t>
-            </w:r>
-          </w:p>
-        </w:tc>
-      </w:tr>
-      <w:tr>
-        <w:tc>
-          <w:tcPr>
-            <w:tcW w:type="dxa" w:w="2200"/>
-            <w:gridSpan w:val="1"/>
-            <w:tcBorders>
-              <w:top w:val="single" w:color="CCCCCC" w:sz="1"/>
-              <w:left w:val="single" w:color="CCCCCC" w:sz="1"/>
-              <w:bottom w:val="single" w:color="CCCCCC" w:sz="1"/>
-              <w:right w:val="single" w:color="CCCCCC" w:sz="1"/>
-            </w:tcBorders>
-            <w:tcMar>
-              <w:top w:type="dxa" w:w="80"/>
-              <w:left w:type="dxa" w:w="120"/>
-              <w:bottom w:type="dxa" w:w="80"/>
-              <w:right w:type="dxa" w:w="120"/>
-            </w:tcMar>
-            <w:vAlign w:val="center"/>
-          </w:tcPr>
-          <w:p>
-            <w:pPr>
-              <w:jc w:val="left"/>
-            </w:pPr>
-            <w:r>
-              <w:rPr>
-                <w:rFonts w:ascii="Arial" w:cs="Arial" w:eastAsia="Arial" w:hAnsi="Arial"/>
-                <w:b w:val="false"/>
-                <w:bCs w:val="false"/>
-                <w:color w:val="000000"/>
-                <w:sz w:val="20"/>
-                <w:szCs w:val="20"/>
-              </w:rPr>
-              <w:t xml:space="preserve">Kaggle HVAC System Dataset</w:t>
-            </w:r>
-          </w:p>
-        </w:tc>
-        <w:tc>
-          <w:tcPr>
-            <w:tcW w:type="dxa" w:w="2400"/>
-            <w:gridSpan w:val="1"/>
-            <w:tcBorders>
-              <w:top w:val="single" w:color="CCCCCC" w:sz="1"/>
-              <w:left w:val="single" w:color="CCCCCC" w:sz="1"/>
-              <w:bottom w:val="single" w:color="CCCCCC" w:sz="1"/>
-              <w:right w:val="single" w:color="CCCCCC" w:sz="1"/>
-            </w:tcBorders>
-            <w:tcMar>
-              <w:top w:type="dxa" w:w="80"/>
-              <w:left w:type="dxa" w:w="120"/>
-              <w:bottom w:type="dxa" w:w="80"/>
-              <w:right w:type="dxa" w:w="120"/>
-            </w:tcMar>
-            <w:vAlign w:val="center"/>
-          </w:tcPr>
-          <w:p>
-            <w:pPr>
-              <w:jc w:val="left"/>
-            </w:pPr>
-            <w:r>
-              <w:rPr>
-                <w:rFonts w:ascii="Arial" w:cs="Arial" w:eastAsia="Arial" w:hAnsi="Arial"/>
-                <w:b w:val="false"/>
-                <w:bCs w:val="false"/>
-                <w:color w:val="000000"/>
-                <w:sz w:val="20"/>
-                <w:szCs w:val="20"/>
-              </w:rPr>
-              <w:t xml:space="preserve">datasets/HVAC_Kaggle.csv</w:t>
-            </w:r>
-          </w:p>
-        </w:tc>
-        <w:tc>
-          <w:tcPr>
-            <w:tcW w:type="dxa" w:w="2000"/>
-            <w:gridSpan w:val="1"/>
-            <w:tcBorders>
-              <w:top w:val="single" w:color="CCCCCC" w:sz="1"/>
-              <w:left w:val="single" w:color="CCCCCC" w:sz="1"/>
-              <w:bottom w:val="single" w:color="CCCCCC" w:sz="1"/>
-              <w:right w:val="single" w:color="CCCCCC" w:sz="1"/>
-            </w:tcBorders>
-            <w:tcMar>
-              <w:top w:type="dxa" w:w="80"/>
-              <w:left w:type="dxa" w:w="120"/>
-              <w:bottom w:type="dxa" w:w="80"/>
-              <w:right w:type="dxa" w:w="120"/>
-            </w:tcMar>
-            <w:vAlign w:val="center"/>
-          </w:tcPr>
-          <w:p>
-            <w:pPr>
-              <w:jc w:val="left"/>
-            </w:pPr>
-            <w:r>
-              <w:rPr>
-                <w:rFonts w:ascii="Arial" w:cs="Arial" w:eastAsia="Arial" w:hAnsi="Arial"/>
-                <w:b w:val="false"/>
-                <w:bCs w:val="false"/>
-                <w:color w:val="000000"/>
-                <w:sz w:val="20"/>
-                <w:szCs w:val="20"/>
-              </w:rPr>
-              <w:t xml:space="preserve">Logan</w:t>
-            </w:r>
-          </w:p>
-        </w:tc>
-        <w:tc>
-          <w:tcPr>
-            <w:tcW w:type="dxa" w:w="2760"/>
-            <w:gridSpan w:val="1"/>
-            <w:tcBorders>
-              <w:top w:val="single" w:color="CCCCCC" w:sz="1"/>
-              <w:left w:val="single" w:color="CCCCCC" w:sz="1"/>
-              <w:bottom w:val="single" w:color="CCCCCC" w:sz="1"/>
-              <w:right w:val="single" w:color="CCCCCC" w:sz="1"/>
-            </w:tcBorders>
-            <w:tcMar>
-              <w:top w:type="dxa" w:w="80"/>
-              <w:left w:type="dxa" w:w="120"/>
-              <w:bottom w:type="dxa" w:w="80"/>
-              <w:right w:type="dxa" w:w="120"/>
-            </w:tcMar>
-            <w:vAlign w:val="center"/>
-          </w:tcPr>
-          <w:p>
-            <w:pPr>
-              <w:jc w:val="left"/>
-            </w:pPr>
-            <w:r>
-              <w:rPr>
-                <w:rFonts w:ascii="Arial" w:cs="Arial" w:eastAsia="Arial" w:hAnsi="Arial"/>
-                <w:b w:val="false"/>
-                <w:bCs w:val="false"/>
-                <w:color w:val="000000"/>
-                <w:sz w:val="20"/>
-                <w:szCs w:val="20"/>
-              </w:rPr>
-              <w:t xml:space="preserve">Airflow nominal ranges, fan response curves, HVAC behavior profiles</w:t>
-            </w:r>
-          </w:p>
-        </w:tc>
-      </w:tr>
-      <w:tr>
-        <w:tc>
-          <w:tcPr>
-            <w:tcW w:type="dxa" w:w="2200"/>
-            <w:gridSpan w:val="1"/>
-            <w:tcBorders>
-              <w:top w:val="single" w:color="CCCCCC" w:sz="1"/>
-              <w:left w:val="single" w:color="CCCCCC" w:sz="1"/>
-              <w:bottom w:val="single" w:color="CCCCCC" w:sz="1"/>
-              <w:right w:val="single" w:color="CCCCCC" w:sz="1"/>
-            </w:tcBorders>
-            <w:shd w:fill="F0F4F8" w:val="clear"/>
-            <w:tcMar>
-              <w:top w:type="dxa" w:w="80"/>
-              <w:left w:type="dxa" w:w="120"/>
-              <w:bottom w:type="dxa" w:w="80"/>
-              <w:right w:type="dxa" w:w="120"/>
-            </w:tcMar>
-            <w:vAlign w:val="center"/>
-          </w:tcPr>
-          <w:p>
-            <w:pPr>
-              <w:jc w:val="left"/>
-            </w:pPr>
-            <w:r>
-              <w:rPr>
-                <w:rFonts w:ascii="Arial" w:cs="Arial" w:eastAsia="Arial" w:hAnsi="Arial"/>
-                <w:b w:val="false"/>
-                <w:bCs w:val="false"/>
-                <w:color w:val="000000"/>
-                <w:sz w:val="20"/>
-                <w:szCs w:val="20"/>
-              </w:rPr>
-              <w:t xml:space="preserve">Cold Source Control Dataset</w:t>
-            </w:r>
-          </w:p>
-        </w:tc>
-        <w:tc>
-          <w:tcPr>
-            <w:tcW w:type="dxa" w:w="2400"/>
-            <w:gridSpan w:val="1"/>
-            <w:tcBorders>
-              <w:top w:val="single" w:color="CCCCCC" w:sz="1"/>
-              <w:left w:val="single" w:color="CCCCCC" w:sz="1"/>
-              <w:bottom w:val="single" w:color="CCCCCC" w:sz="1"/>
-              <w:right w:val="single" w:color="CCCCCC" w:sz="1"/>
-            </w:tcBorders>
-            <w:shd w:fill="F0F4F8" w:val="clear"/>
-            <w:tcMar>
-              <w:top w:type="dxa" w:w="80"/>
-              <w:left w:type="dxa" w:w="120"/>
-              <w:bottom w:type="dxa" w:w="80"/>
-              <w:right w:type="dxa" w:w="120"/>
-            </w:tcMar>
-            <w:vAlign w:val="center"/>
-          </w:tcPr>
-          <w:p>
-            <w:pPr>
-              <w:jc w:val="left"/>
-            </w:pPr>
-            <w:r>
-              <w:rPr>
-                <w:rFonts w:ascii="Arial" w:cs="Arial" w:eastAsia="Arial" w:hAnsi="Arial"/>
-                <w:b w:val="false"/>
-                <w:bCs w:val="false"/>
-                <w:color w:val="000000"/>
-                <w:sz w:val="20"/>
-                <w:szCs w:val="20"/>
-              </w:rPr>
-              <w:t xml:space="preserve">datasets/cold_source_control_dataset.csv</w:t>
-            </w:r>
-          </w:p>
-        </w:tc>
-        <w:tc>
-          <w:tcPr>
-            <w:tcW w:type="dxa" w:w="2000"/>
-            <w:gridSpan w:val="1"/>
-            <w:tcBorders>
-              <w:top w:val="single" w:color="CCCCCC" w:sz="1"/>
-              <w:left w:val="single" w:color="CCCCCC" w:sz="1"/>
-              <w:bottom w:val="single" w:color="CCCCCC" w:sz="1"/>
-              <w:right w:val="single" w:color="CCCCCC" w:sz="1"/>
-            </w:tcBorders>
-            <w:shd w:fill="F0F4F8" w:val="clear"/>
-            <w:tcMar>
-              <w:top w:type="dxa" w:w="80"/>
-              <w:left w:type="dxa" w:w="120"/>
-              <w:bottom w:type="dxa" w:w="80"/>
-              <w:right w:type="dxa" w:w="120"/>
-            </w:tcMar>
-            <w:vAlign w:val="center"/>
-          </w:tcPr>
-          <w:p>
-            <w:pPr>
-              <w:jc w:val="left"/>
-            </w:pPr>
-            <w:r>
-              <w:rPr>
-                <w:rFonts w:ascii="Arial" w:cs="Arial" w:eastAsia="Arial" w:hAnsi="Arial"/>
-                <w:b w:val="false"/>
-                <w:bCs w:val="false"/>
-                <w:color w:val="000000"/>
-                <w:sz w:val="20"/>
-                <w:szCs w:val="20"/>
-              </w:rPr>
-              <w:t xml:space="preserve">Gavin</w:t>
-            </w:r>
-          </w:p>
-        </w:tc>
-        <w:tc>
-          <w:tcPr>
-            <w:tcW w:type="dxa" w:w="2760"/>
-            <w:gridSpan w:val="1"/>
-            <w:tcBorders>
-              <w:top w:val="single" w:color="CCCCCC" w:sz="1"/>
-              <w:left w:val="single" w:color="CCCCCC" w:sz="1"/>
-              <w:bottom w:val="single" w:color="CCCCCC" w:sz="1"/>
-              <w:right w:val="single" w:color="CCCCCC" w:sz="1"/>
-            </w:tcBorders>
-            <w:shd w:fill="F0F4F8" w:val="clear"/>
-            <w:tcMar>
-              <w:top w:type="dxa" w:w="80"/>
-              <w:left w:type="dxa" w:w="120"/>
-              <w:bottom w:type="dxa" w:w="80"/>
-              <w:right w:type="dxa" w:w="120"/>
-            </w:tcMar>
-            <w:vAlign w:val="center"/>
-          </w:tcPr>
-          <w:p>
-            <w:pPr>
-              <w:jc w:val="left"/>
-            </w:pPr>
-            <w:r>
-              <w:rPr>
-                <w:rFonts w:ascii="Arial" w:cs="Arial" w:eastAsia="Arial" w:hAnsi="Arial"/>
-                <w:b w:val="false"/>
-                <w:bCs w:val="false"/>
-                <w:color w:val="000000"/>
-                <w:sz w:val="20"/>
-                <w:szCs w:val="20"/>
-              </w:rPr>
-              <w:t xml:space="preserve">Datacenter cooling control data — server workload, inlet/outlet temps, chiller and AHU usage</w:t>
-            </w:r>
-          </w:p>
-        </w:tc>
-      </w:tr>
-      <w:tr>
-        <w:tc>
-          <w:tcPr>
-            <w:tcW w:type="dxa" w:w="2200"/>
-            <w:gridSpan w:val="1"/>
-            <w:tcBorders>
-              <w:top w:val="single" w:color="CCCCCC" w:sz="1"/>
-              <w:left w:val="single" w:color="CCCCCC" w:sz="1"/>
-              <w:bottom w:val="single" w:color="CCCCCC" w:sz="1"/>
-              <w:right w:val="single" w:color="CCCCCC" w:sz="1"/>
-            </w:tcBorders>
-            <w:tcMar>
-              <w:top w:type="dxa" w:w="80"/>
-              <w:left w:type="dxa" w:w="120"/>
-              <w:bottom w:type="dxa" w:w="80"/>
-              <w:right w:type="dxa" w:w="120"/>
-            </w:tcMar>
-            <w:vAlign w:val="center"/>
-          </w:tcPr>
-          <w:p>
-            <w:pPr>
-              <w:jc w:val="left"/>
-            </w:pPr>
-            <w:r>
-              <w:rPr>
-                <w:rFonts w:ascii="Arial" w:cs="Arial" w:eastAsia="Arial" w:hAnsi="Arial"/>
-                <w:b w:val="false"/>
-                <w:bCs w:val="false"/>
-                <w:color w:val="999999"/>
-                <w:sz w:val="20"/>
-                <w:szCs w:val="20"/>
-              </w:rPr>
-              <w:t xml:space="preserve">U.S. DOE Data Center Thermal Dataset</w:t>
-            </w:r>
-          </w:p>
-        </w:tc>
-        <w:tc>
-          <w:tcPr>
-            <w:tcW w:type="dxa" w:w="2400"/>
-            <w:gridSpan w:val="1"/>
-            <w:tcBorders>
-              <w:top w:val="single" w:color="CCCCCC" w:sz="1"/>
-              <w:left w:val="single" w:color="CCCCCC" w:sz="1"/>
-              <w:bottom w:val="single" w:color="CCCCCC" w:sz="1"/>
-              <w:right w:val="single" w:color="CCCCCC" w:sz="1"/>
-            </w:tcBorders>
-            <w:tcMar>
-              <w:top w:type="dxa" w:w="80"/>
-              <w:left w:type="dxa" w:w="120"/>
-              <w:bottom w:type="dxa" w:w="80"/>
-              <w:right w:type="dxa" w:w="120"/>
-            </w:tcMar>
-            <w:vAlign w:val="center"/>
-          </w:tcPr>
-          <w:p>
-            <w:pPr>
-              <w:jc w:val="left"/>
-            </w:pPr>
-            <w:r>
-              <w:rPr>
-                <w:rFonts w:ascii="Arial" w:cs="Arial" w:eastAsia="Arial" w:hAnsi="Arial"/>
-                <w:b w:val="false"/>
-                <w:bCs w:val="false"/>
-                <w:color w:val="999999"/>
-                <w:sz w:val="20"/>
-                <w:szCs w:val="20"/>
-              </w:rPr>
-              <w:t xml:space="preserve">Never acquired</w:t>
-            </w:r>
-          </w:p>
-        </w:tc>
-        <w:tc>
-          <w:tcPr>
-            <w:tcW w:type="dxa" w:w="2000"/>
-            <w:gridSpan w:val="1"/>
-            <w:tcBorders>
-              <w:top w:val="single" w:color="CCCCCC" w:sz="1"/>
-              <w:left w:val="single" w:color="CCCCCC" w:sz="1"/>
-              <w:bottom w:val="single" w:color="CCCCCC" w:sz="1"/>
-              <w:right w:val="single" w:color="CCCCCC" w:sz="1"/>
-            </w:tcBorders>
-            <w:tcMar>
-              <w:top w:type="dxa" w:w="80"/>
-              <w:left w:type="dxa" w:w="120"/>
-              <w:bottom w:type="dxa" w:w="80"/>
-              <w:right w:type="dxa" w:w="120"/>
-            </w:tcMar>
-            <w:vAlign w:val="center"/>
-          </w:tcPr>
-          <w:p>
-            <w:pPr>
-              <w:jc w:val="left"/>
-            </w:pPr>
-            <w:r>
-              <w:rPr>
-                <w:rFonts w:ascii="Arial" w:cs="Arial" w:eastAsia="Arial" w:hAnsi="Arial"/>
-                <w:b w:val="false"/>
-                <w:bCs w:val="false"/>
-                <w:color w:val="999999"/>
-                <w:sz w:val="20"/>
-                <w:szCs w:val="20"/>
-              </w:rPr>
-              <w:t xml:space="preserve">N/A</w:t>
-            </w:r>
-          </w:p>
-        </w:tc>
-        <w:tc>
-          <w:tcPr>
-            <w:tcW w:type="dxa" w:w="2760"/>
-            <w:gridSpan w:val="1"/>
-            <w:tcBorders>
-              <w:top w:val="single" w:color="CCCCCC" w:sz="1"/>
-              <w:left w:val="single" w:color="CCCCCC" w:sz="1"/>
-              <w:bottom w:val="single" w:color="CCCCCC" w:sz="1"/>
-              <w:right w:val="single" w:color="CCCCCC" w:sz="1"/>
-            </w:tcBorders>
-            <w:tcMar>
-              <w:top w:type="dxa" w:w="80"/>
-              <w:left w:type="dxa" w:w="120"/>
-              <w:bottom w:type="dxa" w:w="80"/>
-              <w:right w:type="dxa" w:w="120"/>
-            </w:tcMar>
-            <w:vAlign w:val="center"/>
-          </w:tcPr>
-          <w:p>
-            <w:pPr>
-              <w:jc w:val="left"/>
-            </w:pPr>
-            <w:r>
-              <w:rPr>
-                <w:rFonts w:ascii="Arial" w:cs="Arial" w:eastAsia="Arial" w:hAnsi="Arial"/>
-                <w:b w:val="false"/>
-                <w:bCs w:val="false"/>
-                <w:color w:val="999999"/>
-                <w:sz w:val="20"/>
-                <w:szCs w:val="20"/>
-              </w:rPr>
-              <w:t xml:space="preserve">Referenced in early SRS documentation — not used in training or calibration</w:t>
-            </w:r>
-          </w:p>
-        </w:tc>
-      </w:tr>
-    </w:tbl>
-    <w:p>
-      <w:pPr>
-        <w:spacing w:before="120" w:after="120"/>
-      </w:pPr>
-      <w:r>
-        <w:t xml:space="preserve"/>
-      </w:r>
-    </w:p>
-    <w:p>
-      <w:pPr>
-        <w:pStyle w:val="Heading2"/>
-        <w:spacing w:before="280" w:after="120"/>
-      </w:pPr>
-      <w:r>
-        <w:rPr>
-          <w:rFonts w:ascii="Arial" w:cs="Arial" w:eastAsia="Arial" w:hAnsi="Arial"/>
-          <w:b/>
-          <w:bCs/>
-          <w:color w:val="1A5276"/>
-          <w:sz w:val="26"/>
-          <w:szCs w:val="26"/>
-        </w:rPr>
-        <w:t xml:space="preserve">Cold Source Dataset — Details</w:t>
-      </w:r>
-    </w:p>
-    <w:p>
-      <w:pPr>
-        <w:spacing w:before="80" w:after="80"/>
+        <w:t xml:space="preserve">Why edge inference reduces detection latency but transmits more data per frame than a centralized raw-telemetry approach</w:t>
+      </w:r>
+    </w:p>
+    <w:p>
+      <w:pPr>
+        <w:pStyle w:val="ListParagraph"/>
+        <w:numPr>
+          <w:ilvl w:val="0"/>
+          <w:numId w:val="2"/>
+        </w:numPr>
+        <w:spacing w:before="40" w:after="40"/>
       </w:pPr>
       <w:r>
         <w:rPr>
@@ -1184,214 +433,17 @@
           <w:sz w:val="22"/>
           <w:szCs w:val="22"/>
         </w:rPr>
-        <w:t xml:space="preserve">The cold source dataset warrants special attention because it is undocumented in the SRS and progress report. Claude Code analysis of generate_real_features.py and train_hybrid_model.py revealed the following:</w:t>
-      </w:r>
-    </w:p>
-    <w:p>
-      <w:pPr>
-        <w:spacing w:before="120" w:after="120"/>
-      </w:pPr>
-      <w:r>
-        <w:t xml:space="preserve"/>
-      </w:r>
-    </w:p>
-    <w:p>
-      <w:pPr>
-        <w:spacing w:before="80" w:after="80"/>
-      </w:pPr>
-      <w:r>
-        <w:rPr>
-          <w:rFonts w:ascii="Arial" w:cs="Arial" w:eastAsia="Arial" w:hAnsi="Arial"/>
-          <w:b/>
-          <w:bCs/>
-          <w:sz w:val="22"/>
-          <w:szCs w:val="22"/>
-        </w:rPr>
-        <w:t xml:space="preserve">Raw file columns:</w:t>
-      </w:r>
-    </w:p>
-    <w:p>
-      <w:pPr>
-        <w:spacing w:before="60" w:after="60"/>
-        <w:ind w:left="720"/>
-      </w:pPr>
-      <w:r>
-        <w:rPr>
-          <w:rFonts w:ascii="Courier New" w:cs="Courier New" w:eastAsia="Courier New" w:hAnsi="Courier New"/>
-          <w:color w:val="1A5276"/>
-          <w:sz w:val="20"/>
-          <w:szCs w:val="20"/>
-        </w:rPr>
-        <w:t xml:space="preserve">Timestamp, Server_Workload(%), Inlet_Temperature(C), Outlet_Temperature(C),</w:t>
-      </w:r>
-    </w:p>
-    <w:p>
-      <w:pPr>
-        <w:spacing w:before="60" w:after="60"/>
-        <w:ind w:left="720"/>
-      </w:pPr>
-      <w:r>
-        <w:rPr>
-          <w:rFonts w:ascii="Courier New" w:cs="Courier New" w:eastAsia="Courier New" w:hAnsi="Courier New"/>
-          <w:color w:val="1A5276"/>
-          <w:sz w:val="20"/>
-          <w:szCs w:val="20"/>
-        </w:rPr>
-        <w:t xml:space="preserve">Ambient_Temperature(C), Cooling_Unit_Power_Consumption(kW),</w:t>
-      </w:r>
-    </w:p>
-    <w:p>
-      <w:pPr>
-        <w:spacing w:before="60" w:after="60"/>
-        <w:ind w:left="720"/>
-      </w:pPr>
-      <w:r>
-        <w:rPr>
-          <w:rFonts w:ascii="Courier New" w:cs="Courier New" w:eastAsia="Courier New" w:hAnsi="Courier New"/>
-          <w:color w:val="1A5276"/>
-          <w:sz w:val="20"/>
-          <w:szCs w:val="20"/>
-        </w:rPr>
-        <w:t xml:space="preserve">Chiller_Usage(%), AHU_Usage(%), Total_Energy_Cost($),</w:t>
-      </w:r>
-    </w:p>
-    <w:p>
-      <w:pPr>
-        <w:spacing w:before="60" w:after="60"/>
-        <w:ind w:left="720"/>
-      </w:pPr>
-      <w:r>
-        <w:rPr>
-          <w:rFonts w:ascii="Courier New" w:cs="Courier New" w:eastAsia="Courier New" w:hAnsi="Courier New"/>
-          <w:color w:val="1A5276"/>
-          <w:sz w:val="20"/>
-          <w:szCs w:val="20"/>
-        </w:rPr>
-        <w:t xml:space="preserve">Temperature_Deviation(C), Cooling_Strategy_Action, Output</w:t>
-      </w:r>
-    </w:p>
-    <w:p>
-      <w:pPr>
-        <w:spacing w:before="120" w:after="120"/>
-      </w:pPr>
-      <w:r>
-        <w:t xml:space="preserve"/>
-      </w:r>
-    </w:p>
-    <w:p>
-      <w:pPr>
-        <w:spacing w:before="80" w:after="80"/>
-      </w:pPr>
-      <w:r>
-        <w:rPr>
-          <w:rFonts w:ascii="Arial" w:cs="Arial" w:eastAsia="Arial" w:hAnsi="Arial"/>
-          <w:b/>
-          <w:bCs/>
-          <w:sz w:val="22"/>
-          <w:szCs w:val="22"/>
-        </w:rPr>
-        <w:t xml:space="preserve">Feature mapping in generate_real_features.py:</w:t>
-      </w:r>
-    </w:p>
-    <w:p>
-      <w:pPr>
-        <w:spacing w:before="60" w:after="60"/>
-        <w:ind w:left="720"/>
-      </w:pPr>
-      <w:r>
-        <w:rPr>
-          <w:rFonts w:ascii="Courier New" w:cs="Courier New" w:eastAsia="Courier New" w:hAnsi="Courier New"/>
-          <w:color w:val="1A5276"/>
-          <w:sz w:val="20"/>
-          <w:szCs w:val="20"/>
-        </w:rPr>
-        <w:t xml:space="preserve">temperature  = Inlet_Temperature(C)                          (real)</w:t>
-      </w:r>
-    </w:p>
-    <w:p>
-      <w:pPr>
-        <w:spacing w:before="60" w:after="60"/>
-        <w:ind w:left="720"/>
-      </w:pPr>
-      <w:r>
-        <w:rPr>
-          <w:rFonts w:ascii="Courier New" w:cs="Courier New" w:eastAsia="Courier New" w:hAnsi="Courier New"/>
-          <w:color w:val="1A5276"/>
-          <w:sz w:val="20"/>
-          <w:szCs w:val="20"/>
-        </w:rPr>
-        <w:t xml:space="preserve">airflow      = normalized Cooling_Unit_Power_Consumption      (real)</w:t>
-      </w:r>
-    </w:p>
-    <w:p>
-      <w:pPr>
-        <w:spacing w:before="60" w:after="60"/>
-        <w:ind w:left="720"/>
-      </w:pPr>
-      <w:r>
-        <w:rPr>
-          <w:rFonts w:ascii="Courier New" w:cs="Courier New" w:eastAsia="Courier New" w:hAnsi="Courier New"/>
-          <w:color w:val="1A5276"/>
-          <w:sz w:val="20"/>
-          <w:szCs w:val="20"/>
-        </w:rPr>
-        <w:t xml:space="preserve">cpu_load     = Server_Workload(%) / 100.0                    (real)</w:t>
-      </w:r>
-    </w:p>
-    <w:p>
-      <w:pPr>
-        <w:spacing w:before="60" w:after="60"/>
-        <w:ind w:left="720"/>
-      </w:pPr>
-      <w:r>
-        <w:rPr>
-          <w:rFonts w:ascii="Courier New" w:cs="Courier New" w:eastAsia="Courier New" w:hAnsi="Courier New"/>
-          <w:color w:val="1A5276"/>
-          <w:sz w:val="20"/>
-          <w:szCs w:val="20"/>
-        </w:rPr>
-        <w:t xml:space="preserve">humidity     = np.random.normal(45.0, 2.0, ...)              (SYNTHETIC)</w:t>
-      </w:r>
-    </w:p>
-    <w:p>
-      <w:pPr>
-        <w:spacing w:before="120" w:after="120"/>
-      </w:pPr>
-      <w:r>
-        <w:t xml:space="preserve"/>
-      </w:r>
-    </w:p>
-    <w:p>
-      <w:pPr>
-        <w:pBdr>
-          <w:left w:val="single" w:color="2E4A7A" w:sz="4" w:space="8"/>
-        </w:pBdr>
-        <w:spacing w:before="80" w:after="80"/>
-        <w:ind w:left="560"/>
-      </w:pPr>
-      <w:r>
-        <w:rPr>
-          <w:rFonts w:ascii="Arial" w:cs="Arial" w:eastAsia="Arial" w:hAnsi="Arial"/>
-          <w:i/>
-          <w:iCs/>
-          <w:color w:val="444444"/>
-          <w:sz w:val="20"/>
-          <w:szCs w:val="20"/>
-        </w:rPr>
-        <w:t xml:space="preserve">Important: the cold source dataset has no humidity column. The humidity feature contributed to training from this dataset is entirely fabricated using a fixed seed (np.random.seed(99)) — consistent with the baseline but not a real sensor reading. This is documented here for completeness; it does not affect model validity since humidity normal behavior was captured from other sources.</w:t>
-      </w:r>
-    </w:p>
-    <w:p>
-      <w:pPr>
-        <w:spacing w:before="120" w:after="120"/>
-      </w:pPr>
-      <w:r>
-        <w:t xml:space="preserve"/>
-      </w:r>
-    </w:p>
-    <w:p>
-      <w:pPr>
-        <w:spacing w:before="80" w:after="80"/>
+        <w:t xml:space="preserve">How sliding window fill state at the moment of anomaly injection governs detection delay — producing variance from 10.6ms to 1000ms that is not noise but an observable, explainable phenomenon</w:t>
+      </w:r>
+    </w:p>
+    <w:p>
+      <w:pPr>
+        <w:pStyle w:val="ListParagraph"/>
+        <w:numPr>
+          <w:ilvl w:val="0"/>
+          <w:numId w:val="2"/>
+        </w:numPr>
+        <w:spacing w:before="40" w:after="40"/>
       </w:pPr>
       <w:r>
         <w:rPr>
@@ -1399,12 +451,33 @@
           <w:sz w:val="22"/>
           <w:szCs w:val="22"/>
         </w:rPr>
-        <w:t xml:space="preserve">The Cooling_Strategy_Action column ('Eco Mode', 'Reduce AHU', 'Boost All') and the Output integer class label suggest the dataset originated from or was formatted for an HVAC policy optimization or reinforcement learning task. Gavin provided the file; exact provenance (source URL or publication) is not documented.</w:t>
-      </w:r>
-    </w:p>
-    <w:p>
-      <w:r>
-        <w:br w:type="page"/>
+        <w:t xml:space="preserve">Why distributed systems exhibit non-deterministic latency even when all components are deterministic locally</w:t>
+      </w:r>
+    </w:p>
+    <w:p>
+      <w:pPr>
+        <w:pStyle w:val="ListParagraph"/>
+        <w:numPr>
+          <w:ilvl w:val="0"/>
+          <w:numId w:val="2"/>
+        </w:numPr>
+        <w:spacing w:before="40" w:after="40"/>
+      </w:pPr>
+      <w:r>
+        <w:rPr>
+          <w:rFonts w:ascii="Arial" w:cs="Arial" w:eastAsia="Arial" w:hAnsi="Arial"/>
+          <w:sz w:val="22"/>
+          <w:szCs w:val="22"/>
+        </w:rPr>
+        <w:t xml:space="preserve">What tradeoffs a systems designer accepts when choosing between edge and centralized anomaly processing in a real datacenter monitoring pipeline</w:t>
+      </w:r>
+    </w:p>
+    <w:p>
+      <w:pPr>
+        <w:spacing w:before="100" w:after="100"/>
+      </w:pPr>
+      <w:r>
+        <w:t xml:space="preserve"/>
       </w:r>
     </w:p>
     <w:tbl>
@@ -1432,11 +505,11 @@
               <w:bottom w:val="none" w:color="FFFFFF" w:sz="0"/>
               <w:right w:val="none" w:color="FFFFFF" w:sz="0"/>
             </w:tcBorders>
-            <w:shd w:fill="1A3A5C" w:val="clear"/>
-            <w:tcMar>
-              <w:top w:type="dxa" w:w="160"/>
+            <w:shd w:fill="E8F4FD" w:val="clear"/>
+            <w:tcMar>
+              <w:top w:type="dxa" w:w="120"/>
               <w:left w:type="dxa" w:w="200"/>
-              <w:bottom w:type="dxa" w:w="160"/>
+              <w:bottom w:type="dxa" w:w="120"/>
               <w:right w:type="dxa" w:w="200"/>
             </w:tcMar>
           </w:tcPr>
@@ -1444,24 +517,13 @@
             <w:r>
               <w:rPr>
                 <w:rFonts w:ascii="Arial" w:cs="Arial" w:eastAsia="Arial" w:hAnsi="Arial"/>
-                <w:b/>
-                <w:bCs/>
-                <w:color w:val="FFFFFF"/>
-                <w:sz w:val="30"/>
-                <w:szCs w:val="30"/>
-              </w:rPr>
-              <w:t xml:space="preserve">Section 2</w:t>
-            </w:r>
-          </w:p>
-          <w:p>
-            <w:r>
-              <w:rPr>
-                <w:rFonts w:ascii="Arial" w:cs="Arial" w:eastAsia="Arial" w:hAnsi="Arial"/>
-                <w:color w:val="B3C6DD"/>
-                <w:sz w:val="20"/>
-                <w:szCs w:val="20"/>
-              </w:rPr>
-              <w:t xml:space="preserve">Offline Training Pipeline — Runs Once, Produces Model Artifacts</w:t>
+                <w:i/>
+                <w:iCs/>
+                <w:color w:val="1A5276"/>
+                <w:sz w:val="20"/>
+                <w:szCs w:val="20"/>
+              </w:rPr>
+              <w:t xml:space="preserve">These objectives map directly to distributed systems course concepts: latency vs. bandwidth tradeoffs, stateful stream processing, and the behavior of windowed aggregation under live data injection.</w:t>
             </w:r>
           </w:p>
         </w:tc>
@@ -1469,7 +531,7 @@
     </w:tbl>
     <w:p>
       <w:pPr>
-        <w:spacing w:before="120" w:after="120"/>
+        <w:spacing w:before="100" w:after="100"/>
       </w:pPr>
       <w:r>
         <w:t xml:space="preserve"/>
@@ -1477,38 +539,41 @@
     </w:p>
     <w:p>
       <w:pPr>
-        <w:spacing w:before="80" w:after="80"/>
-      </w:pPr>
-      <w:r>
-        <w:rPr>
-          <w:rFonts w:ascii="Arial" w:cs="Arial" w:eastAsia="Arial" w:hAnsi="Arial"/>
-          <w:sz w:val="22"/>
-          <w:szCs w:val="22"/>
-        </w:rPr>
-        <w:t xml:space="preserve">The entire training pipeline is offline. It runs on a development machine and produces two artifact files that are then committed to the repo and loaded at server startup. Nothing in this section runs during live simulation.</w:t>
-      </w:r>
-    </w:p>
-    <w:p>
-      <w:pPr>
-        <w:spacing w:before="120" w:after="120"/>
-      </w:pPr>
-      <w:r>
-        <w:t xml:space="preserve"/>
-      </w:r>
-    </w:p>
-    <w:p>
-      <w:pPr>
-        <w:spacing w:before="80" w:after="80"/>
+        <w:pStyle w:val="Heading1"/>
+        <w:spacing w:before="360" w:after="160"/>
       </w:pPr>
       <w:r>
         <w:rPr>
           <w:rFonts w:ascii="Arial" w:cs="Arial" w:eastAsia="Arial" w:hAnsi="Arial"/>
           <w:b/>
           <w:bCs/>
+          <w:color w:val="2E4A7A"/>
+          <w:sz w:val="32"/>
+          <w:szCs w:val="32"/>
+        </w:rPr>
+        <w:t xml:space="preserve">Why This Matters in Real Systems</w:t>
+      </w:r>
+    </w:p>
+    <w:p>
+      <w:pPr>
+        <w:spacing w:before="80" w:after="80"/>
+      </w:pPr>
+      <w:r>
+        <w:rPr>
+          <w:rFonts w:ascii="Arial" w:cs="Arial" w:eastAsia="Arial" w:hAnsi="Arial"/>
+          <w:color w:val="222222"/>
           <w:sz w:val="22"/>
           <w:szCs w:val="22"/>
         </w:rPr>
-        <w:t xml:space="preserve">Output artifacts:</w:t>
+        <w:t xml:space="preserve">In production datacenter monitoring pipelines, engineers must choose between local inference (lower latency, higher bandwidth) and centralized processing (higher latency, lower bandwidth). This choice appears in:</w:t>
+      </w:r>
+    </w:p>
+    <w:p>
+      <w:pPr>
+        <w:spacing w:before="100" w:after="100"/>
+      </w:pPr>
+      <w:r>
+        <w:t xml:space="preserve"/>
       </w:r>
     </w:p>
     <w:p>
@@ -1526,7 +591,7 @@
           <w:sz w:val="22"/>
           <w:szCs w:val="22"/>
         </w:rPr>
-        <w:t xml:space="preserve">models/model_v2_hybrid_real.pkl — 1.9 MB, active runtime Isolation Forest model</w:t>
+        <w:t xml:space="preserve">IoT edge deployments where bandwidth to a central aggregator is expensive</w:t>
       </w:r>
     </w:p>
     <w:p>
@@ -1544,12 +609,885 @@
           <w:sz w:val="22"/>
           <w:szCs w:val="22"/>
         </w:rPr>
-        <w:t xml:space="preserve">models/scaler_v2.pkl — 695 B, RobustScaler fitted to training data</w:t>
-      </w:r>
-    </w:p>
-    <w:p>
-      <w:pPr>
-        <w:spacing w:before="120" w:after="120"/>
+        <w:t xml:space="preserve">Streaming systems such as Kafka Streams or Apache Flink where windowed aggregation introduces state-dependent latency</w:t>
+      </w:r>
+    </w:p>
+    <w:p>
+      <w:pPr>
+        <w:pStyle w:val="ListParagraph"/>
+        <w:numPr>
+          <w:ilvl w:val="0"/>
+          <w:numId w:val="2"/>
+        </w:numPr>
+        <w:spacing w:before="40" w:after="40"/>
+      </w:pPr>
+      <w:r>
+        <w:rPr>
+          <w:rFonts w:ascii="Arial" w:cs="Arial" w:eastAsia="Arial" w:hAnsi="Arial"/>
+          <w:sz w:val="22"/>
+          <w:szCs w:val="22"/>
+        </w:rPr>
+        <w:t xml:space="preserve">Industrial monitoring pipelines where detection delay directly affects response time to equipment failure</w:t>
+      </w:r>
+    </w:p>
+    <w:p>
+      <w:pPr>
+        <w:spacing w:before="100" w:after="100"/>
+      </w:pPr>
+      <w:r>
+        <w:t xml:space="preserve"/>
+      </w:r>
+    </w:p>
+    <w:p>
+      <w:pPr>
+        <w:spacing w:before="80" w:after="80"/>
+      </w:pPr>
+      <w:r>
+        <w:rPr>
+          <w:rFonts w:ascii="Arial" w:cs="Arial" w:eastAsia="Arial" w:hAnsi="Arial"/>
+          <w:color w:val="222222"/>
+          <w:sz w:val="22"/>
+          <w:szCs w:val="22"/>
+        </w:rPr>
+        <w:t xml:space="preserve">E-Habitat demonstrates a specific and underappreciated property of these systems: </w:t>
+      </w:r>
+      <w:r>
+        <w:rPr>
+          <w:rFonts w:ascii="Arial" w:cs="Arial" w:eastAsia="Arial" w:hAnsi="Arial"/>
+          <w:b/>
+          <w:bCs/>
+          <w:color w:val="222222"/>
+          <w:sz w:val="22"/>
+          <w:szCs w:val="22"/>
+        </w:rPr>
+        <w:t xml:space="preserve">detection latency is not a fixed architectural constant.</w:t>
+      </w:r>
+      <w:r>
+        <w:rPr>
+          <w:rFonts w:ascii="Arial" w:cs="Arial" w:eastAsia="Arial" w:hAnsi="Arial"/>
+          <w:color w:val="222222"/>
+          <w:sz w:val="22"/>
+          <w:szCs w:val="22"/>
+        </w:rPr>
+        <w:t xml:space="preserve"> It varies with the fill state of the sliding window at the moment an anomaly occurs. A production engineer who does not account for this will design SLAs around best-case latency and be surprised by worst-case behavior in the field.</w:t>
+      </w:r>
+    </w:p>
+    <w:p>
+      <w:pPr>
+        <w:spacing w:before="100" w:after="100"/>
+      </w:pPr>
+      <w:r>
+        <w:t xml:space="preserve"/>
+      </w:r>
+    </w:p>
+    <w:tbl>
+      <w:tblPr>
+        <w:tblW w:type="dxa" w:w="9360"/>
+        <w:tblBorders>
+          <w:top w:val="single" w:color="auto" w:sz="4"/>
+          <w:left w:val="single" w:color="auto" w:sz="4"/>
+          <w:bottom w:val="single" w:color="auto" w:sz="4"/>
+          <w:right w:val="single" w:color="auto" w:sz="4"/>
+          <w:insideH w:val="single" w:color="auto" w:sz="4"/>
+          <w:insideV w:val="single" w:color="auto" w:sz="4"/>
+        </w:tblBorders>
+      </w:tblPr>
+      <w:tblGrid>
+        <w:gridCol w:w="9360"/>
+      </w:tblGrid>
+      <w:tr>
+        <w:tc>
+          <w:tcPr>
+            <w:tcW w:type="dxa" w:w="9360"/>
+            <w:tcBorders>
+              <w:top w:val="none" w:color="FFFFFF" w:sz="0"/>
+              <w:left w:val="none" w:color="FFFFFF" w:sz="0"/>
+              <w:bottom w:val="none" w:color="FFFFFF" w:sz="0"/>
+              <w:right w:val="none" w:color="FFFFFF" w:sz="0"/>
+            </w:tcBorders>
+            <w:shd w:fill="E8F4FD" w:val="clear"/>
+            <w:tcMar>
+              <w:top w:type="dxa" w:w="120"/>
+              <w:left w:type="dxa" w:w="200"/>
+              <w:bottom w:type="dxa" w:w="120"/>
+              <w:right w:type="dxa" w:w="200"/>
+            </w:tcMar>
+          </w:tcPr>
+          <w:p>
+            <w:r>
+              <w:rPr>
+                <w:rFonts w:ascii="Arial" w:cs="Arial" w:eastAsia="Arial" w:hAnsi="Arial"/>
+                <w:i/>
+                <w:iCs/>
+                <w:color w:val="1A5276"/>
+                <w:sz w:val="20"/>
+                <w:szCs w:val="20"/>
+              </w:rPr>
+              <w:t xml:space="preserve">This finding — latency governed by window readiness rather than network delay — is the core transferable insight E-Habitat is designed to make observable and teachable.</w:t>
+            </w:r>
+          </w:p>
+        </w:tc>
+      </w:tr>
+    </w:tbl>
+    <w:p>
+      <w:r>
+        <w:br w:type="page"/>
+      </w:r>
+    </w:p>
+    <w:tbl>
+      <w:tblPr>
+        <w:tblW w:type="dxa" w:w="9360"/>
+        <w:tblBorders>
+          <w:top w:val="single" w:color="auto" w:sz="4"/>
+          <w:left w:val="single" w:color="auto" w:sz="4"/>
+          <w:bottom w:val="single" w:color="auto" w:sz="4"/>
+          <w:right w:val="single" w:color="auto" w:sz="4"/>
+          <w:insideH w:val="single" w:color="auto" w:sz="4"/>
+          <w:insideV w:val="single" w:color="auto" w:sz="4"/>
+        </w:tblBorders>
+      </w:tblPr>
+      <w:tblGrid>
+        <w:gridCol w:w="9360"/>
+      </w:tblGrid>
+      <w:tr>
+        <w:tc>
+          <w:tcPr>
+            <w:tcW w:type="dxa" w:w="9360"/>
+            <w:tcBorders>
+              <w:top w:val="none" w:color="FFFFFF" w:sz="0"/>
+              <w:left w:val="none" w:color="FFFFFF" w:sz="0"/>
+              <w:bottom w:val="none" w:color="FFFFFF" w:sz="0"/>
+              <w:right w:val="none" w:color="FFFFFF" w:sz="0"/>
+            </w:tcBorders>
+            <w:shd w:fill="1A3A5C" w:val="clear"/>
+            <w:tcMar>
+              <w:top w:type="dxa" w:w="160"/>
+              <w:left w:type="dxa" w:w="200"/>
+              <w:bottom w:type="dxa" w:w="160"/>
+              <w:right w:type="dxa" w:w="200"/>
+            </w:tcMar>
+          </w:tcPr>
+          <w:p>
+            <w:r>
+              <w:rPr>
+                <w:rFonts w:ascii="Arial" w:cs="Arial" w:eastAsia="Arial" w:hAnsi="Arial"/>
+                <w:b/>
+                <w:bCs/>
+                <w:color w:val="FFFFFF"/>
+                <w:sz w:val="30"/>
+                <w:szCs w:val="30"/>
+              </w:rPr>
+              <w:t xml:space="preserve">Section 1</w:t>
+            </w:r>
+          </w:p>
+          <w:p>
+            <w:r>
+              <w:rPr>
+                <w:rFonts w:ascii="Arial" w:cs="Arial" w:eastAsia="Arial" w:hAnsi="Arial"/>
+                <w:color w:val="B3C6DD"/>
+                <w:sz w:val="20"/>
+                <w:szCs w:val="20"/>
+              </w:rPr>
+              <w:t xml:space="preserve">Source Datasets — What Was Acquired and Why</w:t>
+            </w:r>
+          </w:p>
+        </w:tc>
+      </w:tr>
+    </w:tbl>
+    <w:p>
+      <w:pPr>
+        <w:spacing w:before="100" w:after="100"/>
+      </w:pPr>
+      <w:r>
+        <w:t xml:space="preserve"/>
+      </w:r>
+    </w:p>
+    <w:p>
+      <w:pPr>
+        <w:spacing w:before="80" w:after="80"/>
+      </w:pPr>
+      <w:r>
+        <w:rPr>
+          <w:rFonts w:ascii="Arial" w:cs="Arial" w:eastAsia="Arial" w:hAnsi="Arial"/>
+          <w:color w:val="222222"/>
+          <w:sz w:val="22"/>
+          <w:szCs w:val="22"/>
+        </w:rPr>
+        <w:t xml:space="preserve">Three datasets were acquired and used for physics calibration and model training. A fourth dataset (U.S. DOE Data Center Thermal) was referenced in early project documentation but was never obtained or used. It does not appear anywhere in the codebase or training pipeline.</w:t>
+      </w:r>
+    </w:p>
+    <w:p>
+      <w:pPr>
+        <w:spacing w:before="100" w:after="100"/>
+      </w:pPr>
+      <w:r>
+        <w:t xml:space="preserve"/>
+      </w:r>
+    </w:p>
+    <w:tbl>
+      <w:tblPr>
+        <w:tblW w:type="dxa" w:w="9360"/>
+        <w:tblBorders>
+          <w:top w:val="single" w:color="auto" w:sz="4"/>
+          <w:left w:val="single" w:color="auto" w:sz="4"/>
+          <w:bottom w:val="single" w:color="auto" w:sz="4"/>
+          <w:right w:val="single" w:color="auto" w:sz="4"/>
+          <w:insideH w:val="single" w:color="auto" w:sz="4"/>
+          <w:insideV w:val="single" w:color="auto" w:sz="4"/>
+        </w:tblBorders>
+      </w:tblPr>
+      <w:tblGrid>
+        <w:gridCol w:w="2200"/>
+        <w:gridCol w:w="2400"/>
+        <w:gridCol w:w="1560"/>
+        <w:gridCol w:w="3200"/>
+      </w:tblGrid>
+      <w:tr>
+        <w:tc>
+          <w:tcPr>
+            <w:tcW w:type="dxa" w:w="2200"/>
+            <w:tcBorders>
+              <w:top w:val="single" w:color="2E4A7A" w:sz="1"/>
+              <w:left w:val="single" w:color="2E4A7A" w:sz="1"/>
+              <w:bottom w:val="single" w:color="2E4A7A" w:sz="1"/>
+              <w:right w:val="single" w:color="2E4A7A" w:sz="1"/>
+            </w:tcBorders>
+            <w:shd w:fill="2E4A7A" w:val="clear"/>
+            <w:tcMar>
+              <w:top w:type="dxa" w:w="100"/>
+              <w:left w:type="dxa" w:w="140"/>
+              <w:bottom w:type="dxa" w:w="100"/>
+              <w:right w:type="dxa" w:w="140"/>
+            </w:tcMar>
+            <w:vAlign w:val="center"/>
+          </w:tcPr>
+          <w:p>
+            <w:r>
+              <w:rPr>
+                <w:rFonts w:ascii="Arial" w:cs="Arial" w:eastAsia="Arial" w:hAnsi="Arial"/>
+                <w:b/>
+                <w:bCs/>
+                <w:color w:val="FFFFFF"/>
+                <w:sz w:val="20"/>
+                <w:szCs w:val="20"/>
+              </w:rPr>
+              <w:t xml:space="preserve">Dataset</w:t>
+            </w:r>
+          </w:p>
+        </w:tc>
+        <w:tc>
+          <w:tcPr>
+            <w:tcW w:type="dxa" w:w="2400"/>
+            <w:tcBorders>
+              <w:top w:val="single" w:color="2E4A7A" w:sz="1"/>
+              <w:left w:val="single" w:color="2E4A7A" w:sz="1"/>
+              <w:bottom w:val="single" w:color="2E4A7A" w:sz="1"/>
+              <w:right w:val="single" w:color="2E4A7A" w:sz="1"/>
+            </w:tcBorders>
+            <w:shd w:fill="2E4A7A" w:val="clear"/>
+            <w:tcMar>
+              <w:top w:type="dxa" w:w="100"/>
+              <w:left w:type="dxa" w:w="140"/>
+              <w:bottom w:type="dxa" w:w="100"/>
+              <w:right w:type="dxa" w:w="140"/>
+            </w:tcMar>
+            <w:vAlign w:val="center"/>
+          </w:tcPr>
+          <w:p>
+            <w:r>
+              <w:rPr>
+                <w:rFonts w:ascii="Arial" w:cs="Arial" w:eastAsia="Arial" w:hAnsi="Arial"/>
+                <w:b/>
+                <w:bCs/>
+                <w:color w:val="FFFFFF"/>
+                <w:sz w:val="20"/>
+                <w:szCs w:val="20"/>
+              </w:rPr>
+              <w:t xml:space="preserve">Raw file in repo</w:t>
+            </w:r>
+          </w:p>
+        </w:tc>
+        <w:tc>
+          <w:tcPr>
+            <w:tcW w:type="dxa" w:w="1560"/>
+            <w:tcBorders>
+              <w:top w:val="single" w:color="2E4A7A" w:sz="1"/>
+              <w:left w:val="single" w:color="2E4A7A" w:sz="1"/>
+              <w:bottom w:val="single" w:color="2E4A7A" w:sz="1"/>
+              <w:right w:val="single" w:color="2E4A7A" w:sz="1"/>
+            </w:tcBorders>
+            <w:shd w:fill="2E4A7A" w:val="clear"/>
+            <w:tcMar>
+              <w:top w:type="dxa" w:w="100"/>
+              <w:left w:type="dxa" w:w="140"/>
+              <w:bottom w:type="dxa" w:w="100"/>
+              <w:right w:type="dxa" w:w="140"/>
+            </w:tcMar>
+            <w:vAlign w:val="center"/>
+          </w:tcPr>
+          <w:p>
+            <w:r>
+              <w:rPr>
+                <w:rFonts w:ascii="Arial" w:cs="Arial" w:eastAsia="Arial" w:hAnsi="Arial"/>
+                <w:b/>
+                <w:bCs/>
+                <w:color w:val="FFFFFF"/>
+                <w:sz w:val="20"/>
+                <w:szCs w:val="20"/>
+              </w:rPr>
+              <w:t xml:space="preserve">Acquired by</w:t>
+            </w:r>
+          </w:p>
+        </w:tc>
+        <w:tc>
+          <w:tcPr>
+            <w:tcW w:type="dxa" w:w="3200"/>
+            <w:tcBorders>
+              <w:top w:val="single" w:color="2E4A7A" w:sz="1"/>
+              <w:left w:val="single" w:color="2E4A7A" w:sz="1"/>
+              <w:bottom w:val="single" w:color="2E4A7A" w:sz="1"/>
+              <w:right w:val="single" w:color="2E4A7A" w:sz="1"/>
+            </w:tcBorders>
+            <w:shd w:fill="2E4A7A" w:val="clear"/>
+            <w:tcMar>
+              <w:top w:type="dxa" w:w="100"/>
+              <w:left w:type="dxa" w:w="140"/>
+              <w:bottom w:type="dxa" w:w="100"/>
+              <w:right w:type="dxa" w:w="140"/>
+            </w:tcMar>
+            <w:vAlign w:val="center"/>
+          </w:tcPr>
+          <w:p>
+            <w:r>
+              <w:rPr>
+                <w:rFonts w:ascii="Arial" w:cs="Arial" w:eastAsia="Arial" w:hAnsi="Arial"/>
+                <w:b/>
+                <w:bCs/>
+                <w:color w:val="FFFFFF"/>
+                <w:sz w:val="20"/>
+                <w:szCs w:val="20"/>
+              </w:rPr>
+              <w:t xml:space="preserve">What it contributed</w:t>
+            </w:r>
+          </w:p>
+        </w:tc>
+      </w:tr>
+      <w:tr>
+        <w:tc>
+          <w:tcPr>
+            <w:tcW w:type="dxa" w:w="2200"/>
+            <w:tcBorders>
+              <w:top w:val="single" w:color="CCCCCC" w:sz="1"/>
+              <w:left w:val="single" w:color="CCCCCC" w:sz="1"/>
+              <w:bottom w:val="single" w:color="CCCCCC" w:sz="1"/>
+              <w:right w:val="single" w:color="CCCCCC" w:sz="1"/>
+            </w:tcBorders>
+            <w:shd w:fill="F0F4F8" w:val="clear"/>
+            <w:tcMar>
+              <w:top w:type="dxa" w:w="80"/>
+              <w:left w:type="dxa" w:w="120"/>
+              <w:bottom w:type="dxa" w:w="80"/>
+              <w:right w:type="dxa" w:w="120"/>
+            </w:tcMar>
+            <w:vAlign w:val="center"/>
+          </w:tcPr>
+          <w:p>
+            <w:r>
+              <w:rPr>
+                <w:rFonts w:ascii="Arial" w:cs="Arial" w:eastAsia="Arial" w:hAnsi="Arial"/>
+                <w:b w:val="false"/>
+                <w:bCs w:val="false"/>
+                <w:color w:val="222222"/>
+                <w:sz w:val="20"/>
+                <w:szCs w:val="20"/>
+              </w:rPr>
+              <w:t xml:space="preserve">MIT CSAIL Intel Lab Sensor Data</w:t>
+            </w:r>
+          </w:p>
+        </w:tc>
+        <w:tc>
+          <w:tcPr>
+            <w:tcW w:type="dxa" w:w="2400"/>
+            <w:tcBorders>
+              <w:top w:val="single" w:color="CCCCCC" w:sz="1"/>
+              <w:left w:val="single" w:color="CCCCCC" w:sz="1"/>
+              <w:bottom w:val="single" w:color="CCCCCC" w:sz="1"/>
+              <w:right w:val="single" w:color="CCCCCC" w:sz="1"/>
+            </w:tcBorders>
+            <w:shd w:fill="F0F4F8" w:val="clear"/>
+            <w:tcMar>
+              <w:top w:type="dxa" w:w="80"/>
+              <w:left w:type="dxa" w:w="120"/>
+              <w:bottom w:type="dxa" w:w="80"/>
+              <w:right w:type="dxa" w:w="120"/>
+            </w:tcMar>
+            <w:vAlign w:val="center"/>
+          </w:tcPr>
+          <w:p>
+            <w:r>
+              <w:rPr>
+                <w:rFonts w:ascii="Arial" w:cs="Arial" w:eastAsia="Arial" w:hAnsi="Arial"/>
+                <w:b w:val="false"/>
+                <w:bCs w:val="false"/>
+                <w:color w:val="222222"/>
+                <w:sz w:val="20"/>
+                <w:szCs w:val="20"/>
+              </w:rPr>
+              <w:t xml:space="preserve">datasets/MIT_dataset.csv</w:t>
+            </w:r>
+          </w:p>
+        </w:tc>
+        <w:tc>
+          <w:tcPr>
+            <w:tcW w:type="dxa" w:w="1560"/>
+            <w:tcBorders>
+              <w:top w:val="single" w:color="CCCCCC" w:sz="1"/>
+              <w:left w:val="single" w:color="CCCCCC" w:sz="1"/>
+              <w:bottom w:val="single" w:color="CCCCCC" w:sz="1"/>
+              <w:right w:val="single" w:color="CCCCCC" w:sz="1"/>
+            </w:tcBorders>
+            <w:shd w:fill="F0F4F8" w:val="clear"/>
+            <w:tcMar>
+              <w:top w:type="dxa" w:w="80"/>
+              <w:left w:type="dxa" w:w="120"/>
+              <w:bottom w:type="dxa" w:w="80"/>
+              <w:right w:type="dxa" w:w="120"/>
+            </w:tcMar>
+            <w:vAlign w:val="center"/>
+          </w:tcPr>
+          <w:p>
+            <w:r>
+              <w:rPr>
+                <w:rFonts w:ascii="Arial" w:cs="Arial" w:eastAsia="Arial" w:hAnsi="Arial"/>
+                <w:b w:val="false"/>
+                <w:bCs w:val="false"/>
+                <w:color w:val="222222"/>
+                <w:sz w:val="20"/>
+                <w:szCs w:val="20"/>
+              </w:rPr>
+              <w:t xml:space="preserve">Logan</w:t>
+            </w:r>
+          </w:p>
+        </w:tc>
+        <w:tc>
+          <w:tcPr>
+            <w:tcW w:type="dxa" w:w="3200"/>
+            <w:tcBorders>
+              <w:top w:val="single" w:color="CCCCCC" w:sz="1"/>
+              <w:left w:val="single" w:color="CCCCCC" w:sz="1"/>
+              <w:bottom w:val="single" w:color="CCCCCC" w:sz="1"/>
+              <w:right w:val="single" w:color="CCCCCC" w:sz="1"/>
+            </w:tcBorders>
+            <w:shd w:fill="F0F4F8" w:val="clear"/>
+            <w:tcMar>
+              <w:top w:type="dxa" w:w="80"/>
+              <w:left w:type="dxa" w:w="120"/>
+              <w:bottom w:type="dxa" w:w="80"/>
+              <w:right w:type="dxa" w:w="120"/>
+            </w:tcMar>
+            <w:vAlign w:val="center"/>
+          </w:tcPr>
+          <w:p>
+            <w:r>
+              <w:rPr>
+                <w:rFonts w:ascii="Arial" w:cs="Arial" w:eastAsia="Arial" w:hAnsi="Arial"/>
+                <w:b w:val="false"/>
+                <w:bCs w:val="false"/>
+                <w:color w:val="222222"/>
+                <w:sz w:val="20"/>
+                <w:szCs w:val="20"/>
+              </w:rPr>
+              <w:t xml:space="preserve">Temperature and humidity baselines from a real deployed sensor network. Also contributes 20% of the training corpus directly.</w:t>
+            </w:r>
+          </w:p>
+        </w:tc>
+      </w:tr>
+      <w:tr>
+        <w:tc>
+          <w:tcPr>
+            <w:tcW w:type="dxa" w:w="2200"/>
+            <w:tcBorders>
+              <w:top w:val="single" w:color="CCCCCC" w:sz="1"/>
+              <w:left w:val="single" w:color="CCCCCC" w:sz="1"/>
+              <w:bottom w:val="single" w:color="CCCCCC" w:sz="1"/>
+              <w:right w:val="single" w:color="CCCCCC" w:sz="1"/>
+            </w:tcBorders>
+            <w:tcMar>
+              <w:top w:type="dxa" w:w="80"/>
+              <w:left w:type="dxa" w:w="120"/>
+              <w:bottom w:type="dxa" w:w="80"/>
+              <w:right w:type="dxa" w:w="120"/>
+            </w:tcMar>
+            <w:vAlign w:val="center"/>
+          </w:tcPr>
+          <w:p>
+            <w:r>
+              <w:rPr>
+                <w:rFonts w:ascii="Arial" w:cs="Arial" w:eastAsia="Arial" w:hAnsi="Arial"/>
+                <w:b w:val="false"/>
+                <w:bCs w:val="false"/>
+                <w:color w:val="222222"/>
+                <w:sz w:val="20"/>
+                <w:szCs w:val="20"/>
+              </w:rPr>
+              <w:t xml:space="preserve">Kaggle HVAC System Dataset</w:t>
+            </w:r>
+          </w:p>
+        </w:tc>
+        <w:tc>
+          <w:tcPr>
+            <w:tcW w:type="dxa" w:w="2400"/>
+            <w:tcBorders>
+              <w:top w:val="single" w:color="CCCCCC" w:sz="1"/>
+              <w:left w:val="single" w:color="CCCCCC" w:sz="1"/>
+              <w:bottom w:val="single" w:color="CCCCCC" w:sz="1"/>
+              <w:right w:val="single" w:color="CCCCCC" w:sz="1"/>
+            </w:tcBorders>
+            <w:tcMar>
+              <w:top w:type="dxa" w:w="80"/>
+              <w:left w:type="dxa" w:w="120"/>
+              <w:bottom w:type="dxa" w:w="80"/>
+              <w:right w:type="dxa" w:w="120"/>
+            </w:tcMar>
+            <w:vAlign w:val="center"/>
+          </w:tcPr>
+          <w:p>
+            <w:r>
+              <w:rPr>
+                <w:rFonts w:ascii="Arial" w:cs="Arial" w:eastAsia="Arial" w:hAnsi="Arial"/>
+                <w:b w:val="false"/>
+                <w:bCs w:val="false"/>
+                <w:color w:val="222222"/>
+                <w:sz w:val="20"/>
+                <w:szCs w:val="20"/>
+              </w:rPr>
+              <w:t xml:space="preserve">datasets/HVAC_Kaggle.csv</w:t>
+            </w:r>
+          </w:p>
+        </w:tc>
+        <w:tc>
+          <w:tcPr>
+            <w:tcW w:type="dxa" w:w="1560"/>
+            <w:tcBorders>
+              <w:top w:val="single" w:color="CCCCCC" w:sz="1"/>
+              <w:left w:val="single" w:color="CCCCCC" w:sz="1"/>
+              <w:bottom w:val="single" w:color="CCCCCC" w:sz="1"/>
+              <w:right w:val="single" w:color="CCCCCC" w:sz="1"/>
+            </w:tcBorders>
+            <w:tcMar>
+              <w:top w:type="dxa" w:w="80"/>
+              <w:left w:type="dxa" w:w="120"/>
+              <w:bottom w:type="dxa" w:w="80"/>
+              <w:right w:type="dxa" w:w="120"/>
+            </w:tcMar>
+            <w:vAlign w:val="center"/>
+          </w:tcPr>
+          <w:p>
+            <w:r>
+              <w:rPr>
+                <w:rFonts w:ascii="Arial" w:cs="Arial" w:eastAsia="Arial" w:hAnsi="Arial"/>
+                <w:b w:val="false"/>
+                <w:bCs w:val="false"/>
+                <w:color w:val="222222"/>
+                <w:sz w:val="20"/>
+                <w:szCs w:val="20"/>
+              </w:rPr>
+              <w:t xml:space="preserve">Logan</w:t>
+            </w:r>
+          </w:p>
+        </w:tc>
+        <w:tc>
+          <w:tcPr>
+            <w:tcW w:type="dxa" w:w="3200"/>
+            <w:tcBorders>
+              <w:top w:val="single" w:color="CCCCCC" w:sz="1"/>
+              <w:left w:val="single" w:color="CCCCCC" w:sz="1"/>
+              <w:bottom w:val="single" w:color="CCCCCC" w:sz="1"/>
+              <w:right w:val="single" w:color="CCCCCC" w:sz="1"/>
+            </w:tcBorders>
+            <w:tcMar>
+              <w:top w:type="dxa" w:w="80"/>
+              <w:left w:type="dxa" w:w="120"/>
+              <w:bottom w:type="dxa" w:w="80"/>
+              <w:right w:type="dxa" w:w="120"/>
+            </w:tcMar>
+            <w:vAlign w:val="center"/>
+          </w:tcPr>
+          <w:p>
+            <w:r>
+              <w:rPr>
+                <w:rFonts w:ascii="Arial" w:cs="Arial" w:eastAsia="Arial" w:hAnsi="Arial"/>
+                <w:b w:val="false"/>
+                <w:bCs w:val="false"/>
+                <w:color w:val="222222"/>
+                <w:sz w:val="20"/>
+                <w:szCs w:val="20"/>
+              </w:rPr>
+              <w:t xml:space="preserve">Airflow nominal ranges, fan response curves, HVAC behavior profiles. Also contributes 15% of the training corpus directly.</w:t>
+            </w:r>
+          </w:p>
+        </w:tc>
+      </w:tr>
+      <w:tr>
+        <w:tc>
+          <w:tcPr>
+            <w:tcW w:type="dxa" w:w="2200"/>
+            <w:tcBorders>
+              <w:top w:val="single" w:color="CCCCCC" w:sz="1"/>
+              <w:left w:val="single" w:color="CCCCCC" w:sz="1"/>
+              <w:bottom w:val="single" w:color="CCCCCC" w:sz="1"/>
+              <w:right w:val="single" w:color="CCCCCC" w:sz="1"/>
+            </w:tcBorders>
+            <w:shd w:fill="F0F4F8" w:val="clear"/>
+            <w:tcMar>
+              <w:top w:type="dxa" w:w="80"/>
+              <w:left w:type="dxa" w:w="120"/>
+              <w:bottom w:type="dxa" w:w="80"/>
+              <w:right w:type="dxa" w:w="120"/>
+            </w:tcMar>
+            <w:vAlign w:val="center"/>
+          </w:tcPr>
+          <w:p>
+            <w:r>
+              <w:rPr>
+                <w:rFonts w:ascii="Arial" w:cs="Arial" w:eastAsia="Arial" w:hAnsi="Arial"/>
+                <w:b w:val="false"/>
+                <w:bCs w:val="false"/>
+                <w:color w:val="222222"/>
+                <w:sz w:val="20"/>
+                <w:szCs w:val="20"/>
+              </w:rPr>
+              <w:t xml:space="preserve">Cold Source Control Dataset</w:t>
+            </w:r>
+          </w:p>
+        </w:tc>
+        <w:tc>
+          <w:tcPr>
+            <w:tcW w:type="dxa" w:w="2400"/>
+            <w:tcBorders>
+              <w:top w:val="single" w:color="CCCCCC" w:sz="1"/>
+              <w:left w:val="single" w:color="CCCCCC" w:sz="1"/>
+              <w:bottom w:val="single" w:color="CCCCCC" w:sz="1"/>
+              <w:right w:val="single" w:color="CCCCCC" w:sz="1"/>
+            </w:tcBorders>
+            <w:shd w:fill="F0F4F8" w:val="clear"/>
+            <w:tcMar>
+              <w:top w:type="dxa" w:w="80"/>
+              <w:left w:type="dxa" w:w="120"/>
+              <w:bottom w:type="dxa" w:w="80"/>
+              <w:right w:type="dxa" w:w="120"/>
+            </w:tcMar>
+            <w:vAlign w:val="center"/>
+          </w:tcPr>
+          <w:p>
+            <w:r>
+              <w:rPr>
+                <w:rFonts w:ascii="Arial" w:cs="Arial" w:eastAsia="Arial" w:hAnsi="Arial"/>
+                <w:b w:val="false"/>
+                <w:bCs w:val="false"/>
+                <w:color w:val="222222"/>
+                <w:sz w:val="20"/>
+                <w:szCs w:val="20"/>
+              </w:rPr>
+              <w:t xml:space="preserve">datasets/cold_source_control_dataset.csv</w:t>
+            </w:r>
+          </w:p>
+        </w:tc>
+        <w:tc>
+          <w:tcPr>
+            <w:tcW w:type="dxa" w:w="1560"/>
+            <w:tcBorders>
+              <w:top w:val="single" w:color="CCCCCC" w:sz="1"/>
+              <w:left w:val="single" w:color="CCCCCC" w:sz="1"/>
+              <w:bottom w:val="single" w:color="CCCCCC" w:sz="1"/>
+              <w:right w:val="single" w:color="CCCCCC" w:sz="1"/>
+            </w:tcBorders>
+            <w:shd w:fill="F0F4F8" w:val="clear"/>
+            <w:tcMar>
+              <w:top w:type="dxa" w:w="80"/>
+              <w:left w:type="dxa" w:w="120"/>
+              <w:bottom w:type="dxa" w:w="80"/>
+              <w:right w:type="dxa" w:w="120"/>
+            </w:tcMar>
+            <w:vAlign w:val="center"/>
+          </w:tcPr>
+          <w:p>
+            <w:r>
+              <w:rPr>
+                <w:rFonts w:ascii="Arial" w:cs="Arial" w:eastAsia="Arial" w:hAnsi="Arial"/>
+                <w:b w:val="false"/>
+                <w:bCs w:val="false"/>
+                <w:color w:val="222222"/>
+                <w:sz w:val="20"/>
+                <w:szCs w:val="20"/>
+              </w:rPr>
+              <w:t xml:space="preserve">Gavin</w:t>
+            </w:r>
+          </w:p>
+        </w:tc>
+        <w:tc>
+          <w:tcPr>
+            <w:tcW w:type="dxa" w:w="3200"/>
+            <w:tcBorders>
+              <w:top w:val="single" w:color="CCCCCC" w:sz="1"/>
+              <w:left w:val="single" w:color="CCCCCC" w:sz="1"/>
+              <w:bottom w:val="single" w:color="CCCCCC" w:sz="1"/>
+              <w:right w:val="single" w:color="CCCCCC" w:sz="1"/>
+            </w:tcBorders>
+            <w:shd w:fill="F0F4F8" w:val="clear"/>
+            <w:tcMar>
+              <w:top w:type="dxa" w:w="80"/>
+              <w:left w:type="dxa" w:w="120"/>
+              <w:bottom w:type="dxa" w:w="80"/>
+              <w:right w:type="dxa" w:w="120"/>
+            </w:tcMar>
+            <w:vAlign w:val="center"/>
+          </w:tcPr>
+          <w:p>
+            <w:r>
+              <w:rPr>
+                <w:rFonts w:ascii="Arial" w:cs="Arial" w:eastAsia="Arial" w:hAnsi="Arial"/>
+                <w:b w:val="false"/>
+                <w:bCs w:val="false"/>
+                <w:color w:val="222222"/>
+                <w:sz w:val="20"/>
+                <w:szCs w:val="20"/>
+              </w:rPr>
+              <w:t xml:space="preserve">Datacenter cooling control data — server workload, inlet/outlet temps, chiller and AHU usage. Contributes 25% of training corpus. Humidity feature is synthetic (see note below).</w:t>
+            </w:r>
+          </w:p>
+        </w:tc>
+      </w:tr>
+      <w:tr>
+        <w:tc>
+          <w:tcPr>
+            <w:tcW w:type="dxa" w:w="2200"/>
+            <w:tcBorders>
+              <w:top w:val="single" w:color="CCCCCC" w:sz="1"/>
+              <w:left w:val="single" w:color="CCCCCC" w:sz="1"/>
+              <w:bottom w:val="single" w:color="CCCCCC" w:sz="1"/>
+              <w:right w:val="single" w:color="CCCCCC" w:sz="1"/>
+            </w:tcBorders>
+            <w:tcMar>
+              <w:top w:type="dxa" w:w="80"/>
+              <w:left w:type="dxa" w:w="120"/>
+              <w:bottom w:type="dxa" w:w="80"/>
+              <w:right w:type="dxa" w:w="120"/>
+            </w:tcMar>
+            <w:vAlign w:val="center"/>
+          </w:tcPr>
+          <w:p>
+            <w:r>
+              <w:rPr>
+                <w:rFonts w:ascii="Arial" w:cs="Arial" w:eastAsia="Arial" w:hAnsi="Arial"/>
+                <w:b w:val="false"/>
+                <w:bCs w:val="false"/>
+                <w:color w:val="999999"/>
+                <w:sz w:val="20"/>
+                <w:szCs w:val="20"/>
+              </w:rPr>
+              <w:t xml:space="preserve">U.S. DOE Data Center Thermal Dataset</w:t>
+            </w:r>
+          </w:p>
+        </w:tc>
+        <w:tc>
+          <w:tcPr>
+            <w:tcW w:type="dxa" w:w="2400"/>
+            <w:tcBorders>
+              <w:top w:val="single" w:color="CCCCCC" w:sz="1"/>
+              <w:left w:val="single" w:color="CCCCCC" w:sz="1"/>
+              <w:bottom w:val="single" w:color="CCCCCC" w:sz="1"/>
+              <w:right w:val="single" w:color="CCCCCC" w:sz="1"/>
+            </w:tcBorders>
+            <w:tcMar>
+              <w:top w:type="dxa" w:w="80"/>
+              <w:left w:type="dxa" w:w="120"/>
+              <w:bottom w:type="dxa" w:w="80"/>
+              <w:right w:type="dxa" w:w="120"/>
+            </w:tcMar>
+            <w:vAlign w:val="center"/>
+          </w:tcPr>
+          <w:p>
+            <w:r>
+              <w:rPr>
+                <w:rFonts w:ascii="Arial" w:cs="Arial" w:eastAsia="Arial" w:hAnsi="Arial"/>
+                <w:b w:val="false"/>
+                <w:bCs w:val="false"/>
+                <w:color w:val="999999"/>
+                <w:sz w:val="20"/>
+                <w:szCs w:val="20"/>
+              </w:rPr>
+              <w:t xml:space="preserve">Never acquired</w:t>
+            </w:r>
+          </w:p>
+        </w:tc>
+        <w:tc>
+          <w:tcPr>
+            <w:tcW w:type="dxa" w:w="1560"/>
+            <w:tcBorders>
+              <w:top w:val="single" w:color="CCCCCC" w:sz="1"/>
+              <w:left w:val="single" w:color="CCCCCC" w:sz="1"/>
+              <w:bottom w:val="single" w:color="CCCCCC" w:sz="1"/>
+              <w:right w:val="single" w:color="CCCCCC" w:sz="1"/>
+            </w:tcBorders>
+            <w:tcMar>
+              <w:top w:type="dxa" w:w="80"/>
+              <w:left w:type="dxa" w:w="120"/>
+              <w:bottom w:type="dxa" w:w="80"/>
+              <w:right w:type="dxa" w:w="120"/>
+            </w:tcMar>
+            <w:vAlign w:val="center"/>
+          </w:tcPr>
+          <w:p>
+            <w:r>
+              <w:rPr>
+                <w:rFonts w:ascii="Arial" w:cs="Arial" w:eastAsia="Arial" w:hAnsi="Arial"/>
+                <w:b w:val="false"/>
+                <w:bCs w:val="false"/>
+                <w:color w:val="999999"/>
+                <w:sz w:val="20"/>
+                <w:szCs w:val="20"/>
+              </w:rPr>
+              <w:t xml:space="preserve">N/A</w:t>
+            </w:r>
+          </w:p>
+        </w:tc>
+        <w:tc>
+          <w:tcPr>
+            <w:tcW w:type="dxa" w:w="3200"/>
+            <w:tcBorders>
+              <w:top w:val="single" w:color="CCCCCC" w:sz="1"/>
+              <w:left w:val="single" w:color="CCCCCC" w:sz="1"/>
+              <w:bottom w:val="single" w:color="CCCCCC" w:sz="1"/>
+              <w:right w:val="single" w:color="CCCCCC" w:sz="1"/>
+            </w:tcBorders>
+            <w:tcMar>
+              <w:top w:type="dxa" w:w="80"/>
+              <w:left w:type="dxa" w:w="120"/>
+              <w:bottom w:type="dxa" w:w="80"/>
+              <w:right w:type="dxa" w:w="120"/>
+            </w:tcMar>
+            <w:vAlign w:val="center"/>
+          </w:tcPr>
+          <w:p>
+            <w:r>
+              <w:rPr>
+                <w:rFonts w:ascii="Arial" w:cs="Arial" w:eastAsia="Arial" w:hAnsi="Arial"/>
+                <w:b w:val="false"/>
+                <w:bCs w:val="false"/>
+                <w:color w:val="999999"/>
+                <w:sz w:val="20"/>
+                <w:szCs w:val="20"/>
+              </w:rPr>
+              <w:t xml:space="preserve">Referenced in early SRS documentation — not used in training or calibration. Struck from all records.</w:t>
+            </w:r>
+          </w:p>
+        </w:tc>
+      </w:tr>
+    </w:tbl>
+    <w:p>
+      <w:pPr>
+        <w:spacing w:before="100" w:after="100"/>
       </w:pPr>
       <w:r>
         <w:t xml:space="preserve"/>
@@ -1569,7 +1507,7 @@
           <w:sz w:val="26"/>
           <w:szCs w:val="26"/>
         </w:rPr>
-        <w:t xml:space="preserve">Step 1 — Physics Calibration</w:t>
+        <w:t xml:space="preserve">Cold Source Dataset — Limitations and Transparency</w:t>
       </w:r>
     </w:p>
     <w:p>
@@ -1579,15 +1517,311 @@
       <w:r>
         <w:rPr>
           <w:rFonts w:ascii="Arial" w:cs="Arial" w:eastAsia="Arial" w:hAnsi="Arial"/>
+          <w:color w:val="222222"/>
           <w:sz w:val="22"/>
           <w:szCs w:val="22"/>
         </w:rPr>
-        <w:t xml:space="preserve">Before any training, the three datasets were processed using Jupyter notebooks to extract statistical operating ranges:</w:t>
-      </w:r>
-    </w:p>
-    <w:p>
-      <w:pPr>
-        <w:spacing w:before="120" w:after="120"/>
+        <w:t xml:space="preserve">The cold source dataset requires explicit disclosure on two points:</w:t>
+      </w:r>
+    </w:p>
+    <w:p>
+      <w:pPr>
+        <w:spacing w:before="100" w:after="100"/>
+      </w:pPr>
+      <w:r>
+        <w:t xml:space="preserve"/>
+      </w:r>
+    </w:p>
+    <w:p>
+      <w:pPr>
+        <w:spacing w:before="80" w:after="80"/>
+      </w:pPr>
+      <w:r>
+        <w:rPr>
+          <w:rFonts w:ascii="Arial" w:cs="Arial" w:eastAsia="Arial" w:hAnsi="Arial"/>
+          <w:b/>
+          <w:bCs/>
+          <w:color w:val="222222"/>
+          <w:sz w:val="22"/>
+          <w:szCs w:val="22"/>
+        </w:rPr>
+        <w:t xml:space="preserve">1. Synthetic humidity.</w:t>
+      </w:r>
+      <w:r>
+        <w:rPr>
+          <w:rFonts w:ascii="Arial" w:cs="Arial" w:eastAsia="Arial" w:hAnsi="Arial"/>
+          <w:color w:val="222222"/>
+          <w:sz w:val="22"/>
+          <w:szCs w:val="22"/>
+        </w:rPr>
+        <w:t xml:space="preserve"> The raw file has no humidity column. generate_real_features.py fabricates it using np.random.normal(45.0, 2.0) with a fixed seed (np.random.seed(99)). These humidity values are entirely synthetic, consistent with the baseline distribution but not derived from real sensor readings. They were used only to maintain feature vector consistency across all training sources.</w:t>
+      </w:r>
+    </w:p>
+    <w:p>
+      <w:pPr>
+        <w:spacing w:before="100" w:after="100"/>
+      </w:pPr>
+      <w:r>
+        <w:t xml:space="preserve"/>
+      </w:r>
+    </w:p>
+    <w:p>
+      <w:pPr>
+        <w:spacing w:before="80" w:after="80"/>
+      </w:pPr>
+      <w:r>
+        <w:rPr>
+          <w:rFonts w:ascii="Arial" w:cs="Arial" w:eastAsia="Arial" w:hAnsi="Arial"/>
+          <w:b/>
+          <w:bCs/>
+          <w:color w:val="222222"/>
+          <w:sz w:val="22"/>
+          <w:szCs w:val="22"/>
+        </w:rPr>
+        <w:t xml:space="preserve">2. Unknown provenance.</w:t>
+      </w:r>
+      <w:r>
+        <w:rPr>
+          <w:rFonts w:ascii="Arial" w:cs="Arial" w:eastAsia="Arial" w:hAnsi="Arial"/>
+          <w:color w:val="222222"/>
+          <w:sz w:val="22"/>
+          <w:szCs w:val="22"/>
+        </w:rPr>
+        <w:t xml:space="preserve"> The cold source dataset's source URL or publication is not documented. Gavin provided the file; its exact origin is unknown. The Cooling_Strategy_Action column ('Eco Mode', 'Reduce AHU', 'Boost All') and an integer Output class label suggest it originated from an HVAC policy optimization or reinforcement learning task. This represents a limitation: the dataset's real-world representativeness cannot be verified.</w:t>
+      </w:r>
+    </w:p>
+    <w:p>
+      <w:pPr>
+        <w:spacing w:before="100" w:after="100"/>
+      </w:pPr>
+      <w:r>
+        <w:t xml:space="preserve"/>
+      </w:r>
+    </w:p>
+    <w:tbl>
+      <w:tblPr>
+        <w:tblW w:type="dxa" w:w="9360"/>
+        <w:tblBorders>
+          <w:top w:val="single" w:color="auto" w:sz="4"/>
+          <w:left w:val="single" w:color="auto" w:sz="4"/>
+          <w:bottom w:val="single" w:color="auto" w:sz="4"/>
+          <w:right w:val="single" w:color="auto" w:sz="4"/>
+          <w:insideH w:val="single" w:color="auto" w:sz="4"/>
+          <w:insideV w:val="single" w:color="auto" w:sz="4"/>
+        </w:tblBorders>
+      </w:tblPr>
+      <w:tblGrid>
+        <w:gridCol w:w="9360"/>
+      </w:tblGrid>
+      <w:tr>
+        <w:tc>
+          <w:tcPr>
+            <w:tcW w:type="dxa" w:w="9360"/>
+            <w:tcBorders>
+              <w:top w:val="none" w:color="FFFFFF" w:sz="0"/>
+              <w:left w:val="none" w:color="FFFFFF" w:sz="0"/>
+              <w:bottom w:val="none" w:color="FFFFFF" w:sz="0"/>
+              <w:right w:val="none" w:color="FFFFFF" w:sz="0"/>
+            </w:tcBorders>
+            <w:shd w:fill="FFF3E0" w:val="clear"/>
+            <w:tcMar>
+              <w:top w:type="dxa" w:w="120"/>
+              <w:left w:type="dxa" w:w="200"/>
+              <w:bottom w:type="dxa" w:w="120"/>
+              <w:right w:type="dxa" w:w="200"/>
+            </w:tcMar>
+          </w:tcPr>
+          <w:p>
+            <w:r>
+              <w:rPr>
+                <w:rFonts w:ascii="Arial" w:cs="Arial" w:eastAsia="Arial" w:hAnsi="Arial"/>
+                <w:i/>
+                <w:iCs/>
+                <w:color w:val="7B3F00"/>
+                <w:sz w:val="20"/>
+                <w:szCs w:val="20"/>
+              </w:rPr>
+              <w:t xml:space="preserve">These limitations do not invalidate the model, but they should be stated explicitly in any academic presentation. Transparency about data quality is a sign of maturity, not weakness.</w:t>
+            </w:r>
+          </w:p>
+        </w:tc>
+      </w:tr>
+    </w:tbl>
+    <w:p>
+      <w:pPr>
+        <w:spacing w:before="100" w:after="100"/>
+      </w:pPr>
+      <w:r>
+        <w:t xml:space="preserve"/>
+      </w:r>
+    </w:p>
+    <w:p>
+      <w:pPr>
+        <w:pStyle w:val="Heading2"/>
+        <w:spacing w:before="280" w:after="120"/>
+      </w:pPr>
+      <w:r>
+        <w:rPr>
+          <w:rFonts w:ascii="Arial" w:cs="Arial" w:eastAsia="Arial" w:hAnsi="Arial"/>
+          <w:b/>
+          <w:bCs/>
+          <w:color w:val="1A5276"/>
+          <w:sz w:val="26"/>
+          <w:szCs w:val="26"/>
+        </w:rPr>
+        <w:t xml:space="preserve">Feature Mapping from Cold Source Raw File</w:t>
+      </w:r>
+    </w:p>
+    <w:p>
+      <w:pPr>
+        <w:spacing w:before="40" w:after="40"/>
+        <w:ind w:left="720"/>
+      </w:pPr>
+      <w:r>
+        <w:rPr>
+          <w:rFonts w:ascii="Courier New" w:cs="Courier New" w:eastAsia="Courier New" w:hAnsi="Courier New"/>
+          <w:color w:val="1A5276"/>
+          <w:sz w:val="20"/>
+          <w:szCs w:val="20"/>
+        </w:rPr>
+        <w:t xml:space="preserve">temperature  = Inlet_Temperature(C)                           (real)</w:t>
+      </w:r>
+    </w:p>
+    <w:p>
+      <w:pPr>
+        <w:spacing w:before="40" w:after="40"/>
+        <w:ind w:left="720"/>
+      </w:pPr>
+      <w:r>
+        <w:rPr>
+          <w:rFonts w:ascii="Courier New" w:cs="Courier New" w:eastAsia="Courier New" w:hAnsi="Courier New"/>
+          <w:color w:val="1A5276"/>
+          <w:sz w:val="20"/>
+          <w:szCs w:val="20"/>
+        </w:rPr>
+        <w:t xml:space="preserve">airflow      = normalized Cooling_Unit_Power_Consumption(kW)   (real)</w:t>
+      </w:r>
+    </w:p>
+    <w:p>
+      <w:pPr>
+        <w:spacing w:before="40" w:after="40"/>
+        <w:ind w:left="720"/>
+      </w:pPr>
+      <w:r>
+        <w:rPr>
+          <w:rFonts w:ascii="Courier New" w:cs="Courier New" w:eastAsia="Courier New" w:hAnsi="Courier New"/>
+          <w:color w:val="1A5276"/>
+          <w:sz w:val="20"/>
+          <w:szCs w:val="20"/>
+        </w:rPr>
+        <w:t xml:space="preserve">cpu_load     = Server_Workload(%) / 100.0                     (real)</w:t>
+      </w:r>
+    </w:p>
+    <w:p>
+      <w:pPr>
+        <w:spacing w:before="40" w:after="40"/>
+        <w:ind w:left="720"/>
+      </w:pPr>
+      <w:r>
+        <w:rPr>
+          <w:rFonts w:ascii="Courier New" w:cs="Courier New" w:eastAsia="Courier New" w:hAnsi="Courier New"/>
+          <w:color w:val="1A5276"/>
+          <w:sz w:val="20"/>
+          <w:szCs w:val="20"/>
+        </w:rPr>
+        <w:t xml:space="preserve">humidity     = np.random.normal(45.0, 2.0, ...)               (SYNTHETIC — no column in raw file)</w:t>
+      </w:r>
+    </w:p>
+    <w:p>
+      <w:r>
+        <w:br w:type="page"/>
+      </w:r>
+    </w:p>
+    <w:tbl>
+      <w:tblPr>
+        <w:tblW w:type="dxa" w:w="9360"/>
+        <w:tblBorders>
+          <w:top w:val="single" w:color="auto" w:sz="4"/>
+          <w:left w:val="single" w:color="auto" w:sz="4"/>
+          <w:bottom w:val="single" w:color="auto" w:sz="4"/>
+          <w:right w:val="single" w:color="auto" w:sz="4"/>
+          <w:insideH w:val="single" w:color="auto" w:sz="4"/>
+          <w:insideV w:val="single" w:color="auto" w:sz="4"/>
+        </w:tblBorders>
+      </w:tblPr>
+      <w:tblGrid>
+        <w:gridCol w:w="9360"/>
+      </w:tblGrid>
+      <w:tr>
+        <w:tc>
+          <w:tcPr>
+            <w:tcW w:type="dxa" w:w="9360"/>
+            <w:tcBorders>
+              <w:top w:val="none" w:color="FFFFFF" w:sz="0"/>
+              <w:left w:val="none" w:color="FFFFFF" w:sz="0"/>
+              <w:bottom w:val="none" w:color="FFFFFF" w:sz="0"/>
+              <w:right w:val="none" w:color="FFFFFF" w:sz="0"/>
+            </w:tcBorders>
+            <w:shd w:fill="1A3A5C" w:val="clear"/>
+            <w:tcMar>
+              <w:top w:type="dxa" w:w="160"/>
+              <w:left w:type="dxa" w:w="200"/>
+              <w:bottom w:type="dxa" w:w="160"/>
+              <w:right w:type="dxa" w:w="200"/>
+            </w:tcMar>
+          </w:tcPr>
+          <w:p>
+            <w:r>
+              <w:rPr>
+                <w:rFonts w:ascii="Arial" w:cs="Arial" w:eastAsia="Arial" w:hAnsi="Arial"/>
+                <w:b/>
+                <w:bCs/>
+                <w:color w:val="FFFFFF"/>
+                <w:sz w:val="30"/>
+                <w:szCs w:val="30"/>
+              </w:rPr>
+              <w:t xml:space="preserve">Section 2</w:t>
+            </w:r>
+          </w:p>
+          <w:p>
+            <w:r>
+              <w:rPr>
+                <w:rFonts w:ascii="Arial" w:cs="Arial" w:eastAsia="Arial" w:hAnsi="Arial"/>
+                <w:color w:val="B3C6DD"/>
+                <w:sz w:val="20"/>
+                <w:szCs w:val="20"/>
+              </w:rPr>
+              <w:t xml:space="preserve">Offline Training Pipeline — Runs Once, Produces Model Artifacts</w:t>
+            </w:r>
+          </w:p>
+        </w:tc>
+      </w:tr>
+    </w:tbl>
+    <w:p>
+      <w:pPr>
+        <w:spacing w:before="100" w:after="100"/>
+      </w:pPr>
+      <w:r>
+        <w:t xml:space="preserve"/>
+      </w:r>
+    </w:p>
+    <w:p>
+      <w:pPr>
+        <w:spacing w:before="80" w:after="80"/>
+      </w:pPr>
+      <w:r>
+        <w:rPr>
+          <w:rFonts w:ascii="Arial" w:cs="Arial" w:eastAsia="Arial" w:hAnsi="Arial"/>
+          <w:color w:val="222222"/>
+          <w:sz w:val="22"/>
+          <w:szCs w:val="22"/>
+        </w:rPr>
+        <w:t xml:space="preserve">The entire training pipeline is offline. Nothing in this section runs during live simulation. It produces two artifacts committed to the repo and loaded at server startup:</w:t>
+      </w:r>
+    </w:p>
+    <w:p>
+      <w:pPr>
+        <w:spacing w:before="100" w:after="100"/>
       </w:pPr>
       <w:r>
         <w:t xml:space="preserve"/>
@@ -1608,7 +1842,7 @@
           <w:sz w:val="22"/>
           <w:szCs w:val="22"/>
         </w:rPr>
-        <w:t xml:space="preserve">MIT_Dataset_Proceessing.ipynb processed MIT_dataset.csv — extracted temperature and humidity operating ranges, variance, and drift</w:t>
+        <w:t xml:space="preserve">models/model_v2_hybrid_real.pkl — 1.9 MB, Isolation Forest trained on mixed-source normal-operation data</w:t>
       </w:r>
     </w:p>
     <w:p>
@@ -1626,193 +1860,69 @@
           <w:sz w:val="22"/>
           <w:szCs w:val="22"/>
         </w:rPr>
-        <w:t xml:space="preserve">Kaggle_HVAC_processing.ipynb processed HVAC_Kaggle.csv — extracted airflow nominal values and fan response characteristics</w:t>
-      </w:r>
-    </w:p>
-    <w:p>
-      <w:pPr>
-        <w:pStyle w:val="ListParagraph"/>
-        <w:numPr>
-          <w:ilvl w:val="0"/>
-          <w:numId w:val="2"/>
-        </w:numPr>
-        <w:spacing w:before="40" w:after="40"/>
-      </w:pPr>
-      <w:r>
-        <w:rPr>
-          <w:rFonts w:ascii="Arial" w:cs="Arial" w:eastAsia="Arial" w:hAnsi="Arial"/>
-          <w:sz w:val="22"/>
-          <w:szCs w:val="22"/>
-        </w:rPr>
-        <w:t xml:space="preserve">generate_real_features.py processed cold_source_control_dataset.csv — mapped columns to PsyEngine signal names, output cold_source_features.csv</w:t>
-      </w:r>
-    </w:p>
-    <w:p>
-      <w:pPr>
-        <w:spacing w:before="120" w:after="120"/>
+        <w:t xml:space="preserve">models/scaler_v2.pkl — 695 B, RobustScaler fitted to the same training distribution</w:t>
+      </w:r>
+    </w:p>
+    <w:p>
+      <w:pPr>
+        <w:spacing w:before="100" w:after="100"/>
       </w:pPr>
       <w:r>
         <w:t xml:space="preserve"/>
       </w:r>
     </w:p>
-    <w:p>
-      <w:pPr>
-        <w:spacing w:before="80" w:after="80"/>
-      </w:pPr>
-      <w:r>
-        <w:rPr>
-          <w:rFonts w:ascii="Arial" w:cs="Arial" w:eastAsia="Arial" w:hAnsi="Arial"/>
-          <w:sz w:val="22"/>
-          <w:szCs w:val="22"/>
-        </w:rPr>
-        <w:t xml:space="preserve">These statistics were used to manually set the constructor parameters of each PsyEngine model. The values in make_node() inside api.py are direct outputs of this calibration step, not guesses:</w:t>
-      </w:r>
-    </w:p>
-    <w:p>
-      <w:pPr>
-        <w:spacing w:before="120" w:after="120"/>
-      </w:pPr>
-      <w:r>
-        <w:t xml:space="preserve"/>
-      </w:r>
-    </w:p>
-    <w:p>
-      <w:pPr>
-        <w:spacing w:before="60" w:after="60"/>
-        <w:ind w:left="720"/>
-      </w:pPr>
-      <w:r>
-        <w:rPr>
-          <w:rFonts w:ascii="Courier New" w:cs="Courier New" w:eastAsia="Courier New" w:hAnsi="Courier New"/>
-          <w:color w:val="1A5276"/>
-          <w:sz w:val="20"/>
-          <w:szCs w:val="20"/>
-        </w:rPr>
-        <w:t xml:space="preserve">ThermalModel(air_mass=10, heat_capacity=1005,</w:t>
-      </w:r>
-    </w:p>
-    <w:p>
-      <w:pPr>
-        <w:spacing w:before="60" w:after="60"/>
-        <w:ind w:left="720"/>
-      </w:pPr>
-      <w:r>
-        <w:rPr>
-          <w:rFonts w:ascii="Courier New" w:cs="Courier New" w:eastAsia="Courier New" w:hAnsi="Courier New"/>
-          <w:color w:val="1A5276"/>
-          <w:sz w:val="20"/>
-          <w:szCs w:val="20"/>
-        </w:rPr>
-        <w:t xml:space="preserve">             heat_coefficient=300, cooling_coefficient=150,</w:t>
-      </w:r>
-    </w:p>
-    <w:p>
-      <w:pPr>
-        <w:spacing w:before="60" w:after="60"/>
-        <w:ind w:left="720"/>
-      </w:pPr>
-      <w:r>
-        <w:rPr>
-          <w:rFonts w:ascii="Courier New" w:cs="Courier New" w:eastAsia="Courier New" w:hAnsi="Courier New"/>
-          <w:color w:val="1A5276"/>
-          <w:sz w:val="20"/>
-          <w:szCs w:val="20"/>
-        </w:rPr>
-        <w:t xml:space="preserve">             initial_temperature=21.0)</w:t>
-      </w:r>
-    </w:p>
-    <w:p>
-      <w:pPr>
-        <w:spacing w:before="120" w:after="120"/>
-      </w:pPr>
-      <w:r>
-        <w:t xml:space="preserve"/>
-      </w:r>
-    </w:p>
-    <w:p>
-      <w:pPr>
-        <w:spacing w:before="60" w:after="60"/>
-        <w:ind w:left="720"/>
-      </w:pPr>
-      <w:r>
-        <w:rPr>
-          <w:rFonts w:ascii="Courier New" w:cs="Courier New" w:eastAsia="Courier New" w:hAnsi="Courier New"/>
-          <w:color w:val="1A5276"/>
-          <w:sz w:val="20"/>
-          <w:szCs w:val="20"/>
-        </w:rPr>
-        <w:t xml:space="preserve">AirflowModel(nominal_flow=2.5, seed=seed+1000)</w:t>
-      </w:r>
-    </w:p>
-    <w:p>
-      <w:pPr>
-        <w:spacing w:before="120" w:after="120"/>
-      </w:pPr>
-      <w:r>
-        <w:t xml:space="preserve"/>
-      </w:r>
-    </w:p>
-    <w:p>
-      <w:pPr>
-        <w:spacing w:before="60" w:after="60"/>
-        <w:ind w:left="720"/>
-      </w:pPr>
-      <w:r>
-        <w:rPr>
-          <w:rFonts w:ascii="Courier New" w:cs="Courier New" w:eastAsia="Courier New" w:hAnsi="Courier New"/>
-          <w:color w:val="1A5276"/>
-          <w:sz w:val="20"/>
-          <w:szCs w:val="20"/>
-        </w:rPr>
-        <w:t xml:space="preserve">HumidityModel(initial_humidity=45, drift=0.0,</w:t>
-      </w:r>
-    </w:p>
-    <w:p>
-      <w:pPr>
-        <w:spacing w:before="60" w:after="60"/>
-        <w:ind w:left="720"/>
-      </w:pPr>
-      <w:r>
-        <w:rPr>
-          <w:rFonts w:ascii="Courier New" w:cs="Courier New" w:eastAsia="Courier New" w:hAnsi="Courier New"/>
-          <w:color w:val="1A5276"/>
-          <w:sz w:val="20"/>
-          <w:szCs w:val="20"/>
-        </w:rPr>
-        <w:t xml:space="preserve">              noise_amplitude=0.5, seed=seed+2000)</w:t>
-      </w:r>
-    </w:p>
-    <w:p>
-      <w:pPr>
-        <w:spacing w:before="120" w:after="120"/>
-      </w:pPr>
-      <w:r>
-        <w:t xml:space="preserve"/>
-      </w:r>
-    </w:p>
-    <w:p>
-      <w:pPr>
-        <w:pBdr>
-          <w:left w:val="single" w:color="2E4A7A" w:sz="4" w:space="8"/>
-        </w:pBdr>
-        <w:spacing w:before="80" w:after="80"/>
-        <w:ind w:left="560"/>
-      </w:pPr>
-      <w:r>
-        <w:rPr>
-          <w:rFonts w:ascii="Arial" w:cs="Arial" w:eastAsia="Arial" w:hAnsi="Arial"/>
-          <w:i/>
-          <w:iCs/>
-          <w:color w:val="444444"/>
-          <w:sz w:val="20"/>
-          <w:szCs w:val="20"/>
-        </w:rPr>
-        <w:t xml:space="preserve">Physics parameters are locked. Any change to normal-operation parameters in make_node() shifts the synthetic distribution and silently invalidates model_v2_hybrid_real.pkl. The two are a coupled artifact — neither can change without the other.</w:t>
-      </w:r>
-    </w:p>
-    <w:p>
-      <w:pPr>
-        <w:spacing w:before="120" w:after="120"/>
+    <w:tbl>
+      <w:tblPr>
+        <w:tblW w:type="dxa" w:w="9360"/>
+        <w:tblBorders>
+          <w:top w:val="single" w:color="auto" w:sz="4"/>
+          <w:left w:val="single" w:color="auto" w:sz="4"/>
+          <w:bottom w:val="single" w:color="auto" w:sz="4"/>
+          <w:right w:val="single" w:color="auto" w:sz="4"/>
+          <w:insideH w:val="single" w:color="auto" w:sz="4"/>
+          <w:insideV w:val="single" w:color="auto" w:sz="4"/>
+        </w:tblBorders>
+      </w:tblPr>
+      <w:tblGrid>
+        <w:gridCol w:w="9360"/>
+      </w:tblGrid>
+      <w:tr>
+        <w:tc>
+          <w:tcPr>
+            <w:tcW w:type="dxa" w:w="9360"/>
+            <w:tcBorders>
+              <w:top w:val="none" w:color="FFFFFF" w:sz="0"/>
+              <w:left w:val="none" w:color="FFFFFF" w:sz="0"/>
+              <w:bottom w:val="none" w:color="FFFFFF" w:sz="0"/>
+              <w:right w:val="none" w:color="FFFFFF" w:sz="0"/>
+            </w:tcBorders>
+            <w:shd w:fill="FFF3E0" w:val="clear"/>
+            <w:tcMar>
+              <w:top w:type="dxa" w:w="120"/>
+              <w:left w:type="dxa" w:w="200"/>
+              <w:bottom w:type="dxa" w:w="120"/>
+              <w:right w:type="dxa" w:w="200"/>
+            </w:tcMar>
+          </w:tcPr>
+          <w:p>
+            <w:r>
+              <w:rPr>
+                <w:rFonts w:ascii="Arial" w:cs="Arial" w:eastAsia="Arial" w:hAnsi="Arial"/>
+                <w:i/>
+                <w:iCs/>
+                <w:color w:val="7B3F00"/>
+                <w:sz w:val="20"/>
+                <w:szCs w:val="20"/>
+              </w:rPr>
+              <w:t xml:space="preserve">ML framing: the Isolation Forest is not this project's contribution. It is a consistent anomaly-scoring workload used to make the architectural latency comparison meaningful and repeatable. Calling it a 'hybrid model' implies algorithmic innovation that does not exist — it is a standard sklearn IsolationForest trained on a mixed-source dataset.</w:t>
+            </w:r>
+          </w:p>
+        </w:tc>
+      </w:tr>
+    </w:tbl>
+    <w:p>
+      <w:pPr>
+        <w:spacing w:before="100" w:after="100"/>
       </w:pPr>
       <w:r>
         <w:t xml:space="preserve"/>
@@ -1832,7 +1942,7 @@
           <w:sz w:val="26"/>
           <w:szCs w:val="26"/>
         </w:rPr>
-        <w:t xml:space="preserve">Step 2 — Synthetic Baseline Generation</w:t>
+        <w:t xml:space="preserve">Step 1 — Physics Calibration (Notebooks → make_node() parameters)</w:t>
       </w:r>
     </w:p>
     <w:p>
@@ -1842,15 +1952,187 @@
       <w:r>
         <w:rPr>
           <w:rFonts w:ascii="Arial" w:cs="Arial" w:eastAsia="Arial" w:hAnsi="Arial"/>
+          <w:color w:val="222222"/>
           <w:sz w:val="22"/>
           <w:szCs w:val="22"/>
         </w:rPr>
-        <w:t xml:space="preserve">With physics calibrated, generate_baseline_data.py ran 48 hours of normal-operation simulation. The output is data/synthetic/normal_telemetry.csv — raw timestamped telemetry from a PsyEngine node running under no anomaly conditions. This file is the largest single source in the training corpus.</w:t>
-      </w:r>
-    </w:p>
-    <w:p>
-      <w:pPr>
-        <w:spacing w:before="120" w:after="120"/>
+        <w:t xml:space="preserve">Before any training, the three datasets were processed to extract statistical operating ranges. These ranges were used to set the constructor parameters in make_node() inside api.py. The values below are direct outputs of that calibration step, not guesses:</w:t>
+      </w:r>
+    </w:p>
+    <w:p>
+      <w:pPr>
+        <w:spacing w:before="100" w:after="100"/>
+      </w:pPr>
+      <w:r>
+        <w:t xml:space="preserve"/>
+      </w:r>
+    </w:p>
+    <w:p>
+      <w:pPr>
+        <w:spacing w:before="40" w:after="40"/>
+        <w:ind w:left="720"/>
+      </w:pPr>
+      <w:r>
+        <w:rPr>
+          <w:rFonts w:ascii="Courier New" w:cs="Courier New" w:eastAsia="Courier New" w:hAnsi="Courier New"/>
+          <w:color w:val="1A5276"/>
+          <w:sz w:val="20"/>
+          <w:szCs w:val="20"/>
+        </w:rPr>
+        <w:t xml:space="preserve">ThermalModel(air_mass=10, heat_capacity=1005,</w:t>
+      </w:r>
+    </w:p>
+    <w:p>
+      <w:pPr>
+        <w:spacing w:before="40" w:after="40"/>
+        <w:ind w:left="720"/>
+      </w:pPr>
+      <w:r>
+        <w:rPr>
+          <w:rFonts w:ascii="Courier New" w:cs="Courier New" w:eastAsia="Courier New" w:hAnsi="Courier New"/>
+          <w:color w:val="1A5276"/>
+          <w:sz w:val="20"/>
+          <w:szCs w:val="20"/>
+        </w:rPr>
+        <w:t xml:space="preserve">             heat_coefficient=300, cooling_coefficient=150,</w:t>
+      </w:r>
+    </w:p>
+    <w:p>
+      <w:pPr>
+        <w:spacing w:before="40" w:after="40"/>
+        <w:ind w:left="720"/>
+      </w:pPr>
+      <w:r>
+        <w:rPr>
+          <w:rFonts w:ascii="Courier New" w:cs="Courier New" w:eastAsia="Courier New" w:hAnsi="Courier New"/>
+          <w:color w:val="1A5276"/>
+          <w:sz w:val="20"/>
+          <w:szCs w:val="20"/>
+        </w:rPr>
+        <w:t xml:space="preserve">             initial_temperature=21.0)</w:t>
+      </w:r>
+    </w:p>
+    <w:p>
+      <w:pPr>
+        <w:spacing w:before="100" w:after="100"/>
+      </w:pPr>
+      <w:r>
+        <w:t xml:space="preserve"/>
+      </w:r>
+    </w:p>
+    <w:p>
+      <w:pPr>
+        <w:spacing w:before="40" w:after="40"/>
+        <w:ind w:left="720"/>
+      </w:pPr>
+      <w:r>
+        <w:rPr>
+          <w:rFonts w:ascii="Courier New" w:cs="Courier New" w:eastAsia="Courier New" w:hAnsi="Courier New"/>
+          <w:color w:val="1A5276"/>
+          <w:sz w:val="20"/>
+          <w:szCs w:val="20"/>
+        </w:rPr>
+        <w:t xml:space="preserve">AirflowModel(nominal_flow=2.5, seed=seed+1000)</w:t>
+      </w:r>
+    </w:p>
+    <w:p>
+      <w:pPr>
+        <w:spacing w:before="100" w:after="100"/>
+      </w:pPr>
+      <w:r>
+        <w:t xml:space="preserve"/>
+      </w:r>
+    </w:p>
+    <w:p>
+      <w:pPr>
+        <w:spacing w:before="40" w:after="40"/>
+        <w:ind w:left="720"/>
+      </w:pPr>
+      <w:r>
+        <w:rPr>
+          <w:rFonts w:ascii="Courier New" w:cs="Courier New" w:eastAsia="Courier New" w:hAnsi="Courier New"/>
+          <w:color w:val="1A5276"/>
+          <w:sz w:val="20"/>
+          <w:szCs w:val="20"/>
+        </w:rPr>
+        <w:t xml:space="preserve">HumidityModel(initial_humidity=45, drift=0.0,</w:t>
+      </w:r>
+    </w:p>
+    <w:p>
+      <w:pPr>
+        <w:spacing w:before="40" w:after="40"/>
+        <w:ind w:left="720"/>
+      </w:pPr>
+      <w:r>
+        <w:rPr>
+          <w:rFonts w:ascii="Courier New" w:cs="Courier New" w:eastAsia="Courier New" w:hAnsi="Courier New"/>
+          <w:color w:val="1A5276"/>
+          <w:sz w:val="20"/>
+          <w:szCs w:val="20"/>
+        </w:rPr>
+        <w:t xml:space="preserve">              noise_amplitude=0.5, seed=seed+2000)</w:t>
+      </w:r>
+    </w:p>
+    <w:p>
+      <w:pPr>
+        <w:spacing w:before="100" w:after="100"/>
+      </w:pPr>
+      <w:r>
+        <w:t xml:space="preserve"/>
+      </w:r>
+    </w:p>
+    <w:tbl>
+      <w:tblPr>
+        <w:tblW w:type="dxa" w:w="9360"/>
+        <w:tblBorders>
+          <w:top w:val="single" w:color="auto" w:sz="4"/>
+          <w:left w:val="single" w:color="auto" w:sz="4"/>
+          <w:bottom w:val="single" w:color="auto" w:sz="4"/>
+          <w:right w:val="single" w:color="auto" w:sz="4"/>
+          <w:insideH w:val="single" w:color="auto" w:sz="4"/>
+          <w:insideV w:val="single" w:color="auto" w:sz="4"/>
+        </w:tblBorders>
+      </w:tblPr>
+      <w:tblGrid>
+        <w:gridCol w:w="9360"/>
+      </w:tblGrid>
+      <w:tr>
+        <w:tc>
+          <w:tcPr>
+            <w:tcW w:type="dxa" w:w="9360"/>
+            <w:tcBorders>
+              <w:top w:val="none" w:color="FFFFFF" w:sz="0"/>
+              <w:left w:val="none" w:color="FFFFFF" w:sz="0"/>
+              <w:bottom w:val="none" w:color="FFFFFF" w:sz="0"/>
+              <w:right w:val="none" w:color="FFFFFF" w:sz="0"/>
+            </w:tcBorders>
+            <w:shd w:fill="FFF3E0" w:val="clear"/>
+            <w:tcMar>
+              <w:top w:type="dxa" w:w="120"/>
+              <w:left w:type="dxa" w:w="200"/>
+              <w:bottom w:type="dxa" w:w="120"/>
+              <w:right w:type="dxa" w:w="200"/>
+            </w:tcMar>
+          </w:tcPr>
+          <w:p>
+            <w:r>
+              <w:rPr>
+                <w:rFonts w:ascii="Arial" w:cs="Arial" w:eastAsia="Arial" w:hAnsi="Arial"/>
+                <w:i/>
+                <w:iCs/>
+                <w:color w:val="7B3F00"/>
+                <w:sz w:val="20"/>
+                <w:szCs w:val="20"/>
+              </w:rPr>
+              <w:t xml:space="preserve">Physics parameters are locked. Any change to normal-operation parameters in make_node() shifts the synthetic distribution and silently invalidates model_v2_hybrid_real.pkl. The two are a coupled artifact — neither can change without the other.</w:t>
+            </w:r>
+          </w:p>
+        </w:tc>
+      </w:tr>
+    </w:tbl>
+    <w:p>
+      <w:pPr>
+        <w:spacing w:before="100" w:after="100"/>
       </w:pPr>
       <w:r>
         <w:t xml:space="preserve"/>
@@ -1870,7 +2152,7 @@
           <w:sz w:val="26"/>
           <w:szCs w:val="26"/>
         </w:rPr>
-        <w:t xml:space="preserve">Step 3 — Feature Extraction (All Sources)</w:t>
+        <w:t xml:space="preserve">Step 2 — Synthetic Baseline Generation (generate_baseline_data.py)</w:t>
       </w:r>
     </w:p>
     <w:p>
@@ -1880,15 +2162,55 @@
       <w:r>
         <w:rPr>
           <w:rFonts w:ascii="Arial" w:cs="Arial" w:eastAsia="Arial" w:hAnsi="Arial"/>
+          <w:color w:val="222222"/>
           <w:sz w:val="22"/>
           <w:szCs w:val="22"/>
         </w:rPr>
-        <w:t xml:space="preserve">All four training sources — synthetic telemetry and all three real datasets — were converted to sliding-window feature matrices using SlidingWindowFeatureExtractor from feature_extraction.py. The extractor uses a 10-step window and computes 12 features:</w:t>
-      </w:r>
-    </w:p>
-    <w:p>
-      <w:pPr>
-        <w:spacing w:before="120" w:after="120"/>
+        <w:t xml:space="preserve">With physics calibrated, generate_baseline_data.py ran 48 hours of normal-operation simulation. The output, data/synthetic/normal_telemetry.csv, is the largest single source in the training corpus. Because the physics parameters were set to match the real dataset distributions, the synthetic output statistically resembles real server room telemetry without containing any real sensor readings.</w:t>
+      </w:r>
+    </w:p>
+    <w:p>
+      <w:pPr>
+        <w:spacing w:before="100" w:after="100"/>
+      </w:pPr>
+      <w:r>
+        <w:t xml:space="preserve"/>
+      </w:r>
+    </w:p>
+    <w:p>
+      <w:pPr>
+        <w:pStyle w:val="Heading2"/>
+        <w:spacing w:before="280" w:after="120"/>
+      </w:pPr>
+      <w:r>
+        <w:rPr>
+          <w:rFonts w:ascii="Arial" w:cs="Arial" w:eastAsia="Arial" w:hAnsi="Arial"/>
+          <w:b/>
+          <w:bCs/>
+          <w:color w:val="1A5276"/>
+          <w:sz w:val="26"/>
+          <w:szCs w:val="26"/>
+        </w:rPr>
+        <w:t xml:space="preserve">Step 3 — Feature Extraction (feature_extraction.py — all sources)</w:t>
+      </w:r>
+    </w:p>
+    <w:p>
+      <w:pPr>
+        <w:spacing w:before="80" w:after="80"/>
+      </w:pPr>
+      <w:r>
+        <w:rPr>
+          <w:rFonts w:ascii="Arial" w:cs="Arial" w:eastAsia="Arial" w:hAnsi="Arial"/>
+          <w:color w:val="222222"/>
+          <w:sz w:val="22"/>
+          <w:szCs w:val="22"/>
+        </w:rPr>
+        <w:t xml:space="preserve">All training sources were converted to sliding-window feature matrices using SlidingWindowFeatureExtractor. Each row in the training corpus is a 10-step window summary of 12 features:</w:t>
+      </w:r>
+    </w:p>
+    <w:p>
+      <w:pPr>
+        <w:spacing w:before="100" w:after="100"/>
       </w:pPr>
       <w:r>
         <w:t xml:space="preserve"/>
@@ -2046,7 +2368,6 @@
         <w:tc>
           <w:tcPr>
             <w:tcW w:type="dxa" w:w="2340"/>
-            <w:gridSpan w:val="1"/>
             <w:tcBorders>
               <w:top w:val="single" w:color="CCCCCC" w:sz="1"/>
               <w:left w:val="single" w:color="CCCCCC" w:sz="1"/>
@@ -2063,15 +2384,12 @@
             <w:vAlign w:val="center"/>
           </w:tcPr>
           <w:p>
-            <w:pPr>
-              <w:jc w:val="left"/>
-            </w:pPr>
             <w:r>
               <w:rPr>
                 <w:rFonts w:ascii="Arial" w:cs="Arial" w:eastAsia="Arial" w:hAnsi="Arial"/>
                 <w:b w:val="false"/>
                 <w:bCs w:val="false"/>
-                <w:color w:val="000000"/>
+                <w:color w:val="222222"/>
                 <w:sz w:val="20"/>
                 <w:szCs w:val="20"/>
               </w:rPr>
@@ -2082,7 +2400,6 @@
         <w:tc>
           <w:tcPr>
             <w:tcW w:type="dxa" w:w="2340"/>
-            <w:gridSpan w:val="1"/>
             <w:tcBorders>
               <w:top w:val="single" w:color="CCCCCC" w:sz="1"/>
               <w:left w:val="single" w:color="CCCCCC" w:sz="1"/>
@@ -2099,15 +2416,12 @@
             <w:vAlign w:val="center"/>
           </w:tcPr>
           <w:p>
-            <w:pPr>
-              <w:jc w:val="left"/>
-            </w:pPr>
             <w:r>
               <w:rPr>
                 <w:rFonts w:ascii="Arial" w:cs="Arial" w:eastAsia="Arial" w:hAnsi="Arial"/>
                 <w:b w:val="false"/>
                 <w:bCs w:val="false"/>
-                <w:color w:val="000000"/>
+                <w:color w:val="222222"/>
                 <w:sz w:val="20"/>
                 <w:szCs w:val="20"/>
               </w:rPr>
@@ -2118,7 +2432,6 @@
         <w:tc>
           <w:tcPr>
             <w:tcW w:type="dxa" w:w="2340"/>
-            <w:gridSpan w:val="1"/>
             <w:tcBorders>
               <w:top w:val="single" w:color="CCCCCC" w:sz="1"/>
               <w:left w:val="single" w:color="CCCCCC" w:sz="1"/>
@@ -2135,15 +2448,12 @@
             <w:vAlign w:val="center"/>
           </w:tcPr>
           <w:p>
-            <w:pPr>
-              <w:jc w:val="left"/>
-            </w:pPr>
             <w:r>
               <w:rPr>
                 <w:rFonts w:ascii="Arial" w:cs="Arial" w:eastAsia="Arial" w:hAnsi="Arial"/>
                 <w:b w:val="false"/>
                 <w:bCs w:val="false"/>
-                <w:color w:val="000000"/>
+                <w:color w:val="222222"/>
                 <w:sz w:val="20"/>
                 <w:szCs w:val="20"/>
               </w:rPr>
@@ -2154,7 +2464,6 @@
         <w:tc>
           <w:tcPr>
             <w:tcW w:type="dxa" w:w="2340"/>
-            <w:gridSpan w:val="1"/>
             <w:tcBorders>
               <w:top w:val="single" w:color="CCCCCC" w:sz="1"/>
               <w:left w:val="single" w:color="CCCCCC" w:sz="1"/>
@@ -2171,15 +2480,12 @@
             <w:vAlign w:val="center"/>
           </w:tcPr>
           <w:p>
-            <w:pPr>
-              <w:jc w:val="left"/>
-            </w:pPr>
             <w:r>
               <w:rPr>
                 <w:rFonts w:ascii="Arial" w:cs="Arial" w:eastAsia="Arial" w:hAnsi="Arial"/>
                 <w:b w:val="false"/>
                 <w:bCs w:val="false"/>
-                <w:color w:val="000000"/>
+                <w:color w:val="222222"/>
                 <w:sz w:val="20"/>
                 <w:szCs w:val="20"/>
               </w:rPr>
@@ -2192,31 +2498,27 @@
         <w:tc>
           <w:tcPr>
             <w:tcW w:type="dxa" w:w="2340"/>
-            <w:gridSpan w:val="1"/>
-            <w:tcBorders>
-              <w:top w:val="single" w:color="CCCCCC" w:sz="1"/>
-              <w:left w:val="single" w:color="CCCCCC" w:sz="1"/>
-              <w:bottom w:val="single" w:color="CCCCCC" w:sz="1"/>
-              <w:right w:val="single" w:color="CCCCCC" w:sz="1"/>
-            </w:tcBorders>
-            <w:tcMar>
-              <w:top w:type="dxa" w:w="80"/>
-              <w:left w:type="dxa" w:w="120"/>
-              <w:bottom w:type="dxa" w:w="80"/>
-              <w:right w:type="dxa" w:w="120"/>
-            </w:tcMar>
-            <w:vAlign w:val="center"/>
-          </w:tcPr>
-          <w:p>
-            <w:pPr>
-              <w:jc w:val="left"/>
-            </w:pPr>
+            <w:tcBorders>
+              <w:top w:val="single" w:color="CCCCCC" w:sz="1"/>
+              <w:left w:val="single" w:color="CCCCCC" w:sz="1"/>
+              <w:bottom w:val="single" w:color="CCCCCC" w:sz="1"/>
+              <w:right w:val="single" w:color="CCCCCC" w:sz="1"/>
+            </w:tcBorders>
+            <w:tcMar>
+              <w:top w:type="dxa" w:w="80"/>
+              <w:left w:type="dxa" w:w="120"/>
+              <w:bottom w:type="dxa" w:w="80"/>
+              <w:right w:type="dxa" w:w="120"/>
+            </w:tcMar>
+            <w:vAlign w:val="center"/>
+          </w:tcPr>
+          <w:p>
             <w:r>
               <w:rPr>
                 <w:rFonts w:ascii="Arial" w:cs="Arial" w:eastAsia="Arial" w:hAnsi="Arial"/>
                 <w:b w:val="false"/>
                 <w:bCs w:val="false"/>
-                <w:color w:val="000000"/>
+                <w:color w:val="222222"/>
                 <w:sz w:val="20"/>
                 <w:szCs w:val="20"/>
               </w:rPr>
@@ -2227,31 +2529,27 @@
         <w:tc>
           <w:tcPr>
             <w:tcW w:type="dxa" w:w="2340"/>
-            <w:gridSpan w:val="1"/>
-            <w:tcBorders>
-              <w:top w:val="single" w:color="CCCCCC" w:sz="1"/>
-              <w:left w:val="single" w:color="CCCCCC" w:sz="1"/>
-              <w:bottom w:val="single" w:color="CCCCCC" w:sz="1"/>
-              <w:right w:val="single" w:color="CCCCCC" w:sz="1"/>
-            </w:tcBorders>
-            <w:tcMar>
-              <w:top w:type="dxa" w:w="80"/>
-              <w:left w:type="dxa" w:w="120"/>
-              <w:bottom w:type="dxa" w:w="80"/>
-              <w:right w:type="dxa" w:w="120"/>
-            </w:tcMar>
-            <w:vAlign w:val="center"/>
-          </w:tcPr>
-          <w:p>
-            <w:pPr>
-              <w:jc w:val="left"/>
-            </w:pPr>
+            <w:tcBorders>
+              <w:top w:val="single" w:color="CCCCCC" w:sz="1"/>
+              <w:left w:val="single" w:color="CCCCCC" w:sz="1"/>
+              <w:bottom w:val="single" w:color="CCCCCC" w:sz="1"/>
+              <w:right w:val="single" w:color="CCCCCC" w:sz="1"/>
+            </w:tcBorders>
+            <w:tcMar>
+              <w:top w:type="dxa" w:w="80"/>
+              <w:left w:type="dxa" w:w="120"/>
+              <w:bottom w:type="dxa" w:w="80"/>
+              <w:right w:type="dxa" w:w="120"/>
+            </w:tcMar>
+            <w:vAlign w:val="center"/>
+          </w:tcPr>
+          <w:p>
             <w:r>
               <w:rPr>
                 <w:rFonts w:ascii="Arial" w:cs="Arial" w:eastAsia="Arial" w:hAnsi="Arial"/>
                 <w:b w:val="false"/>
                 <w:bCs w:val="false"/>
-                <w:color w:val="000000"/>
+                <w:color w:val="222222"/>
                 <w:sz w:val="20"/>
                 <w:szCs w:val="20"/>
               </w:rPr>
@@ -2262,31 +2560,27 @@
         <w:tc>
           <w:tcPr>
             <w:tcW w:type="dxa" w:w="2340"/>
-            <w:gridSpan w:val="1"/>
-            <w:tcBorders>
-              <w:top w:val="single" w:color="CCCCCC" w:sz="1"/>
-              <w:left w:val="single" w:color="CCCCCC" w:sz="1"/>
-              <w:bottom w:val="single" w:color="CCCCCC" w:sz="1"/>
-              <w:right w:val="single" w:color="CCCCCC" w:sz="1"/>
-            </w:tcBorders>
-            <w:tcMar>
-              <w:top w:type="dxa" w:w="80"/>
-              <w:left w:type="dxa" w:w="120"/>
-              <w:bottom w:type="dxa" w:w="80"/>
-              <w:right w:type="dxa" w:w="120"/>
-            </w:tcMar>
-            <w:vAlign w:val="center"/>
-          </w:tcPr>
-          <w:p>
-            <w:pPr>
-              <w:jc w:val="left"/>
-            </w:pPr>
+            <w:tcBorders>
+              <w:top w:val="single" w:color="CCCCCC" w:sz="1"/>
+              <w:left w:val="single" w:color="CCCCCC" w:sz="1"/>
+              <w:bottom w:val="single" w:color="CCCCCC" w:sz="1"/>
+              <w:right w:val="single" w:color="CCCCCC" w:sz="1"/>
+            </w:tcBorders>
+            <w:tcMar>
+              <w:top w:type="dxa" w:w="80"/>
+              <w:left w:type="dxa" w:w="120"/>
+              <w:bottom w:type="dxa" w:w="80"/>
+              <w:right w:type="dxa" w:w="120"/>
+            </w:tcMar>
+            <w:vAlign w:val="center"/>
+          </w:tcPr>
+          <w:p>
             <w:r>
               <w:rPr>
                 <w:rFonts w:ascii="Arial" w:cs="Arial" w:eastAsia="Arial" w:hAnsi="Arial"/>
                 <w:b w:val="false"/>
                 <w:bCs w:val="false"/>
-                <w:color w:val="000000"/>
+                <w:color w:val="222222"/>
                 <w:sz w:val="20"/>
                 <w:szCs w:val="20"/>
               </w:rPr>
@@ -2297,31 +2591,27 @@
         <w:tc>
           <w:tcPr>
             <w:tcW w:type="dxa" w:w="2340"/>
-            <w:gridSpan w:val="1"/>
-            <w:tcBorders>
-              <w:top w:val="single" w:color="CCCCCC" w:sz="1"/>
-              <w:left w:val="single" w:color="CCCCCC" w:sz="1"/>
-              <w:bottom w:val="single" w:color="CCCCCC" w:sz="1"/>
-              <w:right w:val="single" w:color="CCCCCC" w:sz="1"/>
-            </w:tcBorders>
-            <w:tcMar>
-              <w:top w:type="dxa" w:w="80"/>
-              <w:left w:type="dxa" w:w="120"/>
-              <w:bottom w:type="dxa" w:w="80"/>
-              <w:right w:type="dxa" w:w="120"/>
-            </w:tcMar>
-            <w:vAlign w:val="center"/>
-          </w:tcPr>
-          <w:p>
-            <w:pPr>
-              <w:jc w:val="left"/>
-            </w:pPr>
+            <w:tcBorders>
+              <w:top w:val="single" w:color="CCCCCC" w:sz="1"/>
+              <w:left w:val="single" w:color="CCCCCC" w:sz="1"/>
+              <w:bottom w:val="single" w:color="CCCCCC" w:sz="1"/>
+              <w:right w:val="single" w:color="CCCCCC" w:sz="1"/>
+            </w:tcBorders>
+            <w:tcMar>
+              <w:top w:type="dxa" w:w="80"/>
+              <w:left w:type="dxa" w:w="120"/>
+              <w:bottom w:type="dxa" w:w="80"/>
+              <w:right w:type="dxa" w:w="120"/>
+            </w:tcMar>
+            <w:vAlign w:val="center"/>
+          </w:tcPr>
+          <w:p>
             <w:r>
               <w:rPr>
                 <w:rFonts w:ascii="Arial" w:cs="Arial" w:eastAsia="Arial" w:hAnsi="Arial"/>
                 <w:b w:val="false"/>
                 <w:bCs w:val="false"/>
-                <w:color w:val="000000"/>
+                <w:color w:val="222222"/>
                 <w:sz w:val="20"/>
                 <w:szCs w:val="20"/>
               </w:rPr>
@@ -2334,7 +2624,6 @@
         <w:tc>
           <w:tcPr>
             <w:tcW w:type="dxa" w:w="2340"/>
-            <w:gridSpan w:val="1"/>
             <w:tcBorders>
               <w:top w:val="single" w:color="CCCCCC" w:sz="1"/>
               <w:left w:val="single" w:color="CCCCCC" w:sz="1"/>
@@ -2351,15 +2640,12 @@
             <w:vAlign w:val="center"/>
           </w:tcPr>
           <w:p>
-            <w:pPr>
-              <w:jc w:val="left"/>
-            </w:pPr>
             <w:r>
               <w:rPr>
                 <w:rFonts w:ascii="Arial" w:cs="Arial" w:eastAsia="Arial" w:hAnsi="Arial"/>
                 <w:b w:val="false"/>
                 <w:bCs w:val="false"/>
-                <w:color w:val="000000"/>
+                <w:color w:val="222222"/>
                 <w:sz w:val="20"/>
                 <w:szCs w:val="20"/>
               </w:rPr>
@@ -2370,7 +2656,6 @@
         <w:tc>
           <w:tcPr>
             <w:tcW w:type="dxa" w:w="2340"/>
-            <w:gridSpan w:val="1"/>
             <w:tcBorders>
               <w:top w:val="single" w:color="CCCCCC" w:sz="1"/>
               <w:left w:val="single" w:color="CCCCCC" w:sz="1"/>
@@ -2387,15 +2672,12 @@
             <w:vAlign w:val="center"/>
           </w:tcPr>
           <w:p>
-            <w:pPr>
-              <w:jc w:val="left"/>
-            </w:pPr>
             <w:r>
               <w:rPr>
                 <w:rFonts w:ascii="Arial" w:cs="Arial" w:eastAsia="Arial" w:hAnsi="Arial"/>
                 <w:b w:val="false"/>
                 <w:bCs w:val="false"/>
-                <w:color w:val="000000"/>
+                <w:color w:val="222222"/>
                 <w:sz w:val="20"/>
                 <w:szCs w:val="20"/>
               </w:rPr>
@@ -2406,7 +2688,6 @@
         <w:tc>
           <w:tcPr>
             <w:tcW w:type="dxa" w:w="2340"/>
-            <w:gridSpan w:val="1"/>
             <w:tcBorders>
               <w:top w:val="single" w:color="CCCCCC" w:sz="1"/>
               <w:left w:val="single" w:color="CCCCCC" w:sz="1"/>
@@ -2423,15 +2704,12 @@
             <w:vAlign w:val="center"/>
           </w:tcPr>
           <w:p>
-            <w:pPr>
-              <w:jc w:val="left"/>
-            </w:pPr>
             <w:r>
               <w:rPr>
                 <w:rFonts w:ascii="Arial" w:cs="Arial" w:eastAsia="Arial" w:hAnsi="Arial"/>
                 <w:b w:val="false"/>
                 <w:bCs w:val="false"/>
-                <w:color w:val="000000"/>
+                <w:color w:val="222222"/>
                 <w:sz w:val="20"/>
                 <w:szCs w:val="20"/>
               </w:rPr>
@@ -2442,7 +2720,6 @@
         <w:tc>
           <w:tcPr>
             <w:tcW w:type="dxa" w:w="2340"/>
-            <w:gridSpan w:val="1"/>
             <w:tcBorders>
               <w:top w:val="single" w:color="CCCCCC" w:sz="1"/>
               <w:left w:val="single" w:color="CCCCCC" w:sz="1"/>
@@ -2459,15 +2736,12 @@
             <w:vAlign w:val="center"/>
           </w:tcPr>
           <w:p>
-            <w:pPr>
-              <w:jc w:val="left"/>
-            </w:pPr>
             <w:r>
               <w:rPr>
                 <w:rFonts w:ascii="Arial" w:cs="Arial" w:eastAsia="Arial" w:hAnsi="Arial"/>
                 <w:b w:val="false"/>
                 <w:bCs w:val="false"/>
-                <w:color w:val="000000"/>
+                <w:color w:val="222222"/>
                 <w:sz w:val="20"/>
                 <w:szCs w:val="20"/>
               </w:rPr>
@@ -2479,7 +2753,7 @@
     </w:tbl>
     <w:p>
       <w:pPr>
-        <w:spacing w:before="120" w:after="120"/>
+        <w:spacing w:before="100" w:after="100"/>
       </w:pPr>
       <w:r>
         <w:t xml:space="preserve"/>
@@ -2492,15 +2766,16 @@
       <w:r>
         <w:rPr>
           <w:rFonts w:ascii="Arial" w:cs="Arial" w:eastAsia="Arial" w:hAnsi="Arial"/>
+          <w:color w:val="222222"/>
           <w:sz w:val="22"/>
           <w:szCs w:val="22"/>
         </w:rPr>
-        <w:t xml:space="preserve">Rate-of-change (roc) is computed as the endpoint difference across the window: vals[-1] - vals[0]. This is not a derivative — it is what catches gradual ramps like the 15-step HVAC airflow decay.</w:t>
-      </w:r>
-    </w:p>
-    <w:p>
-      <w:pPr>
-        <w:spacing w:before="120" w:after="120"/>
+        <w:t xml:space="preserve">Rate-of-change (roc) is the endpoint difference across the window: vals[-1] - vals[0]. This is not a derivative. It is the feature that catches gradual ramps — specifically, it is what makes the HVAC failure's 15-step airflow decay detectable.</w:t>
+      </w:r>
+    </w:p>
+    <w:p>
+      <w:pPr>
+        <w:spacing w:before="100" w:after="100"/>
       </w:pPr>
       <w:r>
         <w:t xml:space="preserve"/>
@@ -2520,7 +2795,7 @@
           <w:sz w:val="26"/>
           <w:szCs w:val="26"/>
         </w:rPr>
-        <w:t xml:space="preserve">Step 4 — Four-Way Training Mix (train_hybrid_model.py)</w:t>
+        <w:t xml:space="preserve">Step 4 — Four-Way Training Mix (train_hybrid_model.py, lines 66–81)</w:t>
       </w:r>
     </w:p>
     <w:p>
@@ -2530,15 +2805,16 @@
       <w:r>
         <w:rPr>
           <w:rFonts w:ascii="Arial" w:cs="Arial" w:eastAsia="Arial" w:hAnsi="Arial"/>
+          <w:color w:val="222222"/>
           <w:sz w:val="22"/>
           <w:szCs w:val="22"/>
         </w:rPr>
-        <w:t xml:space="preserve">This is the step that produces model_v2_hybrid_real.pkl. The file builds X_train from four sources in a proportional mix targeting 25,000 total rows:</w:t>
-      </w:r>
-    </w:p>
-    <w:p>
-      <w:pPr>
-        <w:spacing w:before="120" w:after="120"/>
+        <w:t xml:space="preserve">X_train is built from four sources targeting 25,000 total windows. The proportional mix is hard-coded in train_hybrid_model.py:</w:t>
+      </w:r>
+    </w:p>
+    <w:p>
+      <w:pPr>
+        <w:spacing w:before="100" w:after="100"/>
       </w:pPr>
       <w:r>
         <w:t xml:space="preserve"/>
@@ -2558,10 +2834,10 @@
       </w:tblPr>
       <w:tblGrid>
         <w:gridCol w:w="400"/>
+        <w:gridCol w:w="2600"/>
+        <w:gridCol w:w="2400"/>
+        <w:gridCol w:w="1160"/>
         <w:gridCol w:w="2800"/>
-        <w:gridCol w:w="2400"/>
-        <w:gridCol w:w="1560"/>
-        <w:gridCol w:w="2200"/>
       </w:tblGrid>
       <w:tr>
         <w:tc>
@@ -2598,7 +2874,7 @@
         </w:tc>
         <w:tc>
           <w:tcPr>
-            <w:tcW w:type="dxa" w:w="2800"/>
+            <w:tcW w:type="dxa" w:w="2600"/>
             <w:tcBorders>
               <w:top w:val="single" w:color="2E4A7A" w:sz="1"/>
               <w:left w:val="single" w:color="2E4A7A" w:sz="1"/>
@@ -2662,7 +2938,7 @@
         </w:tc>
         <w:tc>
           <w:tcPr>
-            <w:tcW w:type="dxa" w:w="1560"/>
+            <w:tcW w:type="dxa" w:w="1160"/>
             <w:tcBorders>
               <w:top w:val="single" w:color="2E4A7A" w:sz="1"/>
               <w:left w:val="single" w:color="2E4A7A" w:sz="1"/>
@@ -2694,7 +2970,7 @@
         </w:tc>
         <w:tc>
           <w:tcPr>
-            <w:tcW w:type="dxa" w:w="2200"/>
+            <w:tcW w:type="dxa" w:w="2800"/>
             <w:tcBorders>
               <w:top w:val="single" w:color="2E4A7A" w:sz="1"/>
               <w:left w:val="single" w:color="2E4A7A" w:sz="1"/>
@@ -2720,7 +2996,7 @@
                 <w:sz w:val="20"/>
                 <w:szCs w:val="20"/>
               </w:rPr>
-              <w:t xml:space="preserve">Rows used</w:t>
+              <w:t xml:space="preserve">Rows</w:t>
             </w:r>
           </w:p>
         </w:tc>
@@ -2729,7 +3005,6 @@
         <w:tc>
           <w:tcPr>
             <w:tcW w:type="dxa" w:w="400"/>
-            <w:gridSpan w:val="1"/>
             <w:tcBorders>
               <w:top w:val="single" w:color="CCCCCC" w:sz="1"/>
               <w:left w:val="single" w:color="CCCCCC" w:sz="1"/>
@@ -2746,9 +3021,6 @@
             <w:vAlign w:val="center"/>
           </w:tcPr>
           <w:p>
-            <w:pPr>
-              <w:jc w:val="left"/>
-            </w:pPr>
             <w:r>
               <w:rPr>
                 <w:rFonts w:ascii="Arial" w:cs="Arial" w:eastAsia="Arial" w:hAnsi="Arial"/>
@@ -2764,8 +3036,7 @@
         </w:tc>
         <w:tc>
           <w:tcPr>
-            <w:tcW w:type="dxa" w:w="2800"/>
-            <w:gridSpan w:val="1"/>
+            <w:tcW w:type="dxa" w:w="2600"/>
             <w:tcBorders>
               <w:top w:val="single" w:color="CCCCCC" w:sz="1"/>
               <w:left w:val="single" w:color="CCCCCC" w:sz="1"/>
@@ -2782,15 +3053,12 @@
             <w:vAlign w:val="center"/>
           </w:tcPr>
           <w:p>
-            <w:pPr>
-              <w:jc w:val="left"/>
-            </w:pPr>
             <w:r>
               <w:rPr>
                 <w:rFonts w:ascii="Arial" w:cs="Arial" w:eastAsia="Arial" w:hAnsi="Arial"/>
                 <w:b w:val="false"/>
                 <w:bCs w:val="false"/>
-                <w:color w:val="000000"/>
+                <w:color w:val="222222"/>
                 <w:sz w:val="20"/>
                 <w:szCs w:val="20"/>
               </w:rPr>
@@ -2801,7 +3069,6 @@
         <w:tc>
           <w:tcPr>
             <w:tcW w:type="dxa" w:w="2400"/>
-            <w:gridSpan w:val="1"/>
             <w:tcBorders>
               <w:top w:val="single" w:color="CCCCCC" w:sz="1"/>
               <w:left w:val="single" w:color="CCCCCC" w:sz="1"/>
@@ -2818,15 +3085,12 @@
             <w:vAlign w:val="center"/>
           </w:tcPr>
           <w:p>
-            <w:pPr>
-              <w:jc w:val="left"/>
-            </w:pPr>
             <w:r>
               <w:rPr>
                 <w:rFonts w:ascii="Arial" w:cs="Arial" w:eastAsia="Arial" w:hAnsi="Arial"/>
                 <w:b w:val="false"/>
                 <w:bCs w:val="false"/>
-                <w:color w:val="000000"/>
+                <w:color w:val="222222"/>
                 <w:sz w:val="20"/>
                 <w:szCs w:val="20"/>
               </w:rPr>
@@ -2836,8 +3100,7 @@
         </w:tc>
         <w:tc>
           <w:tcPr>
-            <w:tcW w:type="dxa" w:w="1560"/>
-            <w:gridSpan w:val="1"/>
+            <w:tcW w:type="dxa" w:w="1160"/>
             <w:tcBorders>
               <w:top w:val="single" w:color="CCCCCC" w:sz="1"/>
               <w:left w:val="single" w:color="CCCCCC" w:sz="1"/>
@@ -2854,15 +3117,12 @@
             <w:vAlign w:val="center"/>
           </w:tcPr>
           <w:p>
-            <w:pPr>
-              <w:jc w:val="left"/>
-            </w:pPr>
             <w:r>
               <w:rPr>
                 <w:rFonts w:ascii="Arial" w:cs="Arial" w:eastAsia="Arial" w:hAnsi="Arial"/>
                 <w:b/>
                 <w:bCs/>
-                <w:color w:val="000000"/>
+                <w:color w:val="222222"/>
                 <w:sz w:val="20"/>
                 <w:szCs w:val="20"/>
               </w:rPr>
@@ -2872,8 +3132,7 @@
         </w:tc>
         <w:tc>
           <w:tcPr>
-            <w:tcW w:type="dxa" w:w="2200"/>
-            <w:gridSpan w:val="1"/>
+            <w:tcW w:type="dxa" w:w="2800"/>
             <w:tcBorders>
               <w:top w:val="single" w:color="CCCCCC" w:sz="1"/>
               <w:left w:val="single" w:color="CCCCCC" w:sz="1"/>
@@ -2890,15 +3149,12 @@
             <w:vAlign w:val="center"/>
           </w:tcPr>
           <w:p>
-            <w:pPr>
-              <w:jc w:val="left"/>
-            </w:pPr>
             <w:r>
               <w:rPr>
                 <w:rFonts w:ascii="Arial" w:cs="Arial" w:eastAsia="Arial" w:hAnsi="Arial"/>
                 <w:b w:val="false"/>
                 <w:bCs w:val="false"/>
-                <w:color w:val="000000"/>
+                <w:color w:val="222222"/>
                 <w:sz w:val="20"/>
                 <w:szCs w:val="20"/>
               </w:rPr>
@@ -2911,25 +3167,21 @@
         <w:tc>
           <w:tcPr>
             <w:tcW w:type="dxa" w:w="400"/>
-            <w:gridSpan w:val="1"/>
-            <w:tcBorders>
-              <w:top w:val="single" w:color="CCCCCC" w:sz="1"/>
-              <w:left w:val="single" w:color="CCCCCC" w:sz="1"/>
-              <w:bottom w:val="single" w:color="CCCCCC" w:sz="1"/>
-              <w:right w:val="single" w:color="CCCCCC" w:sz="1"/>
-            </w:tcBorders>
-            <w:tcMar>
-              <w:top w:type="dxa" w:w="80"/>
-              <w:left w:type="dxa" w:w="120"/>
-              <w:bottom w:type="dxa" w:w="80"/>
-              <w:right w:type="dxa" w:w="120"/>
-            </w:tcMar>
-            <w:vAlign w:val="center"/>
-          </w:tcPr>
-          <w:p>
-            <w:pPr>
-              <w:jc w:val="left"/>
-            </w:pPr>
+            <w:tcBorders>
+              <w:top w:val="single" w:color="CCCCCC" w:sz="1"/>
+              <w:left w:val="single" w:color="CCCCCC" w:sz="1"/>
+              <w:bottom w:val="single" w:color="CCCCCC" w:sz="1"/>
+              <w:right w:val="single" w:color="CCCCCC" w:sz="1"/>
+            </w:tcBorders>
+            <w:tcMar>
+              <w:top w:type="dxa" w:w="80"/>
+              <w:left w:type="dxa" w:w="120"/>
+              <w:bottom w:type="dxa" w:w="80"/>
+              <w:right w:type="dxa" w:w="120"/>
+            </w:tcMar>
+            <w:vAlign w:val="center"/>
+          </w:tcPr>
+          <w:p>
             <w:r>
               <w:rPr>
                 <w:rFonts w:ascii="Arial" w:cs="Arial" w:eastAsia="Arial" w:hAnsi="Arial"/>
@@ -2945,32 +3197,28 @@
         </w:tc>
         <w:tc>
           <w:tcPr>
-            <w:tcW w:type="dxa" w:w="2800"/>
-            <w:gridSpan w:val="1"/>
-            <w:tcBorders>
-              <w:top w:val="single" w:color="CCCCCC" w:sz="1"/>
-              <w:left w:val="single" w:color="CCCCCC" w:sz="1"/>
-              <w:bottom w:val="single" w:color="CCCCCC" w:sz="1"/>
-              <w:right w:val="single" w:color="CCCCCC" w:sz="1"/>
-            </w:tcBorders>
-            <w:tcMar>
-              <w:top w:type="dxa" w:w="80"/>
-              <w:left w:type="dxa" w:w="120"/>
-              <w:bottom w:type="dxa" w:w="80"/>
-              <w:right w:type="dxa" w:w="120"/>
-            </w:tcMar>
-            <w:vAlign w:val="center"/>
-          </w:tcPr>
-          <w:p>
-            <w:pPr>
-              <w:jc w:val="left"/>
-            </w:pPr>
+            <w:tcW w:type="dxa" w:w="2600"/>
+            <w:tcBorders>
+              <w:top w:val="single" w:color="CCCCCC" w:sz="1"/>
+              <w:left w:val="single" w:color="CCCCCC" w:sz="1"/>
+              <w:bottom w:val="single" w:color="CCCCCC" w:sz="1"/>
+              <w:right w:val="single" w:color="CCCCCC" w:sz="1"/>
+            </w:tcBorders>
+            <w:tcMar>
+              <w:top w:type="dxa" w:w="80"/>
+              <w:left w:type="dxa" w:w="120"/>
+              <w:bottom w:type="dxa" w:w="80"/>
+              <w:right w:type="dxa" w:w="120"/>
+            </w:tcMar>
+            <w:vAlign w:val="center"/>
+          </w:tcPr>
+          <w:p>
             <w:r>
               <w:rPr>
                 <w:rFonts w:ascii="Arial" w:cs="Arial" w:eastAsia="Arial" w:hAnsi="Arial"/>
                 <w:b w:val="false"/>
                 <w:bCs w:val="false"/>
-                <w:color w:val="000000"/>
+                <w:color w:val="222222"/>
                 <w:sz w:val="20"/>
                 <w:szCs w:val="20"/>
               </w:rPr>
@@ -2981,31 +3229,27 @@
         <w:tc>
           <w:tcPr>
             <w:tcW w:type="dxa" w:w="2400"/>
-            <w:gridSpan w:val="1"/>
-            <w:tcBorders>
-              <w:top w:val="single" w:color="CCCCCC" w:sz="1"/>
-              <w:left w:val="single" w:color="CCCCCC" w:sz="1"/>
-              <w:bottom w:val="single" w:color="CCCCCC" w:sz="1"/>
-              <w:right w:val="single" w:color="CCCCCC" w:sz="1"/>
-            </w:tcBorders>
-            <w:tcMar>
-              <w:top w:type="dxa" w:w="80"/>
-              <w:left w:type="dxa" w:w="120"/>
-              <w:bottom w:type="dxa" w:w="80"/>
-              <w:right w:type="dxa" w:w="120"/>
-            </w:tcMar>
-            <w:vAlign w:val="center"/>
-          </w:tcPr>
-          <w:p>
-            <w:pPr>
-              <w:jc w:val="left"/>
-            </w:pPr>
+            <w:tcBorders>
+              <w:top w:val="single" w:color="CCCCCC" w:sz="1"/>
+              <w:left w:val="single" w:color="CCCCCC" w:sz="1"/>
+              <w:bottom w:val="single" w:color="CCCCCC" w:sz="1"/>
+              <w:right w:val="single" w:color="CCCCCC" w:sz="1"/>
+            </w:tcBorders>
+            <w:tcMar>
+              <w:top w:type="dxa" w:w="80"/>
+              <w:left w:type="dxa" w:w="120"/>
+              <w:bottom w:type="dxa" w:w="80"/>
+              <w:right w:type="dxa" w:w="120"/>
+            </w:tcMar>
+            <w:vAlign w:val="center"/>
+          </w:tcPr>
+          <w:p>
             <w:r>
               <w:rPr>
                 <w:rFonts w:ascii="Arial" w:cs="Arial" w:eastAsia="Arial" w:hAnsi="Arial"/>
                 <w:b w:val="false"/>
                 <w:bCs w:val="false"/>
-                <w:color w:val="000000"/>
+                <w:color w:val="222222"/>
                 <w:sz w:val="20"/>
                 <w:szCs w:val="20"/>
               </w:rPr>
@@ -3015,32 +3259,28 @@
         </w:tc>
         <w:tc>
           <w:tcPr>
-            <w:tcW w:type="dxa" w:w="1560"/>
-            <w:gridSpan w:val="1"/>
-            <w:tcBorders>
-              <w:top w:val="single" w:color="CCCCCC" w:sz="1"/>
-              <w:left w:val="single" w:color="CCCCCC" w:sz="1"/>
-              <w:bottom w:val="single" w:color="CCCCCC" w:sz="1"/>
-              <w:right w:val="single" w:color="CCCCCC" w:sz="1"/>
-            </w:tcBorders>
-            <w:tcMar>
-              <w:top w:type="dxa" w:w="80"/>
-              <w:left w:type="dxa" w:w="120"/>
-              <w:bottom w:type="dxa" w:w="80"/>
-              <w:right w:type="dxa" w:w="120"/>
-            </w:tcMar>
-            <w:vAlign w:val="center"/>
-          </w:tcPr>
-          <w:p>
-            <w:pPr>
-              <w:jc w:val="left"/>
-            </w:pPr>
+            <w:tcW w:type="dxa" w:w="1160"/>
+            <w:tcBorders>
+              <w:top w:val="single" w:color="CCCCCC" w:sz="1"/>
+              <w:left w:val="single" w:color="CCCCCC" w:sz="1"/>
+              <w:bottom w:val="single" w:color="CCCCCC" w:sz="1"/>
+              <w:right w:val="single" w:color="CCCCCC" w:sz="1"/>
+            </w:tcBorders>
+            <w:tcMar>
+              <w:top w:type="dxa" w:w="80"/>
+              <w:left w:type="dxa" w:w="120"/>
+              <w:bottom w:type="dxa" w:w="80"/>
+              <w:right w:type="dxa" w:w="120"/>
+            </w:tcMar>
+            <w:vAlign w:val="center"/>
+          </w:tcPr>
+          <w:p>
             <w:r>
               <w:rPr>
                 <w:rFonts w:ascii="Arial" w:cs="Arial" w:eastAsia="Arial" w:hAnsi="Arial"/>
                 <w:b/>
                 <w:bCs/>
-                <w:color w:val="000000"/>
+                <w:color w:val="222222"/>
                 <w:sz w:val="20"/>
                 <w:szCs w:val="20"/>
               </w:rPr>
@@ -3050,32 +3290,28 @@
         </w:tc>
         <w:tc>
           <w:tcPr>
-            <w:tcW w:type="dxa" w:w="2200"/>
-            <w:gridSpan w:val="1"/>
-            <w:tcBorders>
-              <w:top w:val="single" w:color="CCCCCC" w:sz="1"/>
-              <w:left w:val="single" w:color="CCCCCC" w:sz="1"/>
-              <w:bottom w:val="single" w:color="CCCCCC" w:sz="1"/>
-              <w:right w:val="single" w:color="CCCCCC" w:sz="1"/>
-            </w:tcBorders>
-            <w:tcMar>
-              <w:top w:type="dxa" w:w="80"/>
-              <w:left w:type="dxa" w:w="120"/>
-              <w:bottom w:type="dxa" w:w="80"/>
-              <w:right w:type="dxa" w:w="120"/>
-            </w:tcMar>
-            <w:vAlign w:val="center"/>
-          </w:tcPr>
-          <w:p>
-            <w:pPr>
-              <w:jc w:val="left"/>
-            </w:pPr>
+            <w:tcW w:type="dxa" w:w="2800"/>
+            <w:tcBorders>
+              <w:top w:val="single" w:color="CCCCCC" w:sz="1"/>
+              <w:left w:val="single" w:color="CCCCCC" w:sz="1"/>
+              <w:bottom w:val="single" w:color="CCCCCC" w:sz="1"/>
+              <w:right w:val="single" w:color="CCCCCC" w:sz="1"/>
+            </w:tcBorders>
+            <w:tcMar>
+              <w:top w:type="dxa" w:w="80"/>
+              <w:left w:type="dxa" w:w="120"/>
+              <w:bottom w:type="dxa" w:w="80"/>
+              <w:right w:type="dxa" w:w="120"/>
+            </w:tcMar>
+            <w:vAlign w:val="center"/>
+          </w:tcPr>
+          <w:p>
             <w:r>
               <w:rPr>
                 <w:rFonts w:ascii="Arial" w:cs="Arial" w:eastAsia="Arial" w:hAnsi="Arial"/>
                 <w:b w:val="false"/>
                 <w:bCs w:val="false"/>
-                <w:color w:val="000000"/>
+                <w:color w:val="222222"/>
                 <w:sz w:val="20"/>
                 <w:szCs w:val="20"/>
               </w:rPr>
@@ -3088,7 +3324,6 @@
         <w:tc>
           <w:tcPr>
             <w:tcW w:type="dxa" w:w="400"/>
-            <w:gridSpan w:val="1"/>
             <w:tcBorders>
               <w:top w:val="single" w:color="CCCCCC" w:sz="1"/>
               <w:left w:val="single" w:color="CCCCCC" w:sz="1"/>
@@ -3105,9 +3340,6 @@
             <w:vAlign w:val="center"/>
           </w:tcPr>
           <w:p>
-            <w:pPr>
-              <w:jc w:val="left"/>
-            </w:pPr>
             <w:r>
               <w:rPr>
                 <w:rFonts w:ascii="Arial" w:cs="Arial" w:eastAsia="Arial" w:hAnsi="Arial"/>
@@ -3123,8 +3355,7 @@
         </w:tc>
         <w:tc>
           <w:tcPr>
-            <w:tcW w:type="dxa" w:w="2800"/>
-            <w:gridSpan w:val="1"/>
+            <w:tcW w:type="dxa" w:w="2600"/>
             <w:tcBorders>
               <w:top w:val="single" w:color="CCCCCC" w:sz="1"/>
               <w:left w:val="single" w:color="CCCCCC" w:sz="1"/>
@@ -3141,15 +3372,12 @@
             <w:vAlign w:val="center"/>
           </w:tcPr>
           <w:p>
-            <w:pPr>
-              <w:jc w:val="left"/>
-            </w:pPr>
             <w:r>
               <w:rPr>
                 <w:rFonts w:ascii="Arial" w:cs="Arial" w:eastAsia="Arial" w:hAnsi="Arial"/>
                 <w:b w:val="false"/>
                 <w:bCs w:val="false"/>
-                <w:color w:val="000000"/>
+                <w:color w:val="222222"/>
                 <w:sz w:val="20"/>
                 <w:szCs w:val="20"/>
               </w:rPr>
@@ -3160,7 +3388,6 @@
         <w:tc>
           <w:tcPr>
             <w:tcW w:type="dxa" w:w="2400"/>
-            <w:gridSpan w:val="1"/>
             <w:tcBorders>
               <w:top w:val="single" w:color="CCCCCC" w:sz="1"/>
               <w:left w:val="single" w:color="CCCCCC" w:sz="1"/>
@@ -3177,15 +3404,12 @@
             <w:vAlign w:val="center"/>
           </w:tcPr>
           <w:p>
-            <w:pPr>
-              <w:jc w:val="left"/>
-            </w:pPr>
             <w:r>
               <w:rPr>
                 <w:rFonts w:ascii="Arial" w:cs="Arial" w:eastAsia="Arial" w:hAnsi="Arial"/>
                 <w:b w:val="false"/>
                 <w:bCs w:val="false"/>
-                <w:color w:val="000000"/>
+                <w:color w:val="222222"/>
                 <w:sz w:val="20"/>
                 <w:szCs w:val="20"/>
               </w:rPr>
@@ -3195,8 +3419,7 @@
         </w:tc>
         <w:tc>
           <w:tcPr>
-            <w:tcW w:type="dxa" w:w="1560"/>
-            <w:gridSpan w:val="1"/>
+            <w:tcW w:type="dxa" w:w="1160"/>
             <w:tcBorders>
               <w:top w:val="single" w:color="CCCCCC" w:sz="1"/>
               <w:left w:val="single" w:color="CCCCCC" w:sz="1"/>
@@ -3213,15 +3436,12 @@
             <w:vAlign w:val="center"/>
           </w:tcPr>
           <w:p>
-            <w:pPr>
-              <w:jc w:val="left"/>
-            </w:pPr>
             <w:r>
               <w:rPr>
                 <w:rFonts w:ascii="Arial" w:cs="Arial" w:eastAsia="Arial" w:hAnsi="Arial"/>
                 <w:b/>
                 <w:bCs/>
-                <w:color w:val="000000"/>
+                <w:color w:val="222222"/>
                 <w:sz w:val="20"/>
                 <w:szCs w:val="20"/>
               </w:rPr>
@@ -3231,8 +3451,7 @@
         </w:tc>
         <w:tc>
           <w:tcPr>
-            <w:tcW w:type="dxa" w:w="2200"/>
-            <w:gridSpan w:val="1"/>
+            <w:tcW w:type="dxa" w:w="2800"/>
             <w:tcBorders>
               <w:top w:val="single" w:color="CCCCCC" w:sz="1"/>
               <w:left w:val="single" w:color="CCCCCC" w:sz="1"/>
@@ -3249,15 +3468,12 @@
             <w:vAlign w:val="center"/>
           </w:tcPr>
           <w:p>
-            <w:pPr>
-              <w:jc w:val="left"/>
-            </w:pPr>
             <w:r>
               <w:rPr>
                 <w:rFonts w:ascii="Arial" w:cs="Arial" w:eastAsia="Arial" w:hAnsi="Arial"/>
                 <w:b w:val="false"/>
                 <w:bCs w:val="false"/>
-                <w:color w:val="000000"/>
+                <w:color w:val="222222"/>
                 <w:sz w:val="20"/>
                 <w:szCs w:val="20"/>
               </w:rPr>
@@ -3270,25 +3486,21 @@
         <w:tc>
           <w:tcPr>
             <w:tcW w:type="dxa" w:w="400"/>
-            <w:gridSpan w:val="1"/>
-            <w:tcBorders>
-              <w:top w:val="single" w:color="CCCCCC" w:sz="1"/>
-              <w:left w:val="single" w:color="CCCCCC" w:sz="1"/>
-              <w:bottom w:val="single" w:color="CCCCCC" w:sz="1"/>
-              <w:right w:val="single" w:color="CCCCCC" w:sz="1"/>
-            </w:tcBorders>
-            <w:tcMar>
-              <w:top w:type="dxa" w:w="80"/>
-              <w:left w:type="dxa" w:w="120"/>
-              <w:bottom w:type="dxa" w:w="80"/>
-              <w:right w:type="dxa" w:w="120"/>
-            </w:tcMar>
-            <w:vAlign w:val="center"/>
-          </w:tcPr>
-          <w:p>
-            <w:pPr>
-              <w:jc w:val="left"/>
-            </w:pPr>
+            <w:tcBorders>
+              <w:top w:val="single" w:color="CCCCCC" w:sz="1"/>
+              <w:left w:val="single" w:color="CCCCCC" w:sz="1"/>
+              <w:bottom w:val="single" w:color="CCCCCC" w:sz="1"/>
+              <w:right w:val="single" w:color="CCCCCC" w:sz="1"/>
+            </w:tcBorders>
+            <w:tcMar>
+              <w:top w:type="dxa" w:w="80"/>
+              <w:left w:type="dxa" w:w="120"/>
+              <w:bottom w:type="dxa" w:w="80"/>
+              <w:right w:type="dxa" w:w="120"/>
+            </w:tcMar>
+            <w:vAlign w:val="center"/>
+          </w:tcPr>
+          <w:p>
             <w:r>
               <w:rPr>
                 <w:rFonts w:ascii="Arial" w:cs="Arial" w:eastAsia="Arial" w:hAnsi="Arial"/>
@@ -3304,32 +3516,28 @@
         </w:tc>
         <w:tc>
           <w:tcPr>
-            <w:tcW w:type="dxa" w:w="2800"/>
-            <w:gridSpan w:val="1"/>
-            <w:tcBorders>
-              <w:top w:val="single" w:color="CCCCCC" w:sz="1"/>
-              <w:left w:val="single" w:color="CCCCCC" w:sz="1"/>
-              <w:bottom w:val="single" w:color="CCCCCC" w:sz="1"/>
-              <w:right w:val="single" w:color="CCCCCC" w:sz="1"/>
-            </w:tcBorders>
-            <w:tcMar>
-              <w:top w:type="dxa" w:w="80"/>
-              <w:left w:type="dxa" w:w="120"/>
-              <w:bottom w:type="dxa" w:w="80"/>
-              <w:right w:type="dxa" w:w="120"/>
-            </w:tcMar>
-            <w:vAlign w:val="center"/>
-          </w:tcPr>
-          <w:p>
-            <w:pPr>
-              <w:jc w:val="left"/>
-            </w:pPr>
+            <w:tcW w:type="dxa" w:w="2600"/>
+            <w:tcBorders>
+              <w:top w:val="single" w:color="CCCCCC" w:sz="1"/>
+              <w:left w:val="single" w:color="CCCCCC" w:sz="1"/>
+              <w:bottom w:val="single" w:color="CCCCCC" w:sz="1"/>
+              <w:right w:val="single" w:color="CCCCCC" w:sz="1"/>
+            </w:tcBorders>
+            <w:tcMar>
+              <w:top w:type="dxa" w:w="80"/>
+              <w:left w:type="dxa" w:w="120"/>
+              <w:bottom w:type="dxa" w:w="80"/>
+              <w:right w:type="dxa" w:w="120"/>
+            </w:tcMar>
+            <w:vAlign w:val="center"/>
+          </w:tcPr>
+          <w:p>
             <w:r>
               <w:rPr>
                 <w:rFonts w:ascii="Arial" w:cs="Arial" w:eastAsia="Arial" w:hAnsi="Arial"/>
                 <w:b w:val="false"/>
                 <w:bCs w:val="false"/>
-                <w:color w:val="000000"/>
+                <w:color w:val="222222"/>
                 <w:sz w:val="20"/>
                 <w:szCs w:val="20"/>
               </w:rPr>
@@ -3340,31 +3548,27 @@
         <w:tc>
           <w:tcPr>
             <w:tcW w:type="dxa" w:w="2400"/>
-            <w:gridSpan w:val="1"/>
-            <w:tcBorders>
-              <w:top w:val="single" w:color="CCCCCC" w:sz="1"/>
-              <w:left w:val="single" w:color="CCCCCC" w:sz="1"/>
-              <w:bottom w:val="single" w:color="CCCCCC" w:sz="1"/>
-              <w:right w:val="single" w:color="CCCCCC" w:sz="1"/>
-            </w:tcBorders>
-            <w:tcMar>
-              <w:top w:type="dxa" w:w="80"/>
-              <w:left w:type="dxa" w:w="120"/>
-              <w:bottom w:type="dxa" w:w="80"/>
-              <w:right w:type="dxa" w:w="120"/>
-            </w:tcMar>
-            <w:vAlign w:val="center"/>
-          </w:tcPr>
-          <w:p>
-            <w:pPr>
-              <w:jc w:val="left"/>
-            </w:pPr>
+            <w:tcBorders>
+              <w:top w:val="single" w:color="CCCCCC" w:sz="1"/>
+              <w:left w:val="single" w:color="CCCCCC" w:sz="1"/>
+              <w:bottom w:val="single" w:color="CCCCCC" w:sz="1"/>
+              <w:right w:val="single" w:color="CCCCCC" w:sz="1"/>
+            </w:tcBorders>
+            <w:tcMar>
+              <w:top w:type="dxa" w:w="80"/>
+              <w:left w:type="dxa" w:w="120"/>
+              <w:bottom w:type="dxa" w:w="80"/>
+              <w:right w:type="dxa" w:w="120"/>
+            </w:tcMar>
+            <w:vAlign w:val="center"/>
+          </w:tcPr>
+          <w:p>
             <w:r>
               <w:rPr>
                 <w:rFonts w:ascii="Arial" w:cs="Arial" w:eastAsia="Arial" w:hAnsi="Arial"/>
                 <w:b w:val="false"/>
                 <w:bCs w:val="false"/>
-                <w:color w:val="000000"/>
+                <w:color w:val="222222"/>
                 <w:sz w:val="20"/>
                 <w:szCs w:val="20"/>
               </w:rPr>
@@ -3374,32 +3578,28 @@
         </w:tc>
         <w:tc>
           <w:tcPr>
-            <w:tcW w:type="dxa" w:w="1560"/>
-            <w:gridSpan w:val="1"/>
-            <w:tcBorders>
-              <w:top w:val="single" w:color="CCCCCC" w:sz="1"/>
-              <w:left w:val="single" w:color="CCCCCC" w:sz="1"/>
-              <w:bottom w:val="single" w:color="CCCCCC" w:sz="1"/>
-              <w:right w:val="single" w:color="CCCCCC" w:sz="1"/>
-            </w:tcBorders>
-            <w:tcMar>
-              <w:top w:type="dxa" w:w="80"/>
-              <w:left w:type="dxa" w:w="120"/>
-              <w:bottom w:type="dxa" w:w="80"/>
-              <w:right w:type="dxa" w:w="120"/>
-            </w:tcMar>
-            <w:vAlign w:val="center"/>
-          </w:tcPr>
-          <w:p>
-            <w:pPr>
-              <w:jc w:val="left"/>
-            </w:pPr>
+            <w:tcW w:type="dxa" w:w="1160"/>
+            <w:tcBorders>
+              <w:top w:val="single" w:color="CCCCCC" w:sz="1"/>
+              <w:left w:val="single" w:color="CCCCCC" w:sz="1"/>
+              <w:bottom w:val="single" w:color="CCCCCC" w:sz="1"/>
+              <w:right w:val="single" w:color="CCCCCC" w:sz="1"/>
+            </w:tcBorders>
+            <w:tcMar>
+              <w:top w:type="dxa" w:w="80"/>
+              <w:left w:type="dxa" w:w="120"/>
+              <w:bottom w:type="dxa" w:w="80"/>
+              <w:right w:type="dxa" w:w="120"/>
+            </w:tcMar>
+            <w:vAlign w:val="center"/>
+          </w:tcPr>
+          <w:p>
             <w:r>
               <w:rPr>
                 <w:rFonts w:ascii="Arial" w:cs="Arial" w:eastAsia="Arial" w:hAnsi="Arial"/>
                 <w:b/>
                 <w:bCs/>
-                <w:color w:val="000000"/>
+                <w:color w:val="222222"/>
                 <w:sz w:val="20"/>
                 <w:szCs w:val="20"/>
               </w:rPr>
@@ -3409,32 +3609,28 @@
         </w:tc>
         <w:tc>
           <w:tcPr>
-            <w:tcW w:type="dxa" w:w="2200"/>
-            <w:gridSpan w:val="1"/>
-            <w:tcBorders>
-              <w:top w:val="single" w:color="CCCCCC" w:sz="1"/>
-              <w:left w:val="single" w:color="CCCCCC" w:sz="1"/>
-              <w:bottom w:val="single" w:color="CCCCCC" w:sz="1"/>
-              <w:right w:val="single" w:color="CCCCCC" w:sz="1"/>
-            </w:tcBorders>
-            <w:tcMar>
-              <w:top w:type="dxa" w:w="80"/>
-              <w:left w:type="dxa" w:w="120"/>
-              <w:bottom w:type="dxa" w:w="80"/>
-              <w:right w:type="dxa" w:w="120"/>
-            </w:tcMar>
-            <w:vAlign w:val="center"/>
-          </w:tcPr>
-          <w:p>
-            <w:pPr>
-              <w:jc w:val="left"/>
-            </w:pPr>
+            <w:tcW w:type="dxa" w:w="2800"/>
+            <w:tcBorders>
+              <w:top w:val="single" w:color="CCCCCC" w:sz="1"/>
+              <w:left w:val="single" w:color="CCCCCC" w:sz="1"/>
+              <w:bottom w:val="single" w:color="CCCCCC" w:sz="1"/>
+              <w:right w:val="single" w:color="CCCCCC" w:sz="1"/>
+            </w:tcBorders>
+            <w:tcMar>
+              <w:top w:type="dxa" w:w="80"/>
+              <w:left w:type="dxa" w:w="120"/>
+              <w:bottom w:type="dxa" w:w="80"/>
+              <w:right w:type="dxa" w:w="120"/>
+            </w:tcMar>
+            <w:vAlign w:val="center"/>
+          </w:tcPr>
+          <w:p>
             <w:r>
               <w:rPr>
                 <w:rFonts w:ascii="Arial" w:cs="Arial" w:eastAsia="Arial" w:hAnsi="Arial"/>
                 <w:b w:val="false"/>
                 <w:bCs w:val="false"/>
-                <w:color w:val="000000"/>
+                <w:color w:val="222222"/>
                 <w:sz w:val="20"/>
                 <w:szCs w:val="20"/>
               </w:rPr>
@@ -3446,7 +3642,7 @@
     </w:tbl>
     <w:p>
       <w:pPr>
-        <w:spacing w:before="120" w:after="120"/>
+        <w:spacing w:before="100" w:after="100"/>
       </w:pPr>
       <w:r>
         <w:t xml:space="preserve"/>
@@ -3454,50 +3650,7 @@
     </w:p>
     <w:p>
       <w:pPr>
-        <w:pBdr>
-          <w:left w:val="single" w:color="2E4A7A" w:sz="4" w:space="8"/>
-        </w:pBdr>
-        <w:spacing w:before="80" w:after="80"/>
-        <w:ind w:left="560"/>
-      </w:pPr>
-      <w:r>
-        <w:rPr>
-          <w:rFonts w:ascii="Arial" w:cs="Arial" w:eastAsia="Arial" w:hAnsi="Arial"/>
-          <w:i/>
-          <w:iCs/>
-          <w:color w:val="444444"/>
-          <w:sz w:val="20"/>
-          <w:szCs w:val="20"/>
-        </w:rPr>
-        <w:t xml:space="preserve">The 'hybrid' in model_v2_hybrid_real.pkl refers to this four-way mix — not a hybrid algorithm. The model is a plain IsolationForest. 60% of the training corpus is real-world sensor data.</w:t>
-      </w:r>
-    </w:p>
-    <w:p>
-      <w:pPr>
-        <w:spacing w:before="120" w:after="120"/>
-      </w:pPr>
-      <w:r>
-        <w:t xml:space="preserve"/>
-      </w:r>
-    </w:p>
-    <w:p>
-      <w:pPr>
-        <w:spacing w:before="80" w:after="80"/>
-      </w:pPr>
-      <w:r>
-        <w:rPr>
-          <w:rFonts w:ascii="Arial" w:cs="Arial" w:eastAsia="Arial" w:hAnsi="Arial"/>
-          <w:b/>
-          <w:bCs/>
-          <w:sz w:val="22"/>
-          <w:szCs w:val="22"/>
-        </w:rPr>
-        <w:t xml:space="preserve">The training code at lines 76-81 of train_hybrid_model.py:</w:t>
-      </w:r>
-    </w:p>
-    <w:p>
-      <w:pPr>
-        <w:spacing w:before="60" w:after="60"/>
+        <w:spacing w:before="40" w:after="40"/>
         <w:ind w:left="720"/>
       </w:pPr>
       <w:r>
@@ -3512,7 +3665,7 @@
     </w:p>
     <w:p>
       <w:pPr>
-        <w:spacing w:before="60" w:after="60"/>
+        <w:spacing w:before="40" w:after="40"/>
         <w:ind w:left="720"/>
       </w:pPr>
       <w:r>
@@ -3527,7 +3680,7 @@
     </w:p>
     <w:p>
       <w:pPr>
-        <w:spacing w:before="60" w:after="60"/>
+        <w:spacing w:before="40" w:after="40"/>
         <w:ind w:left="720"/>
       </w:pPr>
       <w:r>
@@ -3542,7 +3695,7 @@
     </w:p>
     <w:p>
       <w:pPr>
-        <w:spacing w:before="60" w:after="60"/>
+        <w:spacing w:before="40" w:after="40"/>
         <w:ind w:left="720"/>
       </w:pPr>
       <w:r>
@@ -3557,7 +3710,7 @@
     </w:p>
     <w:p>
       <w:pPr>
-        <w:spacing w:before="60" w:after="60"/>
+        <w:spacing w:before="40" w:after="40"/>
         <w:ind w:left="720"/>
       </w:pPr>
       <w:r>
@@ -3572,7 +3725,7 @@
     </w:p>
     <w:p>
       <w:pPr>
-        <w:spacing w:before="60" w:after="60"/>
+        <w:spacing w:before="40" w:after="40"/>
         <w:ind w:left="720"/>
       </w:pPr>
       <w:r>
@@ -3587,7 +3740,64 @@
     </w:p>
     <w:p>
       <w:pPr>
-        <w:spacing w:before="120" w:after="120"/>
+        <w:spacing w:before="100" w:after="100"/>
+      </w:pPr>
+      <w:r>
+        <w:t xml:space="preserve"/>
+      </w:r>
+    </w:p>
+    <w:tbl>
+      <w:tblPr>
+        <w:tblW w:type="dxa" w:w="9360"/>
+        <w:tblBorders>
+          <w:top w:val="single" w:color="auto" w:sz="4"/>
+          <w:left w:val="single" w:color="auto" w:sz="4"/>
+          <w:bottom w:val="single" w:color="auto" w:sz="4"/>
+          <w:right w:val="single" w:color="auto" w:sz="4"/>
+          <w:insideH w:val="single" w:color="auto" w:sz="4"/>
+          <w:insideV w:val="single" w:color="auto" w:sz="4"/>
+        </w:tblBorders>
+      </w:tblPr>
+      <w:tblGrid>
+        <w:gridCol w:w="9360"/>
+      </w:tblGrid>
+      <w:tr>
+        <w:tc>
+          <w:tcPr>
+            <w:tcW w:type="dxa" w:w="9360"/>
+            <w:tcBorders>
+              <w:top w:val="none" w:color="FFFFFF" w:sz="0"/>
+              <w:left w:val="none" w:color="FFFFFF" w:sz="0"/>
+              <w:bottom w:val="none" w:color="FFFFFF" w:sz="0"/>
+              <w:right w:val="none" w:color="FFFFFF" w:sz="0"/>
+            </w:tcBorders>
+            <w:shd w:fill="E8F4FD" w:val="clear"/>
+            <w:tcMar>
+              <w:top w:type="dxa" w:w="120"/>
+              <w:left w:type="dxa" w:w="200"/>
+              <w:bottom w:type="dxa" w:w="120"/>
+              <w:right w:type="dxa" w:w="200"/>
+            </w:tcMar>
+          </w:tcPr>
+          <w:p>
+            <w:r>
+              <w:rPr>
+                <w:rFonts w:ascii="Arial" w:cs="Arial" w:eastAsia="Arial" w:hAnsi="Arial"/>
+                <w:i/>
+                <w:iCs/>
+                <w:color w:val="1A5276"/>
+                <w:sz w:val="20"/>
+                <w:szCs w:val="20"/>
+              </w:rPr>
+              <w:t xml:space="preserve">60% of the training corpus is real-world sensor data. The 'mixed-source' label refers to this four-way combination, not to any algorithmic innovation. The model is a plain sklearn IsolationForest.</w:t>
+            </w:r>
+          </w:p>
+        </w:tc>
+      </w:tr>
+    </w:tbl>
+    <w:p>
+      <w:pPr>
+        <w:spacing w:before="100" w:after="100"/>
       </w:pPr>
       <w:r>
         <w:t xml:space="preserve"/>
@@ -3607,7 +3817,7 @@
           <w:sz w:val="26"/>
           <w:szCs w:val="26"/>
         </w:rPr>
-        <w:t xml:space="preserve">Step 5 — Validation Against Held-Out Anomalies</w:t>
+        <w:t xml:space="preserve">Step 5 — Validation Against Held-Out Anomalies (validate_on_real_anomalies.py)</w:t>
       </w:r>
     </w:p>
     <w:p>
@@ -3617,15 +3827,16 @@
       <w:r>
         <w:rPr>
           <w:rFonts w:ascii="Arial" w:cs="Arial" w:eastAsia="Arial" w:hAnsi="Arial"/>
+          <w:color w:val="222222"/>
           <w:sz w:val="22"/>
           <w:szCs w:val="22"/>
         </w:rPr>
-        <w:t xml:space="preserve">After training, validate_on_real_anomalies.py tested the model against 1,732 labeled anomaly windows held out from the MIT dataset. These windows were never included in training.</w:t>
-      </w:r>
-    </w:p>
-    <w:p>
-      <w:pPr>
-        <w:spacing w:before="120" w:after="120"/>
+        <w:t xml:space="preserve">After training, the model was tested against 1,732 MIT anomaly windows that were held out entirely from training and never seen by the model until validation.</w:t>
+      </w:r>
+    </w:p>
+    <w:p>
+      <w:pPr>
+        <w:spacing w:before="100" w:after="100"/>
       </w:pPr>
       <w:r>
         <w:t xml:space="preserve"/>
@@ -3638,15 +3849,27 @@
       <w:r>
         <w:rPr>
           <w:rFonts w:ascii="Arial" w:cs="Arial" w:eastAsia="Arial" w:hAnsi="Arial"/>
+          <w:b/>
+          <w:bCs/>
+          <w:color w:val="222222"/>
           <w:sz w:val="22"/>
           <w:szCs w:val="22"/>
         </w:rPr>
-        <w:t xml:space="preserve">Labeling method: recreate_anomalies.py applied a domain-appropriate heuristic — temperature delta greater than 5 degrees C between consecutive readings — to the MIT sensor data to flag abnormal behavior. The labels are programmatic, not human-verified. They represent real sensor readings exhibiting abnormal thermal behavior.</w:t>
-      </w:r>
-    </w:p>
-    <w:p>
-      <w:pPr>
-        <w:spacing w:before="120" w:after="120"/>
+        <w:t xml:space="preserve">Labeling method: </w:t>
+      </w:r>
+      <w:r>
+        <w:rPr>
+          <w:rFonts w:ascii="Arial" w:cs="Arial" w:eastAsia="Arial" w:hAnsi="Arial"/>
+          <w:color w:val="222222"/>
+          <w:sz w:val="22"/>
+          <w:szCs w:val="22"/>
+        </w:rPr>
+        <w:t xml:space="preserve">recreate_anomalies.py applied a domain heuristic — temperature delta greater than 5°C between consecutive readings — to the MIT sensor data to flag abnormal behavior. The labels are programmatic, not human-verified. They represent real sensor readings exhibiting abnormal thermal behavior, not confirmed failure events.</w:t>
+      </w:r>
+    </w:p>
+    <w:p>
+      <w:pPr>
+        <w:spacing w:before="100" w:after="100"/>
       </w:pPr>
       <w:r>
         <w:t xml:space="preserve"/>
@@ -3738,7 +3961,6 @@
         <w:tc>
           <w:tcPr>
             <w:tcW w:type="dxa" w:w="4680"/>
-            <w:gridSpan w:val="1"/>
             <w:tcBorders>
               <w:top w:val="single" w:color="CCCCCC" w:sz="1"/>
               <w:left w:val="single" w:color="CCCCCC" w:sz="1"/>
@@ -3755,15 +3977,12 @@
             <w:vAlign w:val="center"/>
           </w:tcPr>
           <w:p>
-            <w:pPr>
-              <w:jc w:val="left"/>
-            </w:pPr>
             <w:r>
               <w:rPr>
                 <w:rFonts w:ascii="Arial" w:cs="Arial" w:eastAsia="Arial" w:hAnsi="Arial"/>
                 <w:b w:val="false"/>
                 <w:bCs w:val="false"/>
-                <w:color w:val="000000"/>
+                <w:color w:val="222222"/>
                 <w:sz w:val="20"/>
                 <w:szCs w:val="20"/>
               </w:rPr>
@@ -3774,7 +3993,6 @@
         <w:tc>
           <w:tcPr>
             <w:tcW w:type="dxa" w:w="4680"/>
-            <w:gridSpan w:val="1"/>
             <w:tcBorders>
               <w:top w:val="single" w:color="CCCCCC" w:sz="1"/>
               <w:left w:val="single" w:color="CCCCCC" w:sz="1"/>
@@ -3791,15 +4009,12 @@
             <w:vAlign w:val="center"/>
           </w:tcPr>
           <w:p>
-            <w:pPr>
-              <w:jc w:val="left"/>
-            </w:pPr>
             <w:r>
               <w:rPr>
                 <w:rFonts w:ascii="Arial" w:cs="Arial" w:eastAsia="Arial" w:hAnsi="Arial"/>
                 <w:b/>
                 <w:bCs/>
-                <w:color w:val="000000"/>
+                <w:color w:val="222222"/>
                 <w:sz w:val="20"/>
                 <w:szCs w:val="20"/>
               </w:rPr>
@@ -3812,31 +4027,27 @@
         <w:tc>
           <w:tcPr>
             <w:tcW w:type="dxa" w:w="4680"/>
-            <w:gridSpan w:val="1"/>
-            <w:tcBorders>
-              <w:top w:val="single" w:color="CCCCCC" w:sz="1"/>
-              <w:left w:val="single" w:color="CCCCCC" w:sz="1"/>
-              <w:bottom w:val="single" w:color="CCCCCC" w:sz="1"/>
-              <w:right w:val="single" w:color="CCCCCC" w:sz="1"/>
-            </w:tcBorders>
-            <w:tcMar>
-              <w:top w:type="dxa" w:w="80"/>
-              <w:left w:type="dxa" w:w="120"/>
-              <w:bottom w:type="dxa" w:w="80"/>
-              <w:right w:type="dxa" w:w="120"/>
-            </w:tcMar>
-            <w:vAlign w:val="center"/>
-          </w:tcPr>
-          <w:p>
-            <w:pPr>
-              <w:jc w:val="left"/>
-            </w:pPr>
+            <w:tcBorders>
+              <w:top w:val="single" w:color="CCCCCC" w:sz="1"/>
+              <w:left w:val="single" w:color="CCCCCC" w:sz="1"/>
+              <w:bottom w:val="single" w:color="CCCCCC" w:sz="1"/>
+              <w:right w:val="single" w:color="CCCCCC" w:sz="1"/>
+            </w:tcBorders>
+            <w:tcMar>
+              <w:top w:type="dxa" w:w="80"/>
+              <w:left w:type="dxa" w:w="120"/>
+              <w:bottom w:type="dxa" w:w="80"/>
+              <w:right w:type="dxa" w:w="120"/>
+            </w:tcMar>
+            <w:vAlign w:val="center"/>
+          </w:tcPr>
+          <w:p>
             <w:r>
               <w:rPr>
                 <w:rFonts w:ascii="Arial" w:cs="Arial" w:eastAsia="Arial" w:hAnsi="Arial"/>
                 <w:b w:val="false"/>
                 <w:bCs w:val="false"/>
-                <w:color w:val="000000"/>
+                <w:color w:val="222222"/>
                 <w:sz w:val="20"/>
                 <w:szCs w:val="20"/>
               </w:rPr>
@@ -3847,25 +4058,21 @@
         <w:tc>
           <w:tcPr>
             <w:tcW w:type="dxa" w:w="4680"/>
-            <w:gridSpan w:val="1"/>
-            <w:tcBorders>
-              <w:top w:val="single" w:color="CCCCCC" w:sz="1"/>
-              <w:left w:val="single" w:color="CCCCCC" w:sz="1"/>
-              <w:bottom w:val="single" w:color="CCCCCC" w:sz="1"/>
-              <w:right w:val="single" w:color="CCCCCC" w:sz="1"/>
-            </w:tcBorders>
-            <w:tcMar>
-              <w:top w:type="dxa" w:w="80"/>
-              <w:left w:type="dxa" w:w="120"/>
-              <w:bottom w:type="dxa" w:w="80"/>
-              <w:right w:type="dxa" w:w="120"/>
-            </w:tcMar>
-            <w:vAlign w:val="center"/>
-          </w:tcPr>
-          <w:p>
-            <w:pPr>
-              <w:jc w:val="left"/>
-            </w:pPr>
+            <w:tcBorders>
+              <w:top w:val="single" w:color="CCCCCC" w:sz="1"/>
+              <w:left w:val="single" w:color="CCCCCC" w:sz="1"/>
+              <w:bottom w:val="single" w:color="CCCCCC" w:sz="1"/>
+              <w:right w:val="single" w:color="CCCCCC" w:sz="1"/>
+            </w:tcBorders>
+            <w:tcMar>
+              <w:top w:type="dxa" w:w="80"/>
+              <w:left w:type="dxa" w:w="120"/>
+              <w:bottom w:type="dxa" w:w="80"/>
+              <w:right w:type="dxa" w:w="120"/>
+            </w:tcMar>
+            <w:vAlign w:val="center"/>
+          </w:tcPr>
+          <w:p>
             <w:r>
               <w:rPr>
                 <w:rFonts w:ascii="Arial" w:cs="Arial" w:eastAsia="Arial" w:hAnsi="Arial"/>
@@ -3884,7 +4091,6 @@
         <w:tc>
           <w:tcPr>
             <w:tcW w:type="dxa" w:w="4680"/>
-            <w:gridSpan w:val="1"/>
             <w:tcBorders>
               <w:top w:val="single" w:color="CCCCCC" w:sz="1"/>
               <w:left w:val="single" w:color="CCCCCC" w:sz="1"/>
@@ -3901,15 +4107,12 @@
             <w:vAlign w:val="center"/>
           </w:tcPr>
           <w:p>
-            <w:pPr>
-              <w:jc w:val="left"/>
-            </w:pPr>
             <w:r>
               <w:rPr>
                 <w:rFonts w:ascii="Arial" w:cs="Arial" w:eastAsia="Arial" w:hAnsi="Arial"/>
                 <w:b w:val="false"/>
                 <w:bCs w:val="false"/>
-                <w:color w:val="000000"/>
+                <w:color w:val="222222"/>
                 <w:sz w:val="20"/>
                 <w:szCs w:val="20"/>
               </w:rPr>
@@ -3920,7 +4123,6 @@
         <w:tc>
           <w:tcPr>
             <w:tcW w:type="dxa" w:w="4680"/>
-            <w:gridSpan w:val="1"/>
             <w:tcBorders>
               <w:top w:val="single" w:color="CCCCCC" w:sz="1"/>
               <w:left w:val="single" w:color="CCCCCC" w:sz="1"/>
@@ -3937,15 +4139,12 @@
             <w:vAlign w:val="center"/>
           </w:tcPr>
           <w:p>
-            <w:pPr>
-              <w:jc w:val="left"/>
-            </w:pPr>
             <w:r>
               <w:rPr>
                 <w:rFonts w:ascii="Arial" w:cs="Arial" w:eastAsia="Arial" w:hAnsi="Arial"/>
                 <w:b w:val="false"/>
                 <w:bCs w:val="false"/>
-                <w:color w:val="000000"/>
+                <w:color w:val="222222"/>
                 <w:sz w:val="20"/>
                 <w:szCs w:val="20"/>
               </w:rPr>
@@ -3958,31 +4157,27 @@
         <w:tc>
           <w:tcPr>
             <w:tcW w:type="dxa" w:w="4680"/>
-            <w:gridSpan w:val="1"/>
-            <w:tcBorders>
-              <w:top w:val="single" w:color="CCCCCC" w:sz="1"/>
-              <w:left w:val="single" w:color="CCCCCC" w:sz="1"/>
-              <w:bottom w:val="single" w:color="CCCCCC" w:sz="1"/>
-              <w:right w:val="single" w:color="CCCCCC" w:sz="1"/>
-            </w:tcBorders>
-            <w:tcMar>
-              <w:top w:type="dxa" w:w="80"/>
-              <w:left w:type="dxa" w:w="120"/>
-              <w:bottom w:type="dxa" w:w="80"/>
-              <w:right w:type="dxa" w:w="120"/>
-            </w:tcMar>
-            <w:vAlign w:val="center"/>
-          </w:tcPr>
-          <w:p>
-            <w:pPr>
-              <w:jc w:val="left"/>
-            </w:pPr>
+            <w:tcBorders>
+              <w:top w:val="single" w:color="CCCCCC" w:sz="1"/>
+              <w:left w:val="single" w:color="CCCCCC" w:sz="1"/>
+              <w:bottom w:val="single" w:color="CCCCCC" w:sz="1"/>
+              <w:right w:val="single" w:color="CCCCCC" w:sz="1"/>
+            </w:tcBorders>
+            <w:tcMar>
+              <w:top w:type="dxa" w:w="80"/>
+              <w:left w:type="dxa" w:w="120"/>
+              <w:bottom w:type="dxa" w:w="80"/>
+              <w:right w:type="dxa" w:w="120"/>
+            </w:tcMar>
+            <w:vAlign w:val="center"/>
+          </w:tcPr>
+          <w:p>
             <w:r>
               <w:rPr>
                 <w:rFonts w:ascii="Arial" w:cs="Arial" w:eastAsia="Arial" w:hAnsi="Arial"/>
                 <w:b w:val="false"/>
                 <w:bCs w:val="false"/>
-                <w:color w:val="000000"/>
+                <w:color w:val="222222"/>
                 <w:sz w:val="20"/>
                 <w:szCs w:val="20"/>
               </w:rPr>
@@ -3993,31 +4188,27 @@
         <w:tc>
           <w:tcPr>
             <w:tcW w:type="dxa" w:w="4680"/>
-            <w:gridSpan w:val="1"/>
-            <w:tcBorders>
-              <w:top w:val="single" w:color="CCCCCC" w:sz="1"/>
-              <w:left w:val="single" w:color="CCCCCC" w:sz="1"/>
-              <w:bottom w:val="single" w:color="CCCCCC" w:sz="1"/>
-              <w:right w:val="single" w:color="CCCCCC" w:sz="1"/>
-            </w:tcBorders>
-            <w:tcMar>
-              <w:top w:type="dxa" w:w="80"/>
-              <w:left w:type="dxa" w:w="120"/>
-              <w:bottom w:type="dxa" w:w="80"/>
-              <w:right w:type="dxa" w:w="120"/>
-            </w:tcMar>
-            <w:vAlign w:val="center"/>
-          </w:tcPr>
-          <w:p>
-            <w:pPr>
-              <w:jc w:val="left"/>
-            </w:pPr>
+            <w:tcBorders>
+              <w:top w:val="single" w:color="CCCCCC" w:sz="1"/>
+              <w:left w:val="single" w:color="CCCCCC" w:sz="1"/>
+              <w:bottom w:val="single" w:color="CCCCCC" w:sz="1"/>
+              <w:right w:val="single" w:color="CCCCCC" w:sz="1"/>
+            </w:tcBorders>
+            <w:tcMar>
+              <w:top w:type="dxa" w:w="80"/>
+              <w:left w:type="dxa" w:w="120"/>
+              <w:bottom w:type="dxa" w:w="80"/>
+              <w:right w:type="dxa" w:w="120"/>
+            </w:tcMar>
+            <w:vAlign w:val="center"/>
+          </w:tcPr>
+          <w:p>
             <w:r>
               <w:rPr>
                 <w:rFonts w:ascii="Arial" w:cs="Arial" w:eastAsia="Arial" w:hAnsi="Arial"/>
                 <w:b w:val="false"/>
                 <w:bCs w:val="false"/>
-                <w:color w:val="000000"/>
+                <w:color w:val="222222"/>
                 <w:sz w:val="20"/>
                 <w:szCs w:val="20"/>
               </w:rPr>
@@ -4029,35 +4220,10 @@
     </w:tbl>
     <w:p>
       <w:pPr>
-        <w:spacing w:before="120" w:after="120"/>
+        <w:spacing w:before="100" w:after="100"/>
       </w:pPr>
       <w:r>
         <w:t xml:space="preserve"/>
-      </w:r>
-    </w:p>
-    <w:p>
-      <w:pPr>
-        <w:pBdr>
-          <w:left w:val="single" w:color="2E4A7A" w:sz="4" w:space="8"/>
-        </w:pBdr>
-        <w:spacing w:before="80" w:after="80"/>
-        <w:ind w:left="560"/>
-      </w:pPr>
-      <w:r>
-        <w:rPr>
-          <w:rFonts w:ascii="Arial" w:cs="Arial" w:eastAsia="Arial" w:hAnsi="Arial"/>
-          <w:i/>
-          <w:iCs/>
-          <w:color w:val="444444"/>
-          <w:sz w:val="20"/>
-          <w:szCs w:val="20"/>
-        </w:rPr>
-        <w:t xml:space="preserve">Correct framing for academic presentation: 'abnormal sensor behavior flagged by a standard domain heuristic' — not 'confirmed thermal failures.' The 95.96% recall is expected, not coincidental — the physics engine was deliberately constrained to match the real data distribution the model was trained on.</w:t>
-      </w:r>
-    </w:p>
-    <w:p>
-      <w:r>
-        <w:br w:type="page"/>
       </w:r>
     </w:p>
     <w:tbl>
@@ -4085,6 +4251,236 @@
               <w:bottom w:val="none" w:color="FFFFFF" w:sz="0"/>
               <w:right w:val="none" w:color="FFFFFF" w:sz="0"/>
             </w:tcBorders>
+            <w:shd w:fill="E8F4FD" w:val="clear"/>
+            <w:tcMar>
+              <w:top w:type="dxa" w:w="120"/>
+              <w:left w:type="dxa" w:w="200"/>
+              <w:bottom w:type="dxa" w:w="120"/>
+              <w:right w:type="dxa" w:w="200"/>
+            </w:tcMar>
+          </w:tcPr>
+          <w:p>
+            <w:r>
+              <w:rPr>
+                <w:rFonts w:ascii="Arial" w:cs="Arial" w:eastAsia="Arial" w:hAnsi="Arial"/>
+                <w:i/>
+                <w:iCs/>
+                <w:color w:val="1A5276"/>
+                <w:sz w:val="20"/>
+                <w:szCs w:val="20"/>
+              </w:rPr>
+              <w:t xml:space="preserve">The 95.96% recall is expected, not coincidental. The physics engine was deliberately constrained to match the real data distribution. The model was then trained on data from that same distribution. When held-out real anomaly windows were tested, the model's decision boundary was already positioned to catch them — by design.</w:t>
+            </w:r>
+          </w:p>
+        </w:tc>
+      </w:tr>
+    </w:tbl>
+    <w:p>
+      <w:pPr>
+        <w:spacing w:before="100" w:after="100"/>
+      </w:pPr>
+      <w:r>
+        <w:t xml:space="preserve"/>
+      </w:r>
+    </w:p>
+    <w:p>
+      <w:pPr>
+        <w:pStyle w:val="Heading2"/>
+        <w:spacing w:before="280" w:after="120"/>
+      </w:pPr>
+      <w:r>
+        <w:rPr>
+          <w:rFonts w:ascii="Arial" w:cs="Arial" w:eastAsia="Arial" w:hAnsi="Arial"/>
+          <w:b/>
+          <w:bCs/>
+          <w:color w:val="1A5276"/>
+          <w:sz w:val="26"/>
+          <w:szCs w:val="26"/>
+        </w:rPr>
+        <w:t xml:space="preserve">Known Limitations of the Training Approach</w:t>
+      </w:r>
+    </w:p>
+    <w:p>
+      <w:pPr>
+        <w:spacing w:before="80" w:after="80"/>
+      </w:pPr>
+      <w:r>
+        <w:rPr>
+          <w:rFonts w:ascii="Arial" w:cs="Arial" w:eastAsia="Arial" w:hAnsi="Arial"/>
+          <w:color w:val="222222"/>
+          <w:sz w:val="22"/>
+          <w:szCs w:val="22"/>
+        </w:rPr>
+        <w:t xml:space="preserve">The following limitations are acknowledged and should be stated proactively in any academic presentation:</w:t>
+      </w:r>
+    </w:p>
+    <w:p>
+      <w:pPr>
+        <w:spacing w:before="100" w:after="100"/>
+      </w:pPr>
+      <w:r>
+        <w:t xml:space="preserve"/>
+      </w:r>
+    </w:p>
+    <w:p>
+      <w:pPr>
+        <w:pStyle w:val="ListParagraph"/>
+        <w:numPr>
+          <w:ilvl w:val="0"/>
+          <w:numId w:val="2"/>
+        </w:numPr>
+        <w:spacing w:before="40" w:after="40"/>
+      </w:pPr>
+      <w:r>
+        <w:rPr>
+          <w:rFonts w:ascii="Arial" w:cs="Arial" w:eastAsia="Arial" w:hAnsi="Arial"/>
+          <w:sz w:val="22"/>
+          <w:szCs w:val="22"/>
+        </w:rPr>
+        <w:t xml:space="preserve">Statistical self-consistency: the simulation and training data share the same underlying distribution by design. This increases detection performance but reduces generalization validity. Results should be interpreted as system behavior under controlled distributions, not as evidence of production-ready anomaly detection.</w:t>
+      </w:r>
+    </w:p>
+    <w:p>
+      <w:pPr>
+        <w:pStyle w:val="ListParagraph"/>
+        <w:numPr>
+          <w:ilvl w:val="0"/>
+          <w:numId w:val="2"/>
+        </w:numPr>
+        <w:spacing w:before="40" w:after="40"/>
+      </w:pPr>
+      <w:r>
+        <w:rPr>
+          <w:rFonts w:ascii="Arial" w:cs="Arial" w:eastAsia="Arial" w:hAnsi="Arial"/>
+          <w:sz w:val="22"/>
+          <w:szCs w:val="22"/>
+        </w:rPr>
+        <w:t xml:space="preserve">Heuristic anomaly labels: the 95.96% recall is measured against programmatic labels, not human-verified ground truth. The heuristic (5°C delta) is domain-appropriate but not independently validated.</w:t>
+      </w:r>
+    </w:p>
+    <w:p>
+      <w:pPr>
+        <w:pStyle w:val="ListParagraph"/>
+        <w:numPr>
+          <w:ilvl w:val="0"/>
+          <w:numId w:val="2"/>
+        </w:numPr>
+        <w:spacing w:before="40" w:after="40"/>
+      </w:pPr>
+      <w:r>
+        <w:rPr>
+          <w:rFonts w:ascii="Arial" w:cs="Arial" w:eastAsia="Arial" w:hAnsi="Arial"/>
+          <w:sz w:val="22"/>
+          <w:szCs w:val="22"/>
+        </w:rPr>
+        <w:t xml:space="preserve">Synthetic humidity in cold source: 25% of the training corpus uses fabricated humidity values for one of four features. This maintains feature vector consistency but is not derived from real sensor readings.</w:t>
+      </w:r>
+    </w:p>
+    <w:p>
+      <w:pPr>
+        <w:pStyle w:val="ListParagraph"/>
+        <w:numPr>
+          <w:ilvl w:val="0"/>
+          <w:numId w:val="2"/>
+        </w:numPr>
+        <w:spacing w:before="40" w:after="40"/>
+      </w:pPr>
+      <w:r>
+        <w:rPr>
+          <w:rFonts w:ascii="Arial" w:cs="Arial" w:eastAsia="Arial" w:hAnsi="Arial"/>
+          <w:sz w:val="22"/>
+          <w:szCs w:val="22"/>
+        </w:rPr>
+        <w:t xml:space="preserve">Unknown cold source provenance: the dataset's real-world representativeness cannot be verified without documentation of its source.</w:t>
+      </w:r>
+    </w:p>
+    <w:p>
+      <w:pPr>
+        <w:spacing w:before="100" w:after="100"/>
+      </w:pPr>
+      <w:r>
+        <w:t xml:space="preserve"/>
+      </w:r>
+    </w:p>
+    <w:tbl>
+      <w:tblPr>
+        <w:tblW w:type="dxa" w:w="9360"/>
+        <w:tblBorders>
+          <w:top w:val="single" w:color="auto" w:sz="4"/>
+          <w:left w:val="single" w:color="auto" w:sz="4"/>
+          <w:bottom w:val="single" w:color="auto" w:sz="4"/>
+          <w:right w:val="single" w:color="auto" w:sz="4"/>
+          <w:insideH w:val="single" w:color="auto" w:sz="4"/>
+          <w:insideV w:val="single" w:color="auto" w:sz="4"/>
+        </w:tblBorders>
+      </w:tblPr>
+      <w:tblGrid>
+        <w:gridCol w:w="9360"/>
+      </w:tblGrid>
+      <w:tr>
+        <w:tc>
+          <w:tcPr>
+            <w:tcW w:type="dxa" w:w="9360"/>
+            <w:tcBorders>
+              <w:top w:val="none" w:color="FFFFFF" w:sz="0"/>
+              <w:left w:val="none" w:color="FFFFFF" w:sz="0"/>
+              <w:bottom w:val="none" w:color="FFFFFF" w:sz="0"/>
+              <w:right w:val="none" w:color="FFFFFF" w:sz="0"/>
+            </w:tcBorders>
+            <w:shd w:fill="E8F4FD" w:val="clear"/>
+            <w:tcMar>
+              <w:top w:type="dxa" w:w="120"/>
+              <w:left w:type="dxa" w:w="200"/>
+              <w:bottom w:type="dxa" w:w="120"/>
+              <w:right w:type="dxa" w:w="200"/>
+            </w:tcMar>
+          </w:tcPr>
+          <w:p>
+            <w:r>
+              <w:rPr>
+                <w:rFonts w:ascii="Arial" w:cs="Arial" w:eastAsia="Arial" w:hAnsi="Arial"/>
+                <w:i/>
+                <w:iCs/>
+                <w:color w:val="1A5276"/>
+                <w:sz w:val="20"/>
+                <w:szCs w:val="20"/>
+              </w:rPr>
+              <w:t xml:space="preserve">Stating these limitations first is the correct academic posture. It demonstrates that the team understands the boundary conditions of their results, which is more impressive than pretending the limitations do not exist.</w:t>
+            </w:r>
+          </w:p>
+        </w:tc>
+      </w:tr>
+    </w:tbl>
+    <w:p>
+      <w:r>
+        <w:br w:type="page"/>
+      </w:r>
+    </w:p>
+    <w:tbl>
+      <w:tblPr>
+        <w:tblW w:type="dxa" w:w="9360"/>
+        <w:tblBorders>
+          <w:top w:val="single" w:color="auto" w:sz="4"/>
+          <w:left w:val="single" w:color="auto" w:sz="4"/>
+          <w:bottom w:val="single" w:color="auto" w:sz="4"/>
+          <w:right w:val="single" w:color="auto" w:sz="4"/>
+          <w:insideH w:val="single" w:color="auto" w:sz="4"/>
+          <w:insideV w:val="single" w:color="auto" w:sz="4"/>
+        </w:tblBorders>
+      </w:tblPr>
+      <w:tblGrid>
+        <w:gridCol w:w="9360"/>
+      </w:tblGrid>
+      <w:tr>
+        <w:tc>
+          <w:tcPr>
+            <w:tcW w:type="dxa" w:w="9360"/>
+            <w:tcBorders>
+              <w:top w:val="none" w:color="FFFFFF" w:sz="0"/>
+              <w:left w:val="none" w:color="FFFFFF" w:sz="0"/>
+              <w:bottom w:val="none" w:color="FFFFFF" w:sz="0"/>
+              <w:right w:val="none" w:color="FFFFFF" w:sz="0"/>
+            </w:tcBorders>
             <w:shd w:fill="1A3A5C" w:val="clear"/>
             <w:tcMar>
               <w:top w:type="dxa" w:w="160"/>
@@ -4122,7 +4518,7 @@
     </w:tbl>
     <w:p>
       <w:pPr>
-        <w:spacing w:before="120" w:after="120"/>
+        <w:spacing w:before="100" w:after="100"/>
       </w:pPr>
       <w:r>
         <w:t xml:space="preserve"/>
@@ -4135,15 +4531,16 @@
       <w:r>
         <w:rPr>
           <w:rFonts w:ascii="Arial" w:cs="Arial" w:eastAsia="Arial" w:hAnsi="Arial"/>
+          <w:color w:val="222222"/>
           <w:sz w:val="22"/>
           <w:szCs w:val="22"/>
         </w:rPr>
-        <w:t xml:space="preserve">At runtime, three VirtualNode instances run concurrently inside api.py. Each node executes VirtualNode.step() every second inside the WebSocket loop. The following steps occur in order within a single tick.</w:t>
-      </w:r>
-    </w:p>
-    <w:p>
-      <w:pPr>
-        <w:spacing w:before="120" w:after="120"/>
+        <w:t xml:space="preserve">At runtime, three VirtualNode instances run concurrently inside api.py. Each executes VirtualNode.step() every second inside the WebSocket loop. The following steps occur in order within a single tick.</w:t>
+      </w:r>
+    </w:p>
+    <w:p>
+      <w:pPr>
+        <w:spacing w:before="100" w:after="100"/>
       </w:pPr>
       <w:r>
         <w:t xml:space="preserve"/>
@@ -4241,7 +4638,34 @@
                 <w:sz w:val="20"/>
                 <w:szCs w:val="20"/>
               </w:rPr>
-              <w:t xml:space="preserve">CPU load updates via an autoregressive process: cpu_load_state = 0.95 x prev + 0.05 x 0.5 + gauss(0, 0.02), clamped to [0.1, 0.9]. The AR(1) coefficient (0.95) keeps load temporally stable. If inject_thermal_spike() is active, this returns the override value (1.0) for the duration set by spike_remaining_steps.</w:t>
+              <w:t xml:space="preserve">cpu_load_state = 0.95 x prev + 0.05 x 0.5 + gauss(0, 0.02), clamped to [0.1, 0.9]. The AR(1) coefficient (0.95) keeps load temporally stable. During inject_thermal_spike(), this returns the override value 1.0 for the duration of spike_remaining_steps.</w:t>
+            </w:r>
+          </w:p>
+          <w:p>
+            <w:pPr>
+              <w:spacing w:before="60"/>
+            </w:pPr>
+            <w:r>
+              <w:rPr>
+                <w:rFonts w:ascii="Arial" w:cs="Arial" w:eastAsia="Arial" w:hAnsi="Arial"/>
+                <w:b/>
+                <w:bCs/>
+                <w:color w:val="1A5276"/>
+                <w:sz w:val="20"/>
+                <w:szCs w:val="20"/>
+              </w:rPr>
+              <w:t xml:space="preserve">This demonstrates that </w:t>
+            </w:r>
+            <w:r>
+              <w:rPr>
+                <w:rFonts w:ascii="Arial" w:cs="Arial" w:eastAsia="Arial" w:hAnsi="Arial"/>
+                <w:i/>
+                <w:iCs/>
+                <w:color w:val="1A5276"/>
+                <w:sz w:val="20"/>
+                <w:szCs w:val="20"/>
+              </w:rPr>
+              <w:t xml:space="preserve">temporal autocorrelation in synthetic load is required for feature variance to behave realistically — a white-noise CPU signal would produce artificially high roc and var, distorting the anomaly boundary.</w:t>
             </w:r>
           </w:p>
         </w:tc>
@@ -4249,7 +4673,7 @@
     </w:tbl>
     <w:p>
       <w:pPr>
-        <w:spacing w:before="120" w:after="120"/>
+        <w:spacing w:before="100" w:after="100"/>
       </w:pPr>
       <w:r>
         <w:t xml:space="preserve"/>
@@ -4347,7 +4771,34 @@
                 <w:sz w:val="20"/>
                 <w:szCs w:val="20"/>
               </w:rPr>
-              <w:t xml:space="preserve">HVAC fans respond proportionally to rack temperature above the 20.88 degree setpoint: flow = nominal x (1 - obstruction) + 0.05 x (T - 20.88) + noise. If inject_hvac_failure(duration_seconds=40) is active, airflow ramps linearly to 0 over the first 15 steps then holds. The gradual ramp keeps air_roc non-zero for ~25 steps — critical for sliding-window detection.</w:t>
+              <w:t xml:space="preserve">flow = nominal x (1 - obstruction) + 0.05 x (T - 20.88) + noise. During inject_hvac_failure(duration_seconds=40), airflow ramps linearly to 0 over 15 steps then holds. The gradual ramp keeps air_roc non-zero for ~25 steps.</w:t>
+            </w:r>
+          </w:p>
+          <w:p>
+            <w:pPr>
+              <w:spacing w:before="60"/>
+            </w:pPr>
+            <w:r>
+              <w:rPr>
+                <w:rFonts w:ascii="Arial" w:cs="Arial" w:eastAsia="Arial" w:hAnsi="Arial"/>
+                <w:b/>
+                <w:bCs/>
+                <w:color w:val="1A5276"/>
+                <w:sz w:val="20"/>
+                <w:szCs w:val="20"/>
+              </w:rPr>
+              <w:t xml:space="preserve">This demonstrates that </w:t>
+            </w:r>
+            <w:r>
+              <w:rPr>
+                <w:rFonts w:ascii="Arial" w:cs="Arial" w:eastAsia="Arial" w:hAnsi="Arial"/>
+                <w:i/>
+                <w:iCs/>
+                <w:color w:val="1A5276"/>
+                <w:sz w:val="20"/>
+                <w:szCs w:val="20"/>
+              </w:rPr>
+              <w:t xml:space="preserve">instant fan failure is not detectable by a sliding-window feature extractor — the feature vector needs time to accumulate the signal. The 15-step ramp is what makes HVAC failure visible to the model.</w:t>
             </w:r>
           </w:p>
         </w:tc>
@@ -4355,7 +4806,7 @@
     </w:tbl>
     <w:p>
       <w:pPr>
-        <w:spacing w:before="120" w:after="120"/>
+        <w:spacing w:before="100" w:after="100"/>
       </w:pPr>
       <w:r>
         <w:t xml:space="preserve"/>
@@ -4453,7 +4904,34 @@
                 <w:sz w:val="20"/>
                 <w:szCs w:val="20"/>
               </w:rPr>
-              <w:t xml:space="preserve">Newton's law of cooling: T += (P_heat - cooling_power) / thermal_mass x dt. Heat input rises linearly with CPU load. Cooling power = cooling_coefficient x airflow_ratio x (T - T_ambient). When airflow collapses under HVAC failure, cooling drops and temperature climbs — driving a secondary humidity response.</w:t>
+              <w:t xml:space="preserve">T += (P_heat - cooling_power) / thermal_mass x dt. Heat input = heat_coefficient x cpu_load. Cooling power = cooling_coefficient x airflow_ratio x (T - T_ambient).</w:t>
+            </w:r>
+          </w:p>
+          <w:p>
+            <w:pPr>
+              <w:spacing w:before="60"/>
+            </w:pPr>
+            <w:r>
+              <w:rPr>
+                <w:rFonts w:ascii="Arial" w:cs="Arial" w:eastAsia="Arial" w:hAnsi="Arial"/>
+                <w:b/>
+                <w:bCs/>
+                <w:color w:val="1A5276"/>
+                <w:sz w:val="20"/>
+                <w:szCs w:val="20"/>
+              </w:rPr>
+              <w:t xml:space="preserve">This demonstrates that </w:t>
+            </w:r>
+            <w:r>
+              <w:rPr>
+                <w:rFonts w:ascii="Arial" w:cs="Arial" w:eastAsia="Arial" w:hAnsi="Arial"/>
+                <w:i/>
+                <w:iCs/>
+                <w:color w:val="1A5276"/>
+                <w:sz w:val="20"/>
+                <w:szCs w:val="20"/>
+              </w:rPr>
+              <w:t xml:space="preserve">when airflow collapses under HVAC failure, cooling power drops proportionally and temperature climbs — producing a secondary multi-feature deviation that simultaneously affects temp_roc, airflow_roc, and cpu_roc, making the anomaly score drop well below the 0.15 threshold.</w:t>
             </w:r>
           </w:p>
         </w:tc>
@@ -4461,7 +4939,7 @@
     </w:tbl>
     <w:p>
       <w:pPr>
-        <w:spacing w:before="120" w:after="120"/>
+        <w:spacing w:before="100" w:after="100"/>
       </w:pPr>
       <w:r>
         <w:t xml:space="preserve"/>
@@ -4559,7 +5037,34 @@
                 <w:sz w:val="20"/>
                 <w:szCs w:val="20"/>
               </w:rPr>
-              <w:t xml:space="preserve">Humidity mean-reverts toward initial_humidity (45% RH) with a small temperature coupling: +1 degree C above setpoint pulls humidity down -0.003% RH per step. Bounded Gaussian noise prevents artificial precision. Calling set_humidity() via the controls panel resets both current_humidity and initial_humidity, resetting the mean-reversion attractor.</w:t>
+              <w:t xml:space="preserve">reversion = -0.05 x (current - initial). coupling_drift = -0.3 x (T - reference_temp) x 0.01. current_humidity += drift + reversion + coupling + noise. Clamped to [0, 100].</w:t>
+            </w:r>
+          </w:p>
+          <w:p>
+            <w:pPr>
+              <w:spacing w:before="60"/>
+            </w:pPr>
+            <w:r>
+              <w:rPr>
+                <w:rFonts w:ascii="Arial" w:cs="Arial" w:eastAsia="Arial" w:hAnsi="Arial"/>
+                <w:b/>
+                <w:bCs/>
+                <w:color w:val="1A5276"/>
+                <w:sz w:val="20"/>
+                <w:szCs w:val="20"/>
+              </w:rPr>
+              <w:t xml:space="preserve">This demonstrates that </w:t>
+            </w:r>
+            <w:r>
+              <w:rPr>
+                <w:rFonts w:ascii="Arial" w:cs="Arial" w:eastAsia="Arial" w:hAnsi="Arial"/>
+                <w:i/>
+                <w:iCs/>
+                <w:color w:val="1A5276"/>
+                <w:sz w:val="20"/>
+                <w:szCs w:val="20"/>
+              </w:rPr>
+              <w:t xml:space="preserve">mean-reversion prevents humidity drift from accumulating indefinitely under normal conditions, which is what keeps hum_var low during baseline operation and makes the coolant leak's +50% RH ramp conspicuous.</w:t>
             </w:r>
           </w:p>
         </w:tc>
@@ -4567,7 +5072,7 @@
     </w:tbl>
     <w:p>
       <w:pPr>
-        <w:spacing w:before="120" w:after="120"/>
+        <w:spacing w:before="100" w:after="100"/>
       </w:pPr>
       <w:r>
         <w:t xml:space="preserve"/>
@@ -4665,7 +5170,34 @@
                 <w:sz w:val="20"/>
                 <w:szCs w:val="20"/>
               </w:rPr>
-              <w:t xml:space="preserve">This block runs after the physics step but before ML sees the data. inject_coolant_leak() overrides humidity: ramps +2.5% RH per step for 20 steps then holds at min(85.0, base + 50). The physics engine is unaware the override happened. The overridden value flows directly into the feature extractor.</w:t>
+              <w:t xml:space="preserve">Runs after physics, before ML. inject_coolant_leak() overrides humidity: min(85.0, base + 2.5 x elapsed) for 20 steps then holds. The physics engine is unaware the override happened.</w:t>
+            </w:r>
+          </w:p>
+          <w:p>
+            <w:pPr>
+              <w:spacing w:before="60"/>
+            </w:pPr>
+            <w:r>
+              <w:rPr>
+                <w:rFonts w:ascii="Arial" w:cs="Arial" w:eastAsia="Arial" w:hAnsi="Arial"/>
+                <w:b/>
+                <w:bCs/>
+                <w:color w:val="1A5276"/>
+                <w:sz w:val="20"/>
+                <w:szCs w:val="20"/>
+              </w:rPr>
+              <w:t xml:space="preserve">This demonstrates that </w:t>
+            </w:r>
+            <w:r>
+              <w:rPr>
+                <w:rFonts w:ascii="Arial" w:cs="Arial" w:eastAsia="Arial" w:hAnsi="Arial"/>
+                <w:i/>
+                <w:iCs/>
+                <w:color w:val="1A5276"/>
+                <w:sz w:val="20"/>
+                <w:szCs w:val="20"/>
+              </w:rPr>
+              <w:t xml:space="preserve">decoupling injection from physics is architecturally cleaner — the physics engine models normal behavior, and scenarios are layered on top. This keeps the physics calibration intact regardless of which scenarios are active.</w:t>
             </w:r>
           </w:p>
         </w:tc>
@@ -4673,7 +5205,7 @@
     </w:tbl>
     <w:p>
       <w:pPr>
-        <w:spacing w:before="120" w:after="120"/>
+        <w:spacing w:before="100" w:after="100"/>
       </w:pPr>
       <w:r>
         <w:t xml:space="preserve"/>
@@ -4771,7 +5303,34 @@
                 <w:sz w:val="20"/>
                 <w:szCs w:val="20"/>
               </w:rPr>
-              <w:t xml:space="preserve">The current telemetry point is added to a deque(maxlen=10). Once full, 12 features are computed: mean, variance, and rate-of-change for each of the 4 signals. The window is not yet ready for inference during the first 10 steps after startup or reset — is_anomaly returns null during warmup.</w:t>
+              <w:t xml:space="preserve">Current telemetry added to deque(maxlen=10). Once full, 12 features are computed. During warmup (first 10 steps), is_anomaly returns null.</w:t>
+            </w:r>
+          </w:p>
+          <w:p>
+            <w:pPr>
+              <w:spacing w:before="60"/>
+            </w:pPr>
+            <w:r>
+              <w:rPr>
+                <w:rFonts w:ascii="Arial" w:cs="Arial" w:eastAsia="Arial" w:hAnsi="Arial"/>
+                <w:b/>
+                <w:bCs/>
+                <w:color w:val="1A5276"/>
+                <w:sz w:val="20"/>
+                <w:szCs w:val="20"/>
+              </w:rPr>
+              <w:t xml:space="preserve">This demonstrates that </w:t>
+            </w:r>
+            <w:r>
+              <w:rPr>
+                <w:rFonts w:ascii="Arial" w:cs="Arial" w:eastAsia="Arial" w:hAnsi="Arial"/>
+                <w:i/>
+                <w:iCs/>
+                <w:color w:val="1A5276"/>
+                <w:sz w:val="20"/>
+                <w:szCs w:val="20"/>
+              </w:rPr>
+              <w:t xml:space="preserve">the window fill state at the moment of injection is the primary determinant of detection latency — this is the mechanism behind the 10.6ms to 1000ms variance observed in the latency experiment.</w:t>
             </w:r>
           </w:p>
         </w:tc>
@@ -4779,7 +5338,7 @@
     </w:tbl>
     <w:p>
       <w:pPr>
-        <w:spacing w:before="120" w:after="120"/>
+        <w:spacing w:before="100" w:after="100"/>
       </w:pPr>
       <w:r>
         <w:t xml:space="preserve"/>
@@ -4877,7 +5436,34 @@
                 <w:sz w:val="20"/>
                 <w:szCs w:val="20"/>
               </w:rPr>
-              <w:t xml:space="preserve">The 12-feature vector is scaled by scaler_v2.pkl then scored by model_v2_hybrid_real.pkl via decision_function(). Score &lt; 0.15 = anomaly flag. The 0.15 threshold was set 2026-03-27 after profiling: clean baseline floor = 0.2275 (11 sigma above threshold), anomaly minimums ~0.07-0.09. The result is appended to a deque(maxlen=20). If any entry is True, is_anomaly = True for the entire frame (20-step persistence).</w:t>
+              <w:t xml:space="preserve">scaled = scaler.transform([feature_vector]). score = decision_function(scaled)[0]. is_anomaly = score &lt; 0.15. Result appended to deque(maxlen=20). If any entry True, persistent_anomaly = True.</w:t>
+            </w:r>
+          </w:p>
+          <w:p>
+            <w:pPr>
+              <w:spacing w:before="60"/>
+            </w:pPr>
+            <w:r>
+              <w:rPr>
+                <w:rFonts w:ascii="Arial" w:cs="Arial" w:eastAsia="Arial" w:hAnsi="Arial"/>
+                <w:b/>
+                <w:bCs/>
+                <w:color w:val="1A5276"/>
+                <w:sz w:val="20"/>
+                <w:szCs w:val="20"/>
+              </w:rPr>
+              <w:t xml:space="preserve">This demonstrates that </w:t>
+            </w:r>
+            <w:r>
+              <w:rPr>
+                <w:rFonts w:ascii="Arial" w:cs="Arial" w:eastAsia="Arial" w:hAnsi="Arial"/>
+                <w:i/>
+                <w:iCs/>
+                <w:color w:val="1A5276"/>
+                <w:sz w:val="20"/>
+                <w:szCs w:val="20"/>
+              </w:rPr>
+              <w:t xml:space="preserve">the 20-step persistence window prevents flickering alerts when a score crosses the threshold briefly — it requires sustained anomalous behavior, not a momentary spike.</w:t>
             </w:r>
           </w:p>
         </w:tc>
@@ -4885,7 +5471,7 @@
     </w:tbl>
     <w:p>
       <w:pPr>
-        <w:spacing w:before="120" w:after="120"/>
+        <w:spacing w:before="100" w:after="100"/>
       </w:pPr>
       <w:r>
         <w:t xml:space="preserve"/>
@@ -4915,15 +5501,38 @@
       <w:r>
         <w:rPr>
           <w:rFonts w:ascii="Arial" w:cs="Arial" w:eastAsia="Arial" w:hAnsi="Arial"/>
+          <w:color w:val="222222"/>
           <w:sz w:val="22"/>
           <w:szCs w:val="22"/>
         </w:rPr>
-        <w:t xml:space="preserve">The operative threshold is score &lt; 0.15, set manually in model_loader.py. This overrides the model's internal offset_ value (approximately -0.6134). Any documentation citing -0.6134 as the threshold is stale — it refers to the sklearn default, not the runtime decision boundary.</w:t>
-      </w:r>
-    </w:p>
-    <w:p>
-      <w:pPr>
-        <w:spacing w:before="120" w:after="120"/>
+        <w:t xml:space="preserve">The operative threshold is score &lt; 0.15, set manually in model_loader.py on 2026-03-27. This overrides the model's internal offset_ value (approximately -0.6134). Any documentation citing -0.6134 is stale.</w:t>
+      </w:r>
+    </w:p>
+    <w:p>
+      <w:pPr>
+        <w:spacing w:before="100" w:after="100"/>
+      </w:pPr>
+      <w:r>
+        <w:t xml:space="preserve"/>
+      </w:r>
+    </w:p>
+    <w:p>
+      <w:pPr>
+        <w:spacing w:before="80" w:after="80"/>
+      </w:pPr>
+      <w:r>
+        <w:rPr>
+          <w:rFonts w:ascii="Arial" w:cs="Arial" w:eastAsia="Arial" w:hAnsi="Arial"/>
+          <w:color w:val="222222"/>
+          <w:sz w:val="22"/>
+          <w:szCs w:val="22"/>
+        </w:rPr>
+        <w:t xml:space="preserve">Threshold selection rationale: profiling with test_clean_baseline_profile.py established that clean baseline scores never fall below 0.2275 (the floor). Anomaly scenarios produce minimum scores of approximately 0.07–0.09. A threshold of 0.15 sits in the gap — 11 standard deviations above the baseline floor — providing a wide margin against false positives.</w:t>
+      </w:r>
+    </w:p>
+    <w:p>
+      <w:pPr>
+        <w:spacing w:before="100" w:after="100"/>
       </w:pPr>
       <w:r>
         <w:t xml:space="preserve"/>
@@ -5081,7 +5690,6 @@
         <w:tc>
           <w:tcPr>
             <w:tcW w:type="dxa" w:w="2800"/>
-            <w:gridSpan w:val="1"/>
             <w:tcBorders>
               <w:top w:val="single" w:color="CCCCCC" w:sz="1"/>
               <w:left w:val="single" w:color="CCCCCC" w:sz="1"/>
@@ -5098,15 +5706,12 @@
             <w:vAlign w:val="center"/>
           </w:tcPr>
           <w:p>
-            <w:pPr>
-              <w:jc w:val="left"/>
-            </w:pPr>
             <w:r>
               <w:rPr>
                 <w:rFonts w:ascii="Arial" w:cs="Arial" w:eastAsia="Arial" w:hAnsi="Arial"/>
                 <w:b w:val="false"/>
                 <w:bCs w:val="false"/>
-                <w:color w:val="000000"/>
+                <w:color w:val="222222"/>
                 <w:sz w:val="20"/>
                 <w:szCs w:val="20"/>
               </w:rPr>
@@ -5117,7 +5722,6 @@
         <w:tc>
           <w:tcPr>
             <w:tcW w:type="dxa" w:w="1680"/>
-            <w:gridSpan w:val="1"/>
             <w:tcBorders>
               <w:top w:val="single" w:color="CCCCCC" w:sz="1"/>
               <w:left w:val="single" w:color="CCCCCC" w:sz="1"/>
@@ -5134,15 +5738,12 @@
             <w:vAlign w:val="center"/>
           </w:tcPr>
           <w:p>
-            <w:pPr>
-              <w:jc w:val="left"/>
-            </w:pPr>
             <w:r>
               <w:rPr>
                 <w:rFonts w:ascii="Arial" w:cs="Arial" w:eastAsia="Arial" w:hAnsi="Arial"/>
                 <w:b w:val="false"/>
                 <w:bCs w:val="false"/>
-                <w:color w:val="000000"/>
+                <w:color w:val="222222"/>
                 <w:sz w:val="20"/>
                 <w:szCs w:val="20"/>
               </w:rPr>
@@ -5153,7 +5754,6 @@
         <w:tc>
           <w:tcPr>
             <w:tcW w:type="dxa" w:w="1680"/>
-            <w:gridSpan w:val="1"/>
             <w:tcBorders>
               <w:top w:val="single" w:color="CCCCCC" w:sz="1"/>
               <w:left w:val="single" w:color="CCCCCC" w:sz="1"/>
@@ -5170,9 +5770,6 @@
             <w:vAlign w:val="center"/>
           </w:tcPr>
           <w:p>
-            <w:pPr>
-              <w:jc w:val="left"/>
-            </w:pPr>
             <w:r>
               <w:rPr>
                 <w:rFonts w:ascii="Arial" w:cs="Arial" w:eastAsia="Arial" w:hAnsi="Arial"/>
@@ -5189,7 +5786,6 @@
         <w:tc>
           <w:tcPr>
             <w:tcW w:type="dxa" w:w="3200"/>
-            <w:gridSpan w:val="1"/>
             <w:tcBorders>
               <w:top w:val="single" w:color="CCCCCC" w:sz="1"/>
               <w:left w:val="single" w:color="CCCCCC" w:sz="1"/>
@@ -5206,19 +5802,16 @@
             <w:vAlign w:val="center"/>
           </w:tcPr>
           <w:p>
-            <w:pPr>
-              <w:jc w:val="left"/>
-            </w:pPr>
             <w:r>
               <w:rPr>
                 <w:rFonts w:ascii="Arial" w:cs="Arial" w:eastAsia="Arial" w:hAnsi="Arial"/>
                 <w:b w:val="false"/>
                 <w:bCs w:val="false"/>
-                <w:color w:val="000000"/>
-                <w:sz w:val="20"/>
-                <w:szCs w:val="20"/>
-              </w:rPr>
-              <w:t xml:space="preserve">Multi-feature deviation — CPU + airflow + temperature</w:t>
+                <w:color w:val="222222"/>
+                <w:sz w:val="20"/>
+                <w:szCs w:val="20"/>
+              </w:rPr>
+              <w:t xml:space="preserve">Multi-feature deviation — CPU, airflow, and temperature all shift simultaneously</w:t>
             </w:r>
           </w:p>
         </w:tc>
@@ -5227,31 +5820,27 @@
         <w:tc>
           <w:tcPr>
             <w:tcW w:type="dxa" w:w="2800"/>
-            <w:gridSpan w:val="1"/>
-            <w:tcBorders>
-              <w:top w:val="single" w:color="CCCCCC" w:sz="1"/>
-              <w:left w:val="single" w:color="CCCCCC" w:sz="1"/>
-              <w:bottom w:val="single" w:color="CCCCCC" w:sz="1"/>
-              <w:right w:val="single" w:color="CCCCCC" w:sz="1"/>
-            </w:tcBorders>
-            <w:tcMar>
-              <w:top w:type="dxa" w:w="80"/>
-              <w:left w:type="dxa" w:w="120"/>
-              <w:bottom w:type="dxa" w:w="80"/>
-              <w:right w:type="dxa" w:w="120"/>
-            </w:tcMar>
-            <w:vAlign w:val="center"/>
-          </w:tcPr>
-          <w:p>
-            <w:pPr>
-              <w:jc w:val="left"/>
-            </w:pPr>
+            <w:tcBorders>
+              <w:top w:val="single" w:color="CCCCCC" w:sz="1"/>
+              <w:left w:val="single" w:color="CCCCCC" w:sz="1"/>
+              <w:bottom w:val="single" w:color="CCCCCC" w:sz="1"/>
+              <w:right w:val="single" w:color="CCCCCC" w:sz="1"/>
+            </w:tcBorders>
+            <w:tcMar>
+              <w:top w:type="dxa" w:w="80"/>
+              <w:left w:type="dxa" w:w="120"/>
+              <w:bottom w:type="dxa" w:w="80"/>
+              <w:right w:type="dxa" w:w="120"/>
+            </w:tcMar>
+            <w:vAlign w:val="center"/>
+          </w:tcPr>
+          <w:p>
             <w:r>
               <w:rPr>
                 <w:rFonts w:ascii="Arial" w:cs="Arial" w:eastAsia="Arial" w:hAnsi="Arial"/>
                 <w:b w:val="false"/>
                 <w:bCs w:val="false"/>
-                <w:color w:val="000000"/>
+                <w:color w:val="222222"/>
                 <w:sz w:val="20"/>
                 <w:szCs w:val="20"/>
               </w:rPr>
@@ -5262,31 +5851,27 @@
         <w:tc>
           <w:tcPr>
             <w:tcW w:type="dxa" w:w="1680"/>
-            <w:gridSpan w:val="1"/>
-            <w:tcBorders>
-              <w:top w:val="single" w:color="CCCCCC" w:sz="1"/>
-              <w:left w:val="single" w:color="CCCCCC" w:sz="1"/>
-              <w:bottom w:val="single" w:color="CCCCCC" w:sz="1"/>
-              <w:right w:val="single" w:color="CCCCCC" w:sz="1"/>
-            </w:tcBorders>
-            <w:tcMar>
-              <w:top w:type="dxa" w:w="80"/>
-              <w:left w:type="dxa" w:w="120"/>
-              <w:bottom w:type="dxa" w:w="80"/>
-              <w:right w:type="dxa" w:w="120"/>
-            </w:tcMar>
-            <w:vAlign w:val="center"/>
-          </w:tcPr>
-          <w:p>
-            <w:pPr>
-              <w:jc w:val="left"/>
-            </w:pPr>
+            <w:tcBorders>
+              <w:top w:val="single" w:color="CCCCCC" w:sz="1"/>
+              <w:left w:val="single" w:color="CCCCCC" w:sz="1"/>
+              <w:bottom w:val="single" w:color="CCCCCC" w:sz="1"/>
+              <w:right w:val="single" w:color="CCCCCC" w:sz="1"/>
+            </w:tcBorders>
+            <w:tcMar>
+              <w:top w:type="dxa" w:w="80"/>
+              <w:left w:type="dxa" w:w="120"/>
+              <w:bottom w:type="dxa" w:w="80"/>
+              <w:right w:type="dxa" w:w="120"/>
+            </w:tcMar>
+            <w:vAlign w:val="center"/>
+          </w:tcPr>
+          <w:p>
             <w:r>
               <w:rPr>
                 <w:rFonts w:ascii="Arial" w:cs="Arial" w:eastAsia="Arial" w:hAnsi="Arial"/>
                 <w:b w:val="false"/>
                 <w:bCs w:val="false"/>
-                <w:color w:val="000000"/>
+                <w:color w:val="222222"/>
                 <w:sz w:val="20"/>
                 <w:szCs w:val="20"/>
               </w:rPr>
@@ -5297,25 +5882,21 @@
         <w:tc>
           <w:tcPr>
             <w:tcW w:type="dxa" w:w="1680"/>
-            <w:gridSpan w:val="1"/>
-            <w:tcBorders>
-              <w:top w:val="single" w:color="CCCCCC" w:sz="1"/>
-              <w:left w:val="single" w:color="CCCCCC" w:sz="1"/>
-              <w:bottom w:val="single" w:color="CCCCCC" w:sz="1"/>
-              <w:right w:val="single" w:color="CCCCCC" w:sz="1"/>
-            </w:tcBorders>
-            <w:tcMar>
-              <w:top w:type="dxa" w:w="80"/>
-              <w:left w:type="dxa" w:w="120"/>
-              <w:bottom w:type="dxa" w:w="80"/>
-              <w:right w:type="dxa" w:w="120"/>
-            </w:tcMar>
-            <w:vAlign w:val="center"/>
-          </w:tcPr>
-          <w:p>
-            <w:pPr>
-              <w:jc w:val="left"/>
-            </w:pPr>
+            <w:tcBorders>
+              <w:top w:val="single" w:color="CCCCCC" w:sz="1"/>
+              <w:left w:val="single" w:color="CCCCCC" w:sz="1"/>
+              <w:bottom w:val="single" w:color="CCCCCC" w:sz="1"/>
+              <w:right w:val="single" w:color="CCCCCC" w:sz="1"/>
+            </w:tcBorders>
+            <w:tcMar>
+              <w:top w:type="dxa" w:w="80"/>
+              <w:left w:type="dxa" w:w="120"/>
+              <w:bottom w:type="dxa" w:w="80"/>
+              <w:right w:type="dxa" w:w="120"/>
+            </w:tcMar>
+            <w:vAlign w:val="center"/>
+          </w:tcPr>
+          <w:p>
             <w:r>
               <w:rPr>
                 <w:rFonts w:ascii="Arial" w:cs="Arial" w:eastAsia="Arial" w:hAnsi="Arial"/>
@@ -5332,35 +5913,31 @@
         <w:tc>
           <w:tcPr>
             <w:tcW w:type="dxa" w:w="3200"/>
-            <w:gridSpan w:val="1"/>
-            <w:tcBorders>
-              <w:top w:val="single" w:color="CCCCCC" w:sz="1"/>
-              <w:left w:val="single" w:color="CCCCCC" w:sz="1"/>
-              <w:bottom w:val="single" w:color="CCCCCC" w:sz="1"/>
-              <w:right w:val="single" w:color="CCCCCC" w:sz="1"/>
-            </w:tcBorders>
-            <w:tcMar>
-              <w:top w:type="dxa" w:w="80"/>
-              <w:left w:type="dxa" w:w="120"/>
-              <w:bottom w:type="dxa" w:w="80"/>
-              <w:right w:type="dxa" w:w="120"/>
-            </w:tcMar>
-            <w:vAlign w:val="center"/>
-          </w:tcPr>
-          <w:p>
-            <w:pPr>
-              <w:jc w:val="left"/>
-            </w:pPr>
+            <w:tcBorders>
+              <w:top w:val="single" w:color="CCCCCC" w:sz="1"/>
+              <w:left w:val="single" w:color="CCCCCC" w:sz="1"/>
+              <w:bottom w:val="single" w:color="CCCCCC" w:sz="1"/>
+              <w:right w:val="single" w:color="CCCCCC" w:sz="1"/>
+            </w:tcBorders>
+            <w:tcMar>
+              <w:top w:type="dxa" w:w="80"/>
+              <w:left w:type="dxa" w:w="120"/>
+              <w:bottom w:type="dxa" w:w="80"/>
+              <w:right w:type="dxa" w:w="120"/>
+            </w:tcMar>
+            <w:vAlign w:val="center"/>
+          </w:tcPr>
+          <w:p>
             <w:r>
               <w:rPr>
                 <w:rFonts w:ascii="Arial" w:cs="Arial" w:eastAsia="Arial" w:hAnsi="Arial"/>
                 <w:b w:val="false"/>
                 <w:bCs w:val="false"/>
-                <w:color w:val="000000"/>
-                <w:sz w:val="20"/>
-                <w:szCs w:val="20"/>
-              </w:rPr>
-              <w:t xml:space="preserve">15-step airflow ramp — air_roc catches gradual decay</w:t>
+                <w:color w:val="222222"/>
+                <w:sz w:val="20"/>
+                <w:szCs w:val="20"/>
+              </w:rPr>
+              <w:t xml:space="preserve">15-step airflow ramp — air_roc accumulates over the window until the feature vector is unmistakably anomalous</w:t>
             </w:r>
           </w:p>
         </w:tc>
@@ -5369,7 +5946,6 @@
         <w:tc>
           <w:tcPr>
             <w:tcW w:type="dxa" w:w="2800"/>
-            <w:gridSpan w:val="1"/>
             <w:tcBorders>
               <w:top w:val="single" w:color="CCCCCC" w:sz="1"/>
               <w:left w:val="single" w:color="CCCCCC" w:sz="1"/>
@@ -5386,15 +5962,12 @@
             <w:vAlign w:val="center"/>
           </w:tcPr>
           <w:p>
-            <w:pPr>
-              <w:jc w:val="left"/>
-            </w:pPr>
             <w:r>
               <w:rPr>
                 <w:rFonts w:ascii="Arial" w:cs="Arial" w:eastAsia="Arial" w:hAnsi="Arial"/>
                 <w:b w:val="false"/>
                 <w:bCs w:val="false"/>
-                <w:color w:val="000000"/>
+                <w:color w:val="222222"/>
                 <w:sz w:val="20"/>
                 <w:szCs w:val="20"/>
               </w:rPr>
@@ -5405,7 +5978,6 @@
         <w:tc>
           <w:tcPr>
             <w:tcW w:type="dxa" w:w="1680"/>
-            <w:gridSpan w:val="1"/>
             <w:tcBorders>
               <w:top w:val="single" w:color="CCCCCC" w:sz="1"/>
               <w:left w:val="single" w:color="CCCCCC" w:sz="1"/>
@@ -5422,15 +5994,12 @@
             <w:vAlign w:val="center"/>
           </w:tcPr>
           <w:p>
-            <w:pPr>
-              <w:jc w:val="left"/>
-            </w:pPr>
             <w:r>
               <w:rPr>
                 <w:rFonts w:ascii="Arial" w:cs="Arial" w:eastAsia="Arial" w:hAnsi="Arial"/>
                 <w:b w:val="false"/>
                 <w:bCs w:val="false"/>
-                <w:color w:val="000000"/>
+                <w:color w:val="222222"/>
                 <w:sz w:val="20"/>
                 <w:szCs w:val="20"/>
               </w:rPr>
@@ -5441,7 +6010,6 @@
         <w:tc>
           <w:tcPr>
             <w:tcW w:type="dxa" w:w="1680"/>
-            <w:gridSpan w:val="1"/>
             <w:tcBorders>
               <w:top w:val="single" w:color="CCCCCC" w:sz="1"/>
               <w:left w:val="single" w:color="CCCCCC" w:sz="1"/>
@@ -5458,9 +6026,6 @@
             <w:vAlign w:val="center"/>
           </w:tcPr>
           <w:p>
-            <w:pPr>
-              <w:jc w:val="left"/>
-            </w:pPr>
             <w:r>
               <w:rPr>
                 <w:rFonts w:ascii="Arial" w:cs="Arial" w:eastAsia="Arial" w:hAnsi="Arial"/>
@@ -5477,7 +6042,6 @@
         <w:tc>
           <w:tcPr>
             <w:tcW w:type="dxa" w:w="3200"/>
-            <w:gridSpan w:val="1"/>
             <w:tcBorders>
               <w:top w:val="single" w:color="CCCCCC" w:sz="1"/>
               <w:left w:val="single" w:color="CCCCCC" w:sz="1"/>
@@ -5494,19 +6058,16 @@
             <w:vAlign w:val="center"/>
           </w:tcPr>
           <w:p>
-            <w:pPr>
-              <w:jc w:val="left"/>
-            </w:pPr>
             <w:r>
               <w:rPr>
                 <w:rFonts w:ascii="Arial" w:cs="Arial" w:eastAsia="Arial" w:hAnsi="Arial"/>
                 <w:b w:val="false"/>
                 <w:bCs w:val="false"/>
-                <w:color w:val="000000"/>
-                <w:sz w:val="20"/>
-                <w:szCs w:val="20"/>
-              </w:rPr>
-              <w:t xml:space="preserve">hum_var and hum_roc explode during humidity ramp</w:t>
+                <w:color w:val="222222"/>
+                <w:sz w:val="20"/>
+                <w:szCs w:val="20"/>
+              </w:rPr>
+              <w:t xml:space="preserve">hum_var and hum_roc explode during the humidity ramp (+195,000% shift in hum_var at peak injection)</w:t>
             </w:r>
           </w:p>
         </w:tc>
@@ -5571,7 +6132,7 @@
                 <w:sz w:val="20"/>
                 <w:szCs w:val="20"/>
               </w:rPr>
-              <w:t xml:space="preserve">Edge vs. Centralized Architecture — The Dual-Path Split</w:t>
+              <w:t xml:space="preserve">Edge vs. Centralized Architecture — The Dual-Path Experiment</w:t>
             </w:r>
           </w:p>
         </w:tc>
@@ -5579,7 +6140,7 @@
     </w:tbl>
     <w:p>
       <w:pPr>
-        <w:spacing w:before="120" w:after="120"/>
+        <w:spacing w:before="100" w:after="100"/>
       </w:pPr>
       <w:r>
         <w:t xml:space="preserve"/>
@@ -5592,15 +6153,16 @@
       <w:r>
         <w:rPr>
           <w:rFonts w:ascii="Arial" w:cs="Arial" w:eastAsia="Arial" w:hAnsi="Arial"/>
+          <w:color w:val="222222"/>
           <w:sz w:val="22"/>
           <w:szCs w:val="22"/>
         </w:rPr>
-        <w:t xml:space="preserve">The output of VirtualNode.step() splits into two simultaneous paths inside the WebSocket loop in api.py. This is the core architectural comparison E-Habitat was built to demonstrate.</w:t>
-      </w:r>
-    </w:p>
-    <w:p>
-      <w:pPr>
-        <w:spacing w:before="120" w:after="120"/>
+        <w:t xml:space="preserve">The output of VirtualNode.step() splits into two simultaneous paths inside the WebSocket loop in api.py. Both paths run the same Isolation Forest model on the same input data. The only difference is where inference happens — inside the node before transmission, or at the central server after reception.</w:t>
+      </w:r>
+    </w:p>
+    <w:p>
+      <w:pPr>
+        <w:spacing w:before="100" w:after="100"/>
       </w:pPr>
       <w:r>
         <w:t xml:space="preserve"/>
@@ -5638,7 +6200,7 @@
           <w:sz w:val="22"/>
           <w:szCs w:val="22"/>
         </w:rPr>
-        <w:t xml:space="preserve">Isolation Forest inference runs inside node.py before the telemetry frame leaves the node</w:t>
+        <w:t xml:space="preserve">Inference runs inside node.py before the telemetry frame is assembled</w:t>
       </w:r>
     </w:p>
     <w:p>
@@ -5656,7 +6218,7 @@
           <w:sz w:val="22"/>
           <w:szCs w:val="22"/>
         </w:rPr>
-        <w:t xml:space="preserve">is_anomaly is already computed when the WebSocket frame is assembled</w:t>
+        <w:t xml:space="preserve">is_anomaly is already computed when the WebSocket frame leaves the node</w:t>
       </w:r>
     </w:p>
     <w:p>
@@ -5674,7 +6236,7 @@
           <w:sz w:val="22"/>
           <w:szCs w:val="22"/>
         </w:rPr>
-        <w:t xml:space="preserve">Frontend receives the full frame including anomaly fields</w:t>
+        <w:t xml:space="preserve">Full frame transmitted: temperature, humidity, airflow, cpu_load, anomaly_score, is_anomaly</w:t>
       </w:r>
     </w:p>
     <w:p>
@@ -5710,12 +6272,12 @@
           <w:sz w:val="22"/>
           <w:szCs w:val="22"/>
         </w:rPr>
-        <w:t xml:space="preserve">Bytes counted: full frame including anomaly_score, is_anomaly, all sensor fields</w:t>
-      </w:r>
-    </w:p>
-    <w:p>
-      <w:pPr>
-        <w:spacing w:before="120" w:after="120"/>
+        <w:t xml:space="preserve">Bytes counted per frame: full payload including all sensor fields and anomaly fields</w:t>
+      </w:r>
+    </w:p>
+    <w:p>
+      <w:pPr>
+        <w:spacing w:before="100" w:after="100"/>
       </w:pPr>
       <w:r>
         <w:t xml:space="preserve"/>
@@ -5753,7 +6315,7 @@
           <w:sz w:val="22"/>
           <w:szCs w:val="22"/>
         </w:rPr>
-        <w:t xml:space="preserve">Raw 4-field telemetry (temperature, humidity, airflow, cpu_load) sent to CentralServer — no anomaly fields</w:t>
+        <w:t xml:space="preserve">Raw 4-field telemetry only (temperature, humidity, airflow, cpu_load) — no anomaly fields</w:t>
       </w:r>
     </w:p>
     <w:p>
@@ -5789,7 +6351,7 @@
           <w:sz w:val="22"/>
           <w:szCs w:val="22"/>
         </w:rPr>
-        <w:t xml:space="preserve">Runs the same shared ModelLoader instance (same model, same weights)</w:t>
+        <w:t xml:space="preserve">Runs the same shared ModelLoader instance (same model weights, same threshold)</w:t>
       </w:r>
     </w:p>
     <w:p>
@@ -5807,7 +6369,7 @@
           <w:sz w:val="22"/>
           <w:szCs w:val="22"/>
         </w:rPr>
-        <w:t xml:space="preserve">Central detection timestamp recorded on False to True transition</w:t>
+        <w:t xml:space="preserve">Central detection timestamp recorded on False to True persistent transition</w:t>
       </w:r>
     </w:p>
     <w:p>
@@ -5825,7 +6387,7 @@
           <w:sz w:val="22"/>
           <w:szCs w:val="22"/>
         </w:rPr>
-        <w:t xml:space="preserve">Results exposed via GET /central/status, polled every 1 second by the frontend</w:t>
+        <w:t xml:space="preserve">Results polled via GET /central/status every 1 second by the frontend</w:t>
       </w:r>
     </w:p>
     <w:p>
@@ -5843,12 +6405,12 @@
           <w:sz w:val="22"/>
           <w:szCs w:val="22"/>
         </w:rPr>
-        <w:t xml:space="preserve">Bytes counted: cumulative raw telemetry bytes received since server start</w:t>
-      </w:r>
-    </w:p>
-    <w:p>
-      <w:pPr>
-        <w:spacing w:before="120" w:after="120"/>
+        <w:t xml:space="preserve">Bytes counted: cumulative raw telemetry received since server start</w:t>
+      </w:r>
+    </w:p>
+    <w:p>
+      <w:pPr>
+        <w:spacing w:before="100" w:after="100"/>
       </w:pPr>
       <w:r>
         <w:t xml:space="preserve"/>
@@ -5868,7 +6430,198 @@
           <w:sz w:val="26"/>
           <w:szCs w:val="26"/>
         </w:rPr>
-        <w:t xml:space="preserve">Measured Results</w:t>
+        <w:t xml:space="preserve">The Controlled Latency Experiment</w:t>
+      </w:r>
+    </w:p>
+    <w:p>
+      <w:pPr>
+        <w:spacing w:before="80" w:after="80"/>
+      </w:pPr>
+      <w:r>
+        <w:rPr>
+          <w:rFonts w:ascii="Arial" w:cs="Arial" w:eastAsia="Arial" w:hAnsi="Arial"/>
+          <w:color w:val="222222"/>
+          <w:sz w:val="22"/>
+          <w:szCs w:val="22"/>
+        </w:rPr>
+        <w:t xml:space="preserve">The high variance in measured latency delta (10.6ms to 1000ms) is not noise. It is the observable signature of a specific distributed systems phenomenon: detection latency is determined by window readiness state at the moment of injection, not by network conditions.</w:t>
+      </w:r>
+    </w:p>
+    <w:p>
+      <w:pPr>
+        <w:spacing w:before="100" w:after="100"/>
+      </w:pPr>
+      <w:r>
+        <w:t xml:space="preserve"/>
+      </w:r>
+    </w:p>
+    <w:p>
+      <w:pPr>
+        <w:spacing w:before="80" w:after="80"/>
+      </w:pPr>
+      <w:r>
+        <w:rPr>
+          <w:rFonts w:ascii="Arial" w:cs="Arial" w:eastAsia="Arial" w:hAnsi="Arial"/>
+          <w:color w:val="222222"/>
+          <w:sz w:val="22"/>
+          <w:szCs w:val="22"/>
+        </w:rPr>
+        <w:t xml:space="preserve">Mechanism:</w:t>
+      </w:r>
+    </w:p>
+    <w:p>
+      <w:pPr>
+        <w:pStyle w:val="ListParagraph"/>
+        <w:numPr>
+          <w:ilvl w:val="0"/>
+          <w:numId w:val="2"/>
+        </w:numPr>
+        <w:spacing w:before="40" w:after="40"/>
+      </w:pPr>
+      <w:r>
+        <w:rPr>
+          <w:rFonts w:ascii="Arial" w:cs="Arial" w:eastAsia="Arial" w:hAnsi="Arial"/>
+          <w:sz w:val="22"/>
+          <w:szCs w:val="22"/>
+        </w:rPr>
+        <w:t xml:space="preserve">Both edge and centralized paths maintain independent sliding windows of length 10</w:t>
+      </w:r>
+    </w:p>
+    <w:p>
+      <w:pPr>
+        <w:pStyle w:val="ListParagraph"/>
+        <w:numPr>
+          <w:ilvl w:val="0"/>
+          <w:numId w:val="2"/>
+        </w:numPr>
+        <w:spacing w:before="40" w:after="40"/>
+      </w:pPr>
+      <w:r>
+        <w:rPr>
+          <w:rFonts w:ascii="Arial" w:cs="Arial" w:eastAsia="Arial" w:hAnsi="Arial"/>
+          <w:sz w:val="22"/>
+          <w:szCs w:val="22"/>
+        </w:rPr>
+        <w:t xml:space="preserve">At any given moment, each node's window is at a different fill state (steps 1 through 10 since last reset)</w:t>
+      </w:r>
+    </w:p>
+    <w:p>
+      <w:pPr>
+        <w:pStyle w:val="ListParagraph"/>
+        <w:numPr>
+          <w:ilvl w:val="0"/>
+          <w:numId w:val="2"/>
+        </w:numPr>
+        <w:spacing w:before="40" w:after="40"/>
+      </w:pPr>
+      <w:r>
+        <w:rPr>
+          <w:rFonts w:ascii="Arial" w:cs="Arial" w:eastAsia="Arial" w:hAnsi="Arial"/>
+          <w:sz w:val="22"/>
+          <w:szCs w:val="22"/>
+        </w:rPr>
+        <w:t xml:space="preserve">A node whose window is at step 9 (nearly full) will detect an injected anomaly almost immediately — the window fills on the very next tick</w:t>
+      </w:r>
+    </w:p>
+    <w:p>
+      <w:pPr>
+        <w:pStyle w:val="ListParagraph"/>
+        <w:numPr>
+          <w:ilvl w:val="0"/>
+          <w:numId w:val="2"/>
+        </w:numPr>
+        <w:spacing w:before="40" w:after="40"/>
+      </w:pPr>
+      <w:r>
+        <w:rPr>
+          <w:rFonts w:ascii="Arial" w:cs="Arial" w:eastAsia="Arial" w:hAnsi="Arial"/>
+          <w:sz w:val="22"/>
+          <w:szCs w:val="22"/>
+        </w:rPr>
+        <w:t xml:space="preserve">A node whose window just reset to step 0 will not detect for ~9 more steps — roughly 9 seconds</w:t>
+      </w:r>
+    </w:p>
+    <w:p>
+      <w:pPr>
+        <w:pStyle w:val="ListParagraph"/>
+        <w:numPr>
+          <w:ilvl w:val="0"/>
+          <w:numId w:val="2"/>
+        </w:numPr>
+        <w:spacing w:before="40" w:after="40"/>
+      </w:pPr>
+      <w:r>
+        <w:rPr>
+          <w:rFonts w:ascii="Arial" w:cs="Arial" w:eastAsia="Arial" w:hAnsi="Arial"/>
+          <w:sz w:val="22"/>
+          <w:szCs w:val="22"/>
+        </w:rPr>
+        <w:t xml:space="preserve">Since injection hits all three nodes simultaneously but each window is at a different fill state, the latency delta between edge and central varies accordingly</w:t>
+      </w:r>
+    </w:p>
+    <w:p>
+      <w:pPr>
+        <w:spacing w:before="100" w:after="100"/>
+      </w:pPr>
+      <w:r>
+        <w:t xml:space="preserve"/>
+      </w:r>
+    </w:p>
+    <w:tbl>
+      <w:tblPr>
+        <w:tblW w:type="dxa" w:w="9360"/>
+        <w:tblBorders>
+          <w:top w:val="single" w:color="auto" w:sz="4"/>
+          <w:left w:val="single" w:color="auto" w:sz="4"/>
+          <w:bottom w:val="single" w:color="auto" w:sz="4"/>
+          <w:right w:val="single" w:color="auto" w:sz="4"/>
+          <w:insideH w:val="single" w:color="auto" w:sz="4"/>
+          <w:insideV w:val="single" w:color="auto" w:sz="4"/>
+        </w:tblBorders>
+      </w:tblPr>
+      <w:tblGrid>
+        <w:gridCol w:w="9360"/>
+      </w:tblGrid>
+      <w:tr>
+        <w:tc>
+          <w:tcPr>
+            <w:tcW w:type="dxa" w:w="9360"/>
+            <w:tcBorders>
+              <w:top w:val="none" w:color="FFFFFF" w:sz="0"/>
+              <w:left w:val="none" w:color="FFFFFF" w:sz="0"/>
+              <w:bottom w:val="none" w:color="FFFFFF" w:sz="0"/>
+              <w:right w:val="none" w:color="FFFFFF" w:sz="0"/>
+            </w:tcBorders>
+            <w:shd w:fill="E8F4FD" w:val="clear"/>
+            <w:tcMar>
+              <w:top w:type="dxa" w:w="120"/>
+              <w:left w:type="dxa" w:w="200"/>
+              <w:bottom w:type="dxa" w:w="120"/>
+              <w:right w:type="dxa" w:w="200"/>
+            </w:tcMar>
+          </w:tcPr>
+          <w:p>
+            <w:r>
+              <w:rPr>
+                <w:rFonts w:ascii="Arial" w:cs="Arial" w:eastAsia="Arial" w:hAnsi="Arial"/>
+                <w:i/>
+                <w:iCs/>
+                <w:color w:val="1A5276"/>
+                <w:sz w:val="20"/>
+                <w:szCs w:val="20"/>
+              </w:rPr>
+              <w:t xml:space="preserve">To reproduce this deterministically: reset the simulation, wait exactly N steps, then inject. At N=1 (empty window) expect maximum delta; at N=9 (nearly full window) expect minimum delta. The relationship between window fill state and detection latency is the core experimental finding of E-Habitat.</w:t>
+            </w:r>
+          </w:p>
+        </w:tc>
+      </w:tr>
+    </w:tbl>
+    <w:p>
+      <w:pPr>
+        <w:spacing w:before="100" w:after="100"/>
+      </w:pPr>
+      <w:r>
+        <w:t xml:space="preserve"/>
       </w:r>
     </w:p>
     <w:tbl>
@@ -5981,7 +6734,7 @@
                 <w:sz w:val="20"/>
                 <w:szCs w:val="20"/>
               </w:rPr>
-              <w:t xml:space="preserve">Source</w:t>
+              <w:t xml:space="preserve">Interpretation</w:t>
             </w:r>
           </w:p>
         </w:tc>
@@ -5990,7 +6743,6 @@
         <w:tc>
           <w:tcPr>
             <w:tcW w:type="dxa" w:w="3120"/>
-            <w:gridSpan w:val="1"/>
             <w:tcBorders>
               <w:top w:val="single" w:color="CCCCCC" w:sz="1"/>
               <w:left w:val="single" w:color="CCCCCC" w:sz="1"/>
@@ -6007,15 +6759,12 @@
             <w:vAlign w:val="center"/>
           </w:tcPr>
           <w:p>
-            <w:pPr>
-              <w:jc w:val="left"/>
-            </w:pPr>
             <w:r>
               <w:rPr>
                 <w:rFonts w:ascii="Arial" w:cs="Arial" w:eastAsia="Arial" w:hAnsi="Arial"/>
                 <w:b w:val="false"/>
                 <w:bCs w:val="false"/>
-                <w:color w:val="000000"/>
+                <w:color w:val="222222"/>
                 <w:sz w:val="20"/>
                 <w:szCs w:val="20"/>
               </w:rPr>
@@ -6026,7 +6775,6 @@
         <w:tc>
           <w:tcPr>
             <w:tcW w:type="dxa" w:w="3120"/>
-            <w:gridSpan w:val="1"/>
             <w:tcBorders>
               <w:top w:val="single" w:color="CCCCCC" w:sz="1"/>
               <w:left w:val="single" w:color="CCCCCC" w:sz="1"/>
@@ -6043,9 +6791,6 @@
             <w:vAlign w:val="center"/>
           </w:tcPr>
           <w:p>
-            <w:pPr>
-              <w:jc w:val="left"/>
-            </w:pPr>
             <w:r>
               <w:rPr>
                 <w:rFonts w:ascii="Arial" w:cs="Arial" w:eastAsia="Arial" w:hAnsi="Arial"/>
@@ -6062,7 +6807,6 @@
         <w:tc>
           <w:tcPr>
             <w:tcW w:type="dxa" w:w="3120"/>
-            <w:gridSpan w:val="1"/>
             <w:tcBorders>
               <w:top w:val="single" w:color="CCCCCC" w:sz="1"/>
               <w:left w:val="single" w:color="CCCCCC" w:sz="1"/>
@@ -6079,19 +6823,16 @@
             <w:vAlign w:val="center"/>
           </w:tcPr>
           <w:p>
-            <w:pPr>
-              <w:jc w:val="left"/>
-            </w:pPr>
             <w:r>
               <w:rPr>
                 <w:rFonts w:ascii="Arial" w:cs="Arial" w:eastAsia="Arial" w:hAnsi="Arial"/>
                 <w:b w:val="false"/>
                 <w:bCs w:val="false"/>
-                <w:color w:val="000000"/>
-                <w:sz w:val="20"/>
-                <w:szCs w:val="20"/>
-              </w:rPr>
-              <w:t xml:space="preserve">GET /db/anomaly_summary — 4 injection events</w:t>
+                <w:color w:val="222222"/>
+                <w:sz w:val="20"/>
+                <w:szCs w:val="20"/>
+              </w:rPr>
+              <w:t xml:space="preserve">Consistent with one extra inference hop at the central server</w:t>
             </w:r>
           </w:p>
         </w:tc>
@@ -6100,31 +6841,27 @@
         <w:tc>
           <w:tcPr>
             <w:tcW w:type="dxa" w:w="3120"/>
-            <w:gridSpan w:val="1"/>
-            <w:tcBorders>
-              <w:top w:val="single" w:color="CCCCCC" w:sz="1"/>
-              <w:left w:val="single" w:color="CCCCCC" w:sz="1"/>
-              <w:bottom w:val="single" w:color="CCCCCC" w:sz="1"/>
-              <w:right w:val="single" w:color="CCCCCC" w:sz="1"/>
-            </w:tcBorders>
-            <w:tcMar>
-              <w:top w:type="dxa" w:w="80"/>
-              <w:left w:type="dxa" w:w="120"/>
-              <w:bottom w:type="dxa" w:w="80"/>
-              <w:right w:type="dxa" w:w="120"/>
-            </w:tcMar>
-            <w:vAlign w:val="center"/>
-          </w:tcPr>
-          <w:p>
-            <w:pPr>
-              <w:jc w:val="left"/>
-            </w:pPr>
+            <w:tcBorders>
+              <w:top w:val="single" w:color="CCCCCC" w:sz="1"/>
+              <w:left w:val="single" w:color="CCCCCC" w:sz="1"/>
+              <w:bottom w:val="single" w:color="CCCCCC" w:sz="1"/>
+              <w:right w:val="single" w:color="CCCCCC" w:sz="1"/>
+            </w:tcBorders>
+            <w:tcMar>
+              <w:top w:type="dxa" w:w="80"/>
+              <w:left w:type="dxa" w:w="120"/>
+              <w:bottom w:type="dxa" w:w="80"/>
+              <w:right w:type="dxa" w:w="120"/>
+            </w:tcMar>
+            <w:vAlign w:val="center"/>
+          </w:tcPr>
+          <w:p>
             <w:r>
               <w:rPr>
                 <w:rFonts w:ascii="Arial" w:cs="Arial" w:eastAsia="Arial" w:hAnsi="Arial"/>
                 <w:b w:val="false"/>
                 <w:bCs w:val="false"/>
-                <w:color w:val="000000"/>
+                <w:color w:val="222222"/>
                 <w:sz w:val="20"/>
                 <w:szCs w:val="20"/>
               </w:rPr>
@@ -6135,31 +6872,27 @@
         <w:tc>
           <w:tcPr>
             <w:tcW w:type="dxa" w:w="3120"/>
-            <w:gridSpan w:val="1"/>
-            <w:tcBorders>
-              <w:top w:val="single" w:color="CCCCCC" w:sz="1"/>
-              <w:left w:val="single" w:color="CCCCCC" w:sz="1"/>
-              <w:bottom w:val="single" w:color="CCCCCC" w:sz="1"/>
-              <w:right w:val="single" w:color="CCCCCC" w:sz="1"/>
-            </w:tcBorders>
-            <w:tcMar>
-              <w:top w:type="dxa" w:w="80"/>
-              <w:left w:type="dxa" w:w="120"/>
-              <w:bottom w:type="dxa" w:w="80"/>
-              <w:right w:type="dxa" w:w="120"/>
-            </w:tcMar>
-            <w:vAlign w:val="center"/>
-          </w:tcPr>
-          <w:p>
-            <w:pPr>
-              <w:jc w:val="left"/>
-            </w:pPr>
+            <w:tcBorders>
+              <w:top w:val="single" w:color="CCCCCC" w:sz="1"/>
+              <w:left w:val="single" w:color="CCCCCC" w:sz="1"/>
+              <w:bottom w:val="single" w:color="CCCCCC" w:sz="1"/>
+              <w:right w:val="single" w:color="CCCCCC" w:sz="1"/>
+            </w:tcBorders>
+            <w:tcMar>
+              <w:top w:type="dxa" w:w="80"/>
+              <w:left w:type="dxa" w:w="120"/>
+              <w:bottom w:type="dxa" w:w="80"/>
+              <w:right w:type="dxa" w:w="120"/>
+            </w:tcMar>
+            <w:vAlign w:val="center"/>
+          </w:tcPr>
+          <w:p>
             <w:r>
               <w:rPr>
                 <w:rFonts w:ascii="Arial" w:cs="Arial" w:eastAsia="Arial" w:hAnsi="Arial"/>
                 <w:b w:val="false"/>
                 <w:bCs w:val="false"/>
-                <w:color w:val="000000"/>
+                <w:color w:val="222222"/>
                 <w:sz w:val="20"/>
                 <w:szCs w:val="20"/>
               </w:rPr>
@@ -6170,35 +6903,31 @@
         <w:tc>
           <w:tcPr>
             <w:tcW w:type="dxa" w:w="3120"/>
-            <w:gridSpan w:val="1"/>
-            <w:tcBorders>
-              <w:top w:val="single" w:color="CCCCCC" w:sz="1"/>
-              <w:left w:val="single" w:color="CCCCCC" w:sz="1"/>
-              <w:bottom w:val="single" w:color="CCCCCC" w:sz="1"/>
-              <w:right w:val="single" w:color="CCCCCC" w:sz="1"/>
-            </w:tcBorders>
-            <w:tcMar>
-              <w:top w:type="dxa" w:w="80"/>
-              <w:left w:type="dxa" w:w="120"/>
-              <w:bottom w:type="dxa" w:w="80"/>
-              <w:right w:type="dxa" w:w="120"/>
-            </w:tcMar>
-            <w:vAlign w:val="center"/>
-          </w:tcPr>
-          <w:p>
-            <w:pPr>
-              <w:jc w:val="left"/>
-            </w:pPr>
+            <w:tcBorders>
+              <w:top w:val="single" w:color="CCCCCC" w:sz="1"/>
+              <w:left w:val="single" w:color="CCCCCC" w:sz="1"/>
+              <w:bottom w:val="single" w:color="CCCCCC" w:sz="1"/>
+              <w:right w:val="single" w:color="CCCCCC" w:sz="1"/>
+            </w:tcBorders>
+            <w:tcMar>
+              <w:top w:type="dxa" w:w="80"/>
+              <w:left w:type="dxa" w:w="120"/>
+              <w:bottom w:type="dxa" w:w="80"/>
+              <w:right w:type="dxa" w:w="120"/>
+            </w:tcMar>
+            <w:vAlign w:val="center"/>
+          </w:tcPr>
+          <w:p>
             <w:r>
               <w:rPr>
                 <w:rFonts w:ascii="Arial" w:cs="Arial" w:eastAsia="Arial" w:hAnsi="Arial"/>
                 <w:b w:val="false"/>
                 <w:bCs w:val="false"/>
-                <w:color w:val="000000"/>
-                <w:sz w:val="20"/>
-                <w:szCs w:val="20"/>
-              </w:rPr>
-              <w:t xml:space="preserve">Window nearly full at injection time</w:t>
+                <w:color w:val="222222"/>
+                <w:sz w:val="20"/>
+                <w:szCs w:val="20"/>
+              </w:rPr>
+              <w:t xml:space="preserve">Window nearly full at injection — both paths detect almost simultaneously</w:t>
             </w:r>
           </w:p>
         </w:tc>
@@ -6207,7 +6936,6 @@
         <w:tc>
           <w:tcPr>
             <w:tcW w:type="dxa" w:w="3120"/>
-            <w:gridSpan w:val="1"/>
             <w:tcBorders>
               <w:top w:val="single" w:color="CCCCCC" w:sz="1"/>
               <w:left w:val="single" w:color="CCCCCC" w:sz="1"/>
@@ -6224,15 +6952,12 @@
             <w:vAlign w:val="center"/>
           </w:tcPr>
           <w:p>
-            <w:pPr>
-              <w:jc w:val="left"/>
-            </w:pPr>
             <w:r>
               <w:rPr>
                 <w:rFonts w:ascii="Arial" w:cs="Arial" w:eastAsia="Arial" w:hAnsi="Arial"/>
                 <w:b w:val="false"/>
                 <w:bCs w:val="false"/>
-                <w:color w:val="000000"/>
+                <w:color w:val="222222"/>
                 <w:sz w:val="20"/>
                 <w:szCs w:val="20"/>
               </w:rPr>
@@ -6243,7 +6968,6 @@
         <w:tc>
           <w:tcPr>
             <w:tcW w:type="dxa" w:w="3120"/>
-            <w:gridSpan w:val="1"/>
             <w:tcBorders>
               <w:top w:val="single" w:color="CCCCCC" w:sz="1"/>
               <w:left w:val="single" w:color="CCCCCC" w:sz="1"/>
@@ -6260,15 +6984,12 @@
             <w:vAlign w:val="center"/>
           </w:tcPr>
           <w:p>
-            <w:pPr>
-              <w:jc w:val="left"/>
-            </w:pPr>
             <w:r>
               <w:rPr>
                 <w:rFonts w:ascii="Arial" w:cs="Arial" w:eastAsia="Arial" w:hAnsi="Arial"/>
                 <w:b w:val="false"/>
                 <w:bCs w:val="false"/>
-                <w:color w:val="000000"/>
+                <w:color w:val="222222"/>
                 <w:sz w:val="20"/>
                 <w:szCs w:val="20"/>
               </w:rPr>
@@ -6279,7 +7000,6 @@
         <w:tc>
           <w:tcPr>
             <w:tcW w:type="dxa" w:w="3120"/>
-            <w:gridSpan w:val="1"/>
             <w:tcBorders>
               <w:top w:val="single" w:color="CCCCCC" w:sz="1"/>
               <w:left w:val="single" w:color="CCCCCC" w:sz="1"/>
@@ -6296,19 +7016,16 @@
             <w:vAlign w:val="center"/>
           </w:tcPr>
           <w:p>
-            <w:pPr>
-              <w:jc w:val="left"/>
-            </w:pPr>
             <w:r>
               <w:rPr>
                 <w:rFonts w:ascii="Arial" w:cs="Arial" w:eastAsia="Arial" w:hAnsi="Arial"/>
                 <w:b w:val="false"/>
                 <w:bCs w:val="false"/>
-                <w:color w:val="000000"/>
-                <w:sz w:val="20"/>
-                <w:szCs w:val="20"/>
-              </w:rPr>
-              <w:t xml:space="preserve">Window just reset at injection time</w:t>
+                <w:color w:val="222222"/>
+                <w:sz w:val="20"/>
+                <w:szCs w:val="20"/>
+              </w:rPr>
+              <w:t xml:space="preserve">Window just reset at injection — central's extra processing hop compounds the delay</w:t>
             </w:r>
           </w:p>
         </w:tc>
@@ -6317,31 +7034,27 @@
         <w:tc>
           <w:tcPr>
             <w:tcW w:type="dxa" w:w="3120"/>
-            <w:gridSpan w:val="1"/>
-            <w:tcBorders>
-              <w:top w:val="single" w:color="CCCCCC" w:sz="1"/>
-              <w:left w:val="single" w:color="CCCCCC" w:sz="1"/>
-              <w:bottom w:val="single" w:color="CCCCCC" w:sz="1"/>
-              <w:right w:val="single" w:color="CCCCCC" w:sz="1"/>
-            </w:tcBorders>
-            <w:tcMar>
-              <w:top w:type="dxa" w:w="80"/>
-              <w:left w:type="dxa" w:w="120"/>
-              <w:bottom w:type="dxa" w:w="80"/>
-              <w:right w:type="dxa" w:w="120"/>
-            </w:tcMar>
-            <w:vAlign w:val="center"/>
-          </w:tcPr>
-          <w:p>
-            <w:pPr>
-              <w:jc w:val="left"/>
-            </w:pPr>
+            <w:tcBorders>
+              <w:top w:val="single" w:color="CCCCCC" w:sz="1"/>
+              <w:left w:val="single" w:color="CCCCCC" w:sz="1"/>
+              <w:bottom w:val="single" w:color="CCCCCC" w:sz="1"/>
+              <w:right w:val="single" w:color="CCCCCC" w:sz="1"/>
+            </w:tcBorders>
+            <w:tcMar>
+              <w:top w:type="dxa" w:w="80"/>
+              <w:left w:type="dxa" w:w="120"/>
+              <w:bottom w:type="dxa" w:w="80"/>
+              <w:right w:type="dxa" w:w="120"/>
+            </w:tcMar>
+            <w:vAlign w:val="center"/>
+          </w:tcPr>
+          <w:p>
             <w:r>
               <w:rPr>
                 <w:rFonts w:ascii="Arial" w:cs="Arial" w:eastAsia="Arial" w:hAnsi="Arial"/>
                 <w:b w:val="false"/>
                 <w:bCs w:val="false"/>
-                <w:color w:val="000000"/>
+                <w:color w:val="222222"/>
                 <w:sz w:val="20"/>
                 <w:szCs w:val="20"/>
               </w:rPr>
@@ -6352,25 +7065,21 @@
         <w:tc>
           <w:tcPr>
             <w:tcW w:type="dxa" w:w="3120"/>
-            <w:gridSpan w:val="1"/>
-            <w:tcBorders>
-              <w:top w:val="single" w:color="CCCCCC" w:sz="1"/>
-              <w:left w:val="single" w:color="CCCCCC" w:sz="1"/>
-              <w:bottom w:val="single" w:color="CCCCCC" w:sz="1"/>
-              <w:right w:val="single" w:color="CCCCCC" w:sz="1"/>
-            </w:tcBorders>
-            <w:tcMar>
-              <w:top w:type="dxa" w:w="80"/>
-              <w:left w:type="dxa" w:w="120"/>
-              <w:bottom w:type="dxa" w:w="80"/>
-              <w:right w:type="dxa" w:w="120"/>
-            </w:tcMar>
-            <w:vAlign w:val="center"/>
-          </w:tcPr>
-          <w:p>
-            <w:pPr>
-              <w:jc w:val="left"/>
-            </w:pPr>
+            <w:tcBorders>
+              <w:top w:val="single" w:color="CCCCCC" w:sz="1"/>
+              <w:left w:val="single" w:color="CCCCCC" w:sz="1"/>
+              <w:bottom w:val="single" w:color="CCCCCC" w:sz="1"/>
+              <w:right w:val="single" w:color="CCCCCC" w:sz="1"/>
+            </w:tcBorders>
+            <w:tcMar>
+              <w:top w:type="dxa" w:w="80"/>
+              <w:left w:type="dxa" w:w="120"/>
+              <w:bottom w:type="dxa" w:w="80"/>
+              <w:right w:type="dxa" w:w="120"/>
+            </w:tcMar>
+            <w:vAlign w:val="center"/>
+          </w:tcPr>
+          <w:p>
             <w:r>
               <w:rPr>
                 <w:rFonts w:ascii="Arial" w:cs="Arial" w:eastAsia="Arial" w:hAnsi="Arial"/>
@@ -6387,35 +7096,129 @@
         <w:tc>
           <w:tcPr>
             <w:tcW w:type="dxa" w:w="3120"/>
-            <w:gridSpan w:val="1"/>
-            <w:tcBorders>
-              <w:top w:val="single" w:color="CCCCCC" w:sz="1"/>
-              <w:left w:val="single" w:color="CCCCCC" w:sz="1"/>
-              <w:bottom w:val="single" w:color="CCCCCC" w:sz="1"/>
-              <w:right w:val="single" w:color="CCCCCC" w:sz="1"/>
-            </w:tcBorders>
-            <w:tcMar>
-              <w:top w:type="dxa" w:w="80"/>
-              <w:left w:type="dxa" w:w="120"/>
-              <w:bottom w:type="dxa" w:w="80"/>
-              <w:right w:type="dxa" w:w="120"/>
-            </w:tcMar>
-            <w:vAlign w:val="center"/>
-          </w:tcPr>
-          <w:p>
-            <w:pPr>
-              <w:jc w:val="left"/>
-            </w:pPr>
+            <w:tcBorders>
+              <w:top w:val="single" w:color="CCCCCC" w:sz="1"/>
+              <w:left w:val="single" w:color="CCCCCC" w:sz="1"/>
+              <w:bottom w:val="single" w:color="CCCCCC" w:sz="1"/>
+              <w:right w:val="single" w:color="CCCCCC" w:sz="1"/>
+            </w:tcBorders>
+            <w:tcMar>
+              <w:top w:type="dxa" w:w="80"/>
+              <w:left w:type="dxa" w:w="120"/>
+              <w:bottom w:type="dxa" w:w="80"/>
+              <w:right w:type="dxa" w:w="120"/>
+            </w:tcMar>
+            <w:vAlign w:val="center"/>
+          </w:tcPr>
+          <w:p>
             <w:r>
               <w:rPr>
                 <w:rFonts w:ascii="Arial" w:cs="Arial" w:eastAsia="Arial" w:hAnsi="Arial"/>
                 <w:b w:val="false"/>
                 <w:bCs w:val="false"/>
-                <w:color w:val="000000"/>
-                <w:sz w:val="20"/>
-                <w:szCs w:val="20"/>
-              </w:rPr>
-              <w:t xml:space="preserve">Raw 4-field vs full frame with anomaly fields</w:t>
+                <w:color w:val="222222"/>
+                <w:sz w:val="20"/>
+                <w:szCs w:val="20"/>
+              </w:rPr>
+              <w:t xml:space="preserve">Raw 4-field frames vs full frames including anomaly computation fields</w:t>
+            </w:r>
+          </w:p>
+        </w:tc>
+      </w:tr>
+      <w:tr>
+        <w:tc>
+          <w:tcPr>
+            <w:tcW w:type="dxa" w:w="3120"/>
+            <w:tcBorders>
+              <w:top w:val="single" w:color="CCCCCC" w:sz="1"/>
+              <w:left w:val="single" w:color="CCCCCC" w:sz="1"/>
+              <w:bottom w:val="single" w:color="CCCCCC" w:sz="1"/>
+              <w:right w:val="single" w:color="CCCCCC" w:sz="1"/>
+            </w:tcBorders>
+            <w:shd w:fill="F0F4F8" w:val="clear"/>
+            <w:tcMar>
+              <w:top w:type="dxa" w:w="80"/>
+              <w:left w:type="dxa" w:w="120"/>
+              <w:bottom w:type="dxa" w:w="80"/>
+              <w:right w:type="dxa" w:w="120"/>
+            </w:tcMar>
+            <w:vAlign w:val="center"/>
+          </w:tcPr>
+          <w:p>
+            <w:r>
+              <w:rPr>
+                <w:rFonts w:ascii="Arial" w:cs="Arial" w:eastAsia="Arial" w:hAnsi="Arial"/>
+                <w:b w:val="false"/>
+                <w:bCs w:val="false"/>
+                <w:color w:val="222222"/>
+                <w:sz w:val="20"/>
+                <w:szCs w:val="20"/>
+              </w:rPr>
+              <w:t xml:space="preserve">Injection events recorded</w:t>
+            </w:r>
+          </w:p>
+        </w:tc>
+        <w:tc>
+          <w:tcPr>
+            <w:tcW w:type="dxa" w:w="3120"/>
+            <w:tcBorders>
+              <w:top w:val="single" w:color="CCCCCC" w:sz="1"/>
+              <w:left w:val="single" w:color="CCCCCC" w:sz="1"/>
+              <w:bottom w:val="single" w:color="CCCCCC" w:sz="1"/>
+              <w:right w:val="single" w:color="CCCCCC" w:sz="1"/>
+            </w:tcBorders>
+            <w:shd w:fill="F0F4F8" w:val="clear"/>
+            <w:tcMar>
+              <w:top w:type="dxa" w:w="80"/>
+              <w:left w:type="dxa" w:w="120"/>
+              <w:bottom w:type="dxa" w:w="80"/>
+              <w:right w:type="dxa" w:w="120"/>
+            </w:tcMar>
+            <w:vAlign w:val="center"/>
+          </w:tcPr>
+          <w:p>
+            <w:r>
+              <w:rPr>
+                <w:rFonts w:ascii="Arial" w:cs="Arial" w:eastAsia="Arial" w:hAnsi="Arial"/>
+                <w:b w:val="false"/>
+                <w:bCs w:val="false"/>
+                <w:color w:val="222222"/>
+                <w:sz w:val="20"/>
+                <w:szCs w:val="20"/>
+              </w:rPr>
+              <w:t xml:space="preserve">4 (GET /db/anomaly_summary)</w:t>
+            </w:r>
+          </w:p>
+        </w:tc>
+        <w:tc>
+          <w:tcPr>
+            <w:tcW w:type="dxa" w:w="3120"/>
+            <w:tcBorders>
+              <w:top w:val="single" w:color="CCCCCC" w:sz="1"/>
+              <w:left w:val="single" w:color="CCCCCC" w:sz="1"/>
+              <w:bottom w:val="single" w:color="CCCCCC" w:sz="1"/>
+              <w:right w:val="single" w:color="CCCCCC" w:sz="1"/>
+            </w:tcBorders>
+            <w:shd w:fill="F0F4F8" w:val="clear"/>
+            <w:tcMar>
+              <w:top w:type="dxa" w:w="80"/>
+              <w:left w:type="dxa" w:w="120"/>
+              <w:bottom w:type="dxa" w:w="80"/>
+              <w:right w:type="dxa" w:w="120"/>
+            </w:tcMar>
+            <w:vAlign w:val="center"/>
+          </w:tcPr>
+          <w:p>
+            <w:r>
+              <w:rPr>
+                <w:rFonts w:ascii="Arial" w:cs="Arial" w:eastAsia="Arial" w:hAnsi="Arial"/>
+                <w:b w:val="false"/>
+                <w:bCs w:val="false"/>
+                <w:color w:val="222222"/>
+                <w:sz w:val="20"/>
+                <w:szCs w:val="20"/>
+              </w:rPr>
+              <w:t xml:space="preserve">Run additional injections before demo to increase sample count</w:t>
             </w:r>
           </w:p>
         </w:tc>
@@ -6423,35 +7226,10 @@
     </w:tbl>
     <w:p>
       <w:pPr>
-        <w:spacing w:before="120" w:after="120"/>
+        <w:spacing w:before="100" w:after="100"/>
       </w:pPr>
       <w:r>
         <w:t xml:space="preserve"/>
-      </w:r>
-    </w:p>
-    <w:p>
-      <w:pPr>
-        <w:pBdr>
-          <w:left w:val="single" w:color="2E4A7A" w:sz="4" w:space="8"/>
-        </w:pBdr>
-        <w:spacing w:before="80" w:after="80"/>
-        <w:ind w:left="560"/>
-      </w:pPr>
-      <w:r>
-        <w:rPr>
-          <w:rFonts w:ascii="Arial" w:cs="Arial" w:eastAsia="Arial" w:hAnsi="Arial"/>
-          <w:i/>
-          <w:iCs/>
-          <w:color w:val="444444"/>
-          <w:sz w:val="20"/>
-          <w:szCs w:val="20"/>
-        </w:rPr>
-        <w:t xml:space="preserve">The high variance in latency delta (10.6ms to 1000ms) is not noise — it is real distributed systems behavior. Both architectures use sliding windows. At the moment of injection, each node's window is at a different fill state. A node whose window is nearly full detects almost immediately; a node whose window just reset takes much longer. This variance is an academically valuable finding — architectural latency in distributed systems is state-dependent, not a fixed constant.</w:t>
-      </w:r>
-    </w:p>
-    <w:p>
-      <w:r>
-        <w:br w:type="page"/>
       </w:r>
     </w:p>
     <w:tbl>
@@ -6479,6 +7257,60 @@
               <w:bottom w:val="none" w:color="FFFFFF" w:sz="0"/>
               <w:right w:val="none" w:color="FFFFFF" w:sz="0"/>
             </w:tcBorders>
+            <w:shd w:fill="E8F4FD" w:val="clear"/>
+            <w:tcMar>
+              <w:top w:type="dxa" w:w="120"/>
+              <w:left w:type="dxa" w:w="200"/>
+              <w:bottom w:type="dxa" w:w="120"/>
+              <w:right w:type="dxa" w:w="200"/>
+            </w:tcMar>
+          </w:tcPr>
+          <w:p>
+            <w:r>
+              <w:rPr>
+                <w:rFonts w:ascii="Arial" w:cs="Arial" w:eastAsia="Arial" w:hAnsi="Arial"/>
+                <w:i/>
+                <w:iCs/>
+                <w:color w:val="1A5276"/>
+                <w:sz w:val="20"/>
+                <w:szCs w:val="20"/>
+              </w:rPr>
+              <w:t xml:space="preserve">This demonstrates that architectural latency comparisons in distributed systems cannot be stated as fixed constants. They are distributions governed by system state. A student observing this variance gains more realistic intuition than any textbook latency number provides.</w:t>
+            </w:r>
+          </w:p>
+        </w:tc>
+      </w:tr>
+    </w:tbl>
+    <w:p>
+      <w:r>
+        <w:br w:type="page"/>
+      </w:r>
+    </w:p>
+    <w:tbl>
+      <w:tblPr>
+        <w:tblW w:type="dxa" w:w="9360"/>
+        <w:tblBorders>
+          <w:top w:val="single" w:color="auto" w:sz="4"/>
+          <w:left w:val="single" w:color="auto" w:sz="4"/>
+          <w:bottom w:val="single" w:color="auto" w:sz="4"/>
+          <w:right w:val="single" w:color="auto" w:sz="4"/>
+          <w:insideH w:val="single" w:color="auto" w:sz="4"/>
+          <w:insideV w:val="single" w:color="auto" w:sz="4"/>
+        </w:tblBorders>
+      </w:tblPr>
+      <w:tblGrid>
+        <w:gridCol w:w="9360"/>
+      </w:tblGrid>
+      <w:tr>
+        <w:tc>
+          <w:tcPr>
+            <w:tcW w:type="dxa" w:w="9360"/>
+            <w:tcBorders>
+              <w:top w:val="none" w:color="FFFFFF" w:sz="0"/>
+              <w:left w:val="none" w:color="FFFFFF" w:sz="0"/>
+              <w:bottom w:val="none" w:color="FFFFFF" w:sz="0"/>
+              <w:right w:val="none" w:color="FFFFFF" w:sz="0"/>
+            </w:tcBorders>
             <w:shd w:fill="1A3A5C" w:val="clear"/>
             <w:tcMar>
               <w:top w:type="dxa" w:w="160"/>
@@ -6516,7 +7348,7 @@
     </w:tbl>
     <w:p>
       <w:pPr>
-        <w:spacing w:before="120" w:after="120"/>
+        <w:spacing w:before="100" w:after="100"/>
       </w:pPr>
       <w:r>
         <w:t xml:space="preserve"/>
@@ -6529,15 +7361,16 @@
       <w:r>
         <w:rPr>
           <w:rFonts w:ascii="Arial" w:cs="Arial" w:eastAsia="Arial" w:hAnsi="Arial"/>
+          <w:color w:val="222222"/>
           <w:sz w:val="22"/>
           <w:szCs w:val="22"/>
         </w:rPr>
-        <w:t xml:space="preserve">All data ultimately lands in page.tsx, which owns all application state. Three separate data sources feed different UI components on different update cycles.</w:t>
-      </w:r>
-    </w:p>
-    <w:p>
-      <w:pPr>
-        <w:spacing w:before="120" w:after="120"/>
+        <w:t xml:space="preserve">All data lands in page.tsx, which owns all application state. Three separate data sources feed different UI components on different update cycles.</w:t>
+      </w:r>
+    </w:p>
+    <w:p>
+      <w:pPr>
+        <w:spacing w:before="100" w:after="100"/>
       </w:pPr>
       <w:r>
         <w:t xml:space="preserve"/>
@@ -6557,28 +7390,7 @@
           <w:sz w:val="26"/>
           <w:szCs w:val="26"/>
         </w:rPr>
-        <w:t xml:space="preserve">WebSocket — 1Hz live push</w:t>
-      </w:r>
-    </w:p>
-    <w:p>
-      <w:pPr>
-        <w:spacing w:before="80" w:after="80"/>
-      </w:pPr>
-      <w:r>
-        <w:rPr>
-          <w:rFonts w:ascii="Arial" w:cs="Arial" w:eastAsia="Arial" w:hAnsi="Arial"/>
-          <w:sz w:val="22"/>
-          <w:szCs w:val="22"/>
-        </w:rPr>
-        <w:t xml:space="preserve">Source: ws://localhost:8000/ws/simulation</w:t>
-      </w:r>
-    </w:p>
-    <w:p>
-      <w:pPr>
-        <w:spacing w:before="120" w:after="120"/>
-      </w:pPr>
-      <w:r>
-        <w:t xml:space="preserve"/>
+        <w:t xml:space="preserve">WebSocket — 1Hz live push (ws://localhost:8000/ws/simulation)</w:t>
       </w:r>
     </w:p>
     <w:tbl>
@@ -6700,7 +7512,6 @@
         <w:tc>
           <w:tcPr>
             <w:tcW w:type="dxa" w:w="3120"/>
-            <w:gridSpan w:val="1"/>
             <w:tcBorders>
               <w:top w:val="single" w:color="CCCCCC" w:sz="1"/>
               <w:left w:val="single" w:color="CCCCCC" w:sz="1"/>
@@ -6717,15 +7528,12 @@
             <w:vAlign w:val="center"/>
           </w:tcPr>
           <w:p>
-            <w:pPr>
-              <w:jc w:val="left"/>
-            </w:pPr>
             <w:r>
               <w:rPr>
                 <w:rFonts w:ascii="Arial" w:cs="Arial" w:eastAsia="Arial" w:hAnsi="Arial"/>
                 <w:b w:val="false"/>
                 <w:bCs w:val="false"/>
-                <w:color w:val="000000"/>
+                <w:color w:val="222222"/>
                 <w:sz w:val="20"/>
                 <w:szCs w:val="20"/>
               </w:rPr>
@@ -6736,7 +7544,6 @@
         <w:tc>
           <w:tcPr>
             <w:tcW w:type="dxa" w:w="2080"/>
-            <w:gridSpan w:val="1"/>
             <w:tcBorders>
               <w:top w:val="single" w:color="CCCCCC" w:sz="1"/>
               <w:left w:val="single" w:color="CCCCCC" w:sz="1"/>
@@ -6753,15 +7560,12 @@
             <w:vAlign w:val="center"/>
           </w:tcPr>
           <w:p>
-            <w:pPr>
-              <w:jc w:val="left"/>
-            </w:pPr>
             <w:r>
               <w:rPr>
                 <w:rFonts w:ascii="Arial" w:cs="Arial" w:eastAsia="Arial" w:hAnsi="Arial"/>
                 <w:b w:val="false"/>
                 <w:bCs w:val="false"/>
-                <w:color w:val="000000"/>
+                <w:color w:val="222222"/>
                 <w:sz w:val="20"/>
                 <w:szCs w:val="20"/>
               </w:rPr>
@@ -6772,7 +7576,6 @@
         <w:tc>
           <w:tcPr>
             <w:tcW w:type="dxa" w:w="4160"/>
-            <w:gridSpan w:val="1"/>
             <w:tcBorders>
               <w:top w:val="single" w:color="CCCCCC" w:sz="1"/>
               <w:left w:val="single" w:color="CCCCCC" w:sz="1"/>
@@ -6789,15 +7592,12 @@
             <w:vAlign w:val="center"/>
           </w:tcPr>
           <w:p>
-            <w:pPr>
-              <w:jc w:val="left"/>
-            </w:pPr>
             <w:r>
               <w:rPr>
                 <w:rFonts w:ascii="Arial" w:cs="Arial" w:eastAsia="Arial" w:hAnsi="Arial"/>
                 <w:b w:val="false"/>
                 <w:bCs w:val="false"/>
-                <w:color w:val="000000"/>
+                <w:color w:val="222222"/>
                 <w:sz w:val="20"/>
                 <w:szCs w:val="20"/>
               </w:rPr>
@@ -6810,66 +7610,58 @@
         <w:tc>
           <w:tcPr>
             <w:tcW w:type="dxa" w:w="3120"/>
-            <w:gridSpan w:val="1"/>
-            <w:tcBorders>
-              <w:top w:val="single" w:color="CCCCCC" w:sz="1"/>
-              <w:left w:val="single" w:color="CCCCCC" w:sz="1"/>
-              <w:bottom w:val="single" w:color="CCCCCC" w:sz="1"/>
-              <w:right w:val="single" w:color="CCCCCC" w:sz="1"/>
-            </w:tcBorders>
-            <w:tcMar>
-              <w:top w:type="dxa" w:w="80"/>
-              <w:left w:type="dxa" w:w="120"/>
-              <w:bottom w:type="dxa" w:w="80"/>
-              <w:right w:type="dxa" w:w="120"/>
-            </w:tcMar>
-            <w:vAlign w:val="center"/>
-          </w:tcPr>
-          <w:p>
-            <w:pPr>
-              <w:jc w:val="left"/>
-            </w:pPr>
+            <w:tcBorders>
+              <w:top w:val="single" w:color="CCCCCC" w:sz="1"/>
+              <w:left w:val="single" w:color="CCCCCC" w:sz="1"/>
+              <w:bottom w:val="single" w:color="CCCCCC" w:sz="1"/>
+              <w:right w:val="single" w:color="CCCCCC" w:sz="1"/>
+            </w:tcBorders>
+            <w:tcMar>
+              <w:top w:type="dxa" w:w="80"/>
+              <w:left w:type="dxa" w:w="120"/>
+              <w:bottom w:type="dxa" w:w="80"/>
+              <w:right w:type="dxa" w:w="120"/>
+            </w:tcMar>
+            <w:vAlign w:val="center"/>
+          </w:tcPr>
+          <w:p>
             <w:r>
               <w:rPr>
                 <w:rFonts w:ascii="Arial" w:cs="Arial" w:eastAsia="Arial" w:hAnsi="Arial"/>
                 <w:b w:val="false"/>
                 <w:bCs w:val="false"/>
-                <w:color w:val="000000"/>
-                <w:sz w:val="20"/>
-                <w:szCs w:val="20"/>
-              </w:rPr>
-              <w:t xml:space="preserve">All fields (rolling 300-point history)</w:t>
+                <w:color w:val="222222"/>
+                <w:sz w:val="20"/>
+                <w:szCs w:val="20"/>
+              </w:rPr>
+              <w:t xml:space="preserve">All fields (rolling 300-point history per node)</w:t>
             </w:r>
           </w:p>
         </w:tc>
         <w:tc>
           <w:tcPr>
             <w:tcW w:type="dxa" w:w="2080"/>
-            <w:gridSpan w:val="1"/>
-            <w:tcBorders>
-              <w:top w:val="single" w:color="CCCCCC" w:sz="1"/>
-              <w:left w:val="single" w:color="CCCCCC" w:sz="1"/>
-              <w:bottom w:val="single" w:color="CCCCCC" w:sz="1"/>
-              <w:right w:val="single" w:color="CCCCCC" w:sz="1"/>
-            </w:tcBorders>
-            <w:tcMar>
-              <w:top w:type="dxa" w:w="80"/>
-              <w:left w:type="dxa" w:w="120"/>
-              <w:bottom w:type="dxa" w:w="80"/>
-              <w:right w:type="dxa" w:w="120"/>
-            </w:tcMar>
-            <w:vAlign w:val="center"/>
-          </w:tcPr>
-          <w:p>
-            <w:pPr>
-              <w:jc w:val="left"/>
-            </w:pPr>
+            <w:tcBorders>
+              <w:top w:val="single" w:color="CCCCCC" w:sz="1"/>
+              <w:left w:val="single" w:color="CCCCCC" w:sz="1"/>
+              <w:bottom w:val="single" w:color="CCCCCC" w:sz="1"/>
+              <w:right w:val="single" w:color="CCCCCC" w:sz="1"/>
+            </w:tcBorders>
+            <w:tcMar>
+              <w:top w:type="dxa" w:w="80"/>
+              <w:left w:type="dxa" w:w="120"/>
+              <w:bottom w:type="dxa" w:w="80"/>
+              <w:right w:type="dxa" w:w="120"/>
+            </w:tcMar>
+            <w:vAlign w:val="center"/>
+          </w:tcPr>
+          <w:p>
             <w:r>
               <w:rPr>
                 <w:rFonts w:ascii="Arial" w:cs="Arial" w:eastAsia="Arial" w:hAnsi="Arial"/>
                 <w:b w:val="false"/>
                 <w:bCs w:val="false"/>
-                <w:color w:val="000000"/>
+                <w:color w:val="222222"/>
                 <w:sz w:val="20"/>
                 <w:szCs w:val="20"/>
               </w:rPr>
@@ -6880,35 +7672,31 @@
         <w:tc>
           <w:tcPr>
             <w:tcW w:type="dxa" w:w="4160"/>
-            <w:gridSpan w:val="1"/>
-            <w:tcBorders>
-              <w:top w:val="single" w:color="CCCCCC" w:sz="1"/>
-              <w:left w:val="single" w:color="CCCCCC" w:sz="1"/>
-              <w:bottom w:val="single" w:color="CCCCCC" w:sz="1"/>
-              <w:right w:val="single" w:color="CCCCCC" w:sz="1"/>
-            </w:tcBorders>
-            <w:tcMar>
-              <w:top w:type="dxa" w:w="80"/>
-              <w:left w:type="dxa" w:w="120"/>
-              <w:bottom w:type="dxa" w:w="80"/>
-              <w:right w:type="dxa" w:w="120"/>
-            </w:tcMar>
-            <w:vAlign w:val="center"/>
-          </w:tcPr>
-          <w:p>
-            <w:pPr>
-              <w:jc w:val="left"/>
-            </w:pPr>
+            <w:tcBorders>
+              <w:top w:val="single" w:color="CCCCCC" w:sz="1"/>
+              <w:left w:val="single" w:color="CCCCCC" w:sz="1"/>
+              <w:bottom w:val="single" w:color="CCCCCC" w:sz="1"/>
+              <w:right w:val="single" w:color="CCCCCC" w:sz="1"/>
+            </w:tcBorders>
+            <w:tcMar>
+              <w:top w:type="dxa" w:w="80"/>
+              <w:left w:type="dxa" w:w="120"/>
+              <w:bottom w:type="dxa" w:w="80"/>
+              <w:right w:type="dxa" w:w="120"/>
+            </w:tcMar>
+            <w:vAlign w:val="center"/>
+          </w:tcPr>
+          <w:p>
             <w:r>
               <w:rPr>
                 <w:rFonts w:ascii="Arial" w:cs="Arial" w:eastAsia="Arial" w:hAnsi="Arial"/>
                 <w:b w:val="false"/>
                 <w:bCs w:val="false"/>
-                <w:color w:val="000000"/>
-                <w:sz w:val="20"/>
-                <w:szCs w:val="20"/>
-              </w:rPr>
-              <w:t xml:space="preserve">NodeGrid + Sparkline — telemetry charts, 3 node cards</w:t>
+                <w:color w:val="222222"/>
+                <w:sz w:val="20"/>
+                <w:szCs w:val="20"/>
+              </w:rPr>
+              <w:t xml:space="preserve">NodeGrid + Sparkline — telemetry charts across 3 node cards</w:t>
             </w:r>
           </w:p>
         </w:tc>
@@ -6917,7 +7705,6 @@
         <w:tc>
           <w:tcPr>
             <w:tcW w:type="dxa" w:w="3120"/>
-            <w:gridSpan w:val="1"/>
             <w:tcBorders>
               <w:top w:val="single" w:color="CCCCCC" w:sz="1"/>
               <w:left w:val="single" w:color="CCCCCC" w:sz="1"/>
@@ -6934,15 +7721,12 @@
             <w:vAlign w:val="center"/>
           </w:tcPr>
           <w:p>
-            <w:pPr>
-              <w:jc w:val="left"/>
-            </w:pPr>
             <w:r>
               <w:rPr>
                 <w:rFonts w:ascii="Arial" w:cs="Arial" w:eastAsia="Arial" w:hAnsi="Arial"/>
                 <w:b w:val="false"/>
                 <w:bCs w:val="false"/>
-                <w:color w:val="000000"/>
+                <w:color w:val="222222"/>
                 <w:sz w:val="20"/>
                 <w:szCs w:val="20"/>
               </w:rPr>
@@ -6953,7 +7737,6 @@
         <w:tc>
           <w:tcPr>
             <w:tcW w:type="dxa" w:w="2080"/>
-            <w:gridSpan w:val="1"/>
             <w:tcBorders>
               <w:top w:val="single" w:color="CCCCCC" w:sz="1"/>
               <w:left w:val="single" w:color="CCCCCC" w:sz="1"/>
@@ -6970,15 +7753,12 @@
             <w:vAlign w:val="center"/>
           </w:tcPr>
           <w:p>
-            <w:pPr>
-              <w:jc w:val="left"/>
-            </w:pPr>
             <w:r>
               <w:rPr>
                 <w:rFonts w:ascii="Arial" w:cs="Arial" w:eastAsia="Arial" w:hAnsi="Arial"/>
                 <w:b w:val="false"/>
                 <w:bCs w:val="false"/>
-                <w:color w:val="000000"/>
+                <w:color w:val="222222"/>
                 <w:sz w:val="20"/>
                 <w:szCs w:val="20"/>
               </w:rPr>
@@ -6989,7 +7769,6 @@
         <w:tc>
           <w:tcPr>
             <w:tcW w:type="dxa" w:w="4160"/>
-            <w:gridSpan w:val="1"/>
             <w:tcBorders>
               <w:top w:val="single" w:color="CCCCCC" w:sz="1"/>
               <w:left w:val="single" w:color="CCCCCC" w:sz="1"/>
@@ -7006,19 +7785,16 @@
             <w:vAlign w:val="center"/>
           </w:tcPr>
           <w:p>
-            <w:pPr>
-              <w:jc w:val="left"/>
-            </w:pPr>
             <w:r>
               <w:rPr>
                 <w:rFonts w:ascii="Arial" w:cs="Arial" w:eastAsia="Arial" w:hAnsi="Arial"/>
                 <w:b w:val="false"/>
                 <w:bCs w:val="false"/>
-                <w:color w:val="000000"/>
-                <w:sz w:val="20"/>
-                <w:szCs w:val="20"/>
-              </w:rPr>
-              <w:t xml:space="preserve">AlertsFeed — color-coded CRIT/WARN/INFO feed, max 10 items</w:t>
+                <w:color w:val="222222"/>
+                <w:sz w:val="20"/>
+                <w:szCs w:val="20"/>
+              </w:rPr>
+              <w:t xml:space="preserve">AlertsFeed — CRIT/WARN/INFO color-coded feed, max 10 items</w:t>
             </w:r>
           </w:p>
         </w:tc>
@@ -7026,7 +7802,7 @@
     </w:tbl>
     <w:p>
       <w:pPr>
-        <w:spacing w:before="120" w:after="120"/>
+        <w:spacing w:before="100" w:after="100"/>
       </w:pPr>
       <w:r>
         <w:t xml:space="preserve"/>
@@ -7056,15 +7832,16 @@
       <w:r>
         <w:rPr>
           <w:rFonts w:ascii="Arial" w:cs="Arial" w:eastAsia="Arial" w:hAnsi="Arial"/>
+          <w:color w:val="222222"/>
           <w:sz w:val="22"/>
           <w:szCs w:val="22"/>
         </w:rPr>
-        <w:t xml:space="preserve">Polled every 1 second by a useEffect hook. Feeds centralStatus state. Drives the comparison panel showing latency delta (ms) and bandwidth ratio per node.</w:t>
-      </w:r>
-    </w:p>
-    <w:p>
-      <w:pPr>
-        <w:spacing w:before="120" w:after="120"/>
+        <w:t xml:space="preserve">Polled every 1 second. Feeds centralStatus state. Drives the comparison panel showing latency delta (ms) and bandwidth ratio per node. This is the live view of the architectural comparison in progress.</w:t>
+      </w:r>
+    </w:p>
+    <w:p>
+      <w:pPr>
+        <w:spacing w:before="100" w:after="100"/>
       </w:pPr>
       <w:r>
         <w:t xml:space="preserve"/>
@@ -7084,7 +7861,7 @@
           <w:sz w:val="26"/>
           <w:szCs w:val="26"/>
         </w:rPr>
-        <w:t xml:space="preserve">GET /db/history — On mount + refresh</w:t>
+        <w:t xml:space="preserve">GET /db/history — On History tab mount and manual refresh</w:t>
       </w:r>
     </w:p>
     <w:p>
@@ -7094,10 +7871,11 @@
       <w:r>
         <w:rPr>
           <w:rFonts w:ascii="Arial" w:cs="Arial" w:eastAsia="Arial" w:hAnsi="Arial"/>
+          <w:color w:val="222222"/>
           <w:sz w:val="22"/>
           <w:szCs w:val="22"/>
         </w:rPr>
-        <w:t xml:space="preserve">Two endpoints fetched in parallel via Promise.all when the History tab mounts:</w:t>
+        <w:t xml:space="preserve">Two endpoints fetched in parallel via Promise.all:</w:t>
       </w:r>
     </w:p>
     <w:p>
@@ -7115,7 +7893,7 @@
           <w:sz w:val="22"/>
           <w:szCs w:val="22"/>
         </w:rPr>
-        <w:t xml:space="preserve">GET /db/history/events — all rows from anomaly_events table ordered by injection_timestamp DESC</w:t>
+        <w:t xml:space="preserve">GET /db/history/events — all rows from anomaly_events table ordered newest first</w:t>
       </w:r>
     </w:p>
     <w:p>
@@ -7133,143 +7911,15 @@
           <w:sz w:val="22"/>
           <w:szCs w:val="22"/>
         </w:rPr>
-        <w:t xml:space="preserve">GET /db/anomaly_summary — aggregate statistics: avg edge latency, avg central latency, avg delta, min delta, max delta, sample count</w:t>
-      </w:r>
-    </w:p>
-    <w:p>
-      <w:pPr>
-        <w:spacing w:before="120" w:after="120"/>
+        <w:t xml:space="preserve">GET /db/anomaly_summary — aggregate statistics across all recorded injections: avg edge latency, avg central latency, avg delta, min, max, sample count</w:t>
+      </w:r>
+    </w:p>
+    <w:p>
+      <w:pPr>
+        <w:spacing w:before="100" w:after="100"/>
       </w:pPr>
       <w:r>
         <w:t xml:space="preserve"/>
-      </w:r>
-    </w:p>
-    <w:p>
-      <w:pPr>
-        <w:spacing w:before="80" w:after="80"/>
-      </w:pPr>
-      <w:r>
-        <w:rPr>
-          <w:rFonts w:ascii="Arial" w:cs="Arial" w:eastAsia="Arial" w:hAnsi="Arial"/>
-          <w:sz w:val="22"/>
-          <w:szCs w:val="22"/>
-        </w:rPr>
-        <w:t xml:space="preserve">These feed the HistoryTab component: a 6-card stats banner plus a full events table with 8 columns. The summary endpoint is what allows the 258ms average delta figure to be backed by a sample count, making it stronger than any single live demo moment.</w:t>
-      </w:r>
-    </w:p>
-    <w:p>
-      <w:pPr>
-        <w:spacing w:before="120" w:after="120"/>
-      </w:pPr>
-      <w:r>
-        <w:t xml:space="preserve"/>
-      </w:r>
-    </w:p>
-    <w:p>
-      <w:pPr>
-        <w:pStyle w:val="Heading2"/>
-        <w:spacing w:before="280" w:after="120"/>
-      </w:pPr>
-      <w:r>
-        <w:rPr>
-          <w:rFonts w:ascii="Arial" w:cs="Arial" w:eastAsia="Arial" w:hAnsi="Arial"/>
-          <w:b/>
-          <w:bCs/>
-          <w:color w:val="1A5276"/>
-          <w:sz w:val="26"/>
-          <w:szCs w:val="26"/>
-        </w:rPr>
-        <w:t xml:space="preserve">SQLite Persistence — Every Step</w:t>
-      </w:r>
-    </w:p>
-    <w:p>
-      <w:pPr>
-        <w:spacing w:before="80" w:after="80"/>
-      </w:pPr>
-      <w:r>
-        <w:rPr>
-          <w:rFonts w:ascii="Arial" w:cs="Arial" w:eastAsia="Arial" w:hAnsi="Arial"/>
-          <w:sz w:val="22"/>
-          <w:szCs w:val="22"/>
-        </w:rPr>
-        <w:t xml:space="preserve">Two tables in db/ehabitat.db receive writes on every WebSocket tick. The persistence layer is implemented in database.py using Python's built-in sqlite3 only — no ORM, no SQLAlchemy.</w:t>
-      </w:r>
-    </w:p>
-    <w:p>
-      <w:pPr>
-        <w:spacing w:before="120" w:after="120"/>
-      </w:pPr>
-      <w:r>
-        <w:t xml:space="preserve"/>
-      </w:r>
-    </w:p>
-    <w:p>
-      <w:pPr>
-        <w:pStyle w:val="ListParagraph"/>
-        <w:numPr>
-          <w:ilvl w:val="0"/>
-          <w:numId w:val="2"/>
-        </w:numPr>
-        <w:spacing w:before="40" w:after="40"/>
-      </w:pPr>
-      <w:r>
-        <w:rPr>
-          <w:rFonts w:ascii="Arial" w:cs="Arial" w:eastAsia="Arial" w:hAnsi="Arial"/>
-          <w:sz w:val="22"/>
-          <w:szCs w:val="22"/>
-        </w:rPr>
-        <w:t xml:space="preserve">telemetry — 3 rows per second (one per node), all sensor fields plus is_anomaly and anomaly_score</w:t>
-      </w:r>
-    </w:p>
-    <w:p>
-      <w:pPr>
-        <w:pStyle w:val="ListParagraph"/>
-        <w:numPr>
-          <w:ilvl w:val="0"/>
-          <w:numId w:val="2"/>
-        </w:numPr>
-        <w:spacing w:before="40" w:after="40"/>
-      </w:pPr>
-      <w:r>
-        <w:rPr>
-          <w:rFonts w:ascii="Arial" w:cs="Arial" w:eastAsia="Arial" w:hAnsi="Arial"/>
-          <w:sz w:val="22"/>
-          <w:szCs w:val="22"/>
-        </w:rPr>
-        <w:t xml:space="preserve">anomaly_events — one row per edge False to True transition, one row per central False to True transition, with injection timestamp, detection timestamps, latency fields, and byte counts</w:t>
-      </w:r>
-    </w:p>
-    <w:p>
-      <w:pPr>
-        <w:spacing w:before="120" w:after="120"/>
-      </w:pPr>
-      <w:r>
-        <w:t xml:space="preserve"/>
-      </w:r>
-    </w:p>
-    <w:p>
-      <w:pPr>
-        <w:pBdr>
-          <w:left w:val="single" w:color="2E4A7A" w:sz="4" w:space="8"/>
-        </w:pBdr>
-        <w:spacing w:before="80" w:after="80"/>
-        <w:ind w:left="560"/>
-      </w:pPr>
-      <w:r>
-        <w:rPr>
-          <w:rFonts w:ascii="Arial" w:cs="Arial" w:eastAsia="Arial" w:hAnsi="Arial"/>
-          <w:i/>
-          <w:iCs/>
-          <w:color w:val="444444"/>
-          <w:sz w:val="20"/>
-          <w:szCs w:val="20"/>
-        </w:rPr>
-        <w:t xml:space="preserve">Database writes fail silently (except for a console print) — no re-raise, no alerting. If the SQLite file is locked or disk is full, telemetry rows are lost without any visible system state change. Not a concern for demo conditions but worth noting for production.</w:t>
-      </w:r>
-    </w:p>
-    <w:p>
-      <w:r>
-        <w:br w:type="page"/>
       </w:r>
     </w:p>
     <w:tbl>
@@ -7297,11 +7947,11 @@
               <w:bottom w:val="none" w:color="FFFFFF" w:sz="0"/>
               <w:right w:val="none" w:color="FFFFFF" w:sz="0"/>
             </w:tcBorders>
-            <w:shd w:fill="1A3A5C" w:val="clear"/>
-            <w:tcMar>
-              <w:top w:type="dxa" w:w="160"/>
+            <w:shd w:fill="E8F4FD" w:val="clear"/>
+            <w:tcMar>
+              <w:top w:type="dxa" w:w="120"/>
               <w:left w:type="dxa" w:w="200"/>
-              <w:bottom w:type="dxa" w:w="160"/>
+              <w:bottom w:type="dxa" w:w="120"/>
               <w:right w:type="dxa" w:w="200"/>
             </w:tcMar>
           </w:tcPr>
@@ -7309,24 +7959,13 @@
             <w:r>
               <w:rPr>
                 <w:rFonts w:ascii="Arial" w:cs="Arial" w:eastAsia="Arial" w:hAnsi="Arial"/>
-                <w:b/>
-                <w:bCs/>
-                <w:color w:val="FFFFFF"/>
-                <w:sz w:val="30"/>
-                <w:szCs w:val="30"/>
-              </w:rPr>
-              <w:t xml:space="preserve">Section 6</w:t>
-            </w:r>
-          </w:p>
-          <w:p>
-            <w:r>
-              <w:rPr>
-                <w:rFonts w:ascii="Arial" w:cs="Arial" w:eastAsia="Arial" w:hAnsi="Arial"/>
-                <w:color w:val="B3C6DD"/>
-                <w:sz w:val="20"/>
-                <w:szCs w:val="20"/>
-              </w:rPr>
-              <w:t xml:space="preserve">Key Facts for Professor Q&amp;A</w:t>
+                <w:i/>
+                <w:iCs/>
+                <w:color w:val="1A5276"/>
+                <w:sz w:val="20"/>
+                <w:szCs w:val="20"/>
+              </w:rPr>
+              <w:t xml:space="preserve">The summary endpoint is what converts a single demo moment into a credible data point. The 258ms average delta backed by a sample count is a stronger academic claim than any single live observation. Run at least 10 injections before the final presentation to increase sample_count.</w:t>
             </w:r>
           </w:p>
         </w:tc>
@@ -7334,7 +7973,68 @@
     </w:tbl>
     <w:p>
       <w:pPr>
-        <w:spacing w:before="120" w:after="120"/>
+        <w:spacing w:before="100" w:after="100"/>
+      </w:pPr>
+      <w:r>
+        <w:t xml:space="preserve"/>
+      </w:r>
+    </w:p>
+    <w:p>
+      <w:pPr>
+        <w:pStyle w:val="Heading2"/>
+        <w:spacing w:before="280" w:after="120"/>
+      </w:pPr>
+      <w:r>
+        <w:rPr>
+          <w:rFonts w:ascii="Arial" w:cs="Arial" w:eastAsia="Arial" w:hAnsi="Arial"/>
+          <w:b/>
+          <w:bCs/>
+          <w:color w:val="1A5276"/>
+          <w:sz w:val="26"/>
+          <w:szCs w:val="26"/>
+        </w:rPr>
+        <w:t xml:space="preserve">SQLite Persistence — Every Step (database.py)</w:t>
+      </w:r>
+    </w:p>
+    <w:p>
+      <w:pPr>
+        <w:pStyle w:val="ListParagraph"/>
+        <w:numPr>
+          <w:ilvl w:val="0"/>
+          <w:numId w:val="2"/>
+        </w:numPr>
+        <w:spacing w:before="40" w:after="40"/>
+      </w:pPr>
+      <w:r>
+        <w:rPr>
+          <w:rFonts w:ascii="Arial" w:cs="Arial" w:eastAsia="Arial" w:hAnsi="Arial"/>
+          <w:sz w:val="22"/>
+          <w:szCs w:val="22"/>
+        </w:rPr>
+        <w:t xml:space="preserve">telemetry — 3 rows per second (one per node), all sensor fields plus is_anomaly and anomaly_score</w:t>
+      </w:r>
+    </w:p>
+    <w:p>
+      <w:pPr>
+        <w:pStyle w:val="ListParagraph"/>
+        <w:numPr>
+          <w:ilvl w:val="0"/>
+          <w:numId w:val="2"/>
+        </w:numPr>
+        <w:spacing w:before="40" w:after="40"/>
+      </w:pPr>
+      <w:r>
+        <w:rPr>
+          <w:rFonts w:ascii="Arial" w:cs="Arial" w:eastAsia="Arial" w:hAnsi="Arial"/>
+          <w:sz w:val="22"/>
+          <w:szCs w:val="22"/>
+        </w:rPr>
+        <w:t xml:space="preserve">anomaly_events — one row per edge False to True transition, one row per central False to True transition, with injection timestamp, detection timestamps, latency fields, and byte counts</w:t>
+      </w:r>
+    </w:p>
+    <w:p>
+      <w:pPr>
+        <w:spacing w:before="100" w:after="100"/>
       </w:pPr>
       <w:r>
         <w:t xml:space="preserve"/>
@@ -7353,13 +8053,135 @@
         </w:tblBorders>
       </w:tblPr>
       <w:tblGrid>
-        <w:gridCol w:w="3600"/>
-        <w:gridCol w:w="5760"/>
+        <w:gridCol w:w="9360"/>
       </w:tblGrid>
       <w:tr>
         <w:tc>
           <w:tcPr>
-            <w:tcW w:type="dxa" w:w="3600"/>
+            <w:tcW w:type="dxa" w:w="9360"/>
+            <w:tcBorders>
+              <w:top w:val="none" w:color="FFFFFF" w:sz="0"/>
+              <w:left w:val="none" w:color="FFFFFF" w:sz="0"/>
+              <w:bottom w:val="none" w:color="FFFFFF" w:sz="0"/>
+              <w:right w:val="none" w:color="FFFFFF" w:sz="0"/>
+            </w:tcBorders>
+            <w:shd w:fill="FFF3E0" w:val="clear"/>
+            <w:tcMar>
+              <w:top w:type="dxa" w:w="120"/>
+              <w:left w:type="dxa" w:w="200"/>
+              <w:bottom w:type="dxa" w:w="120"/>
+              <w:right w:type="dxa" w:w="200"/>
+            </w:tcMar>
+          </w:tcPr>
+          <w:p>
+            <w:r>
+              <w:rPr>
+                <w:rFonts w:ascii="Arial" w:cs="Arial" w:eastAsia="Arial" w:hAnsi="Arial"/>
+                <w:i/>
+                <w:iCs/>
+                <w:color w:val="7B3F00"/>
+                <w:sz w:val="20"/>
+                <w:szCs w:val="20"/>
+              </w:rPr>
+              <w:t xml:space="preserve">Database writes fail silently — no re-raise, no alerting. If the SQLite file is locked or disk is full, telemetry rows are lost without any visible system state change. Not a concern for demo conditions but a known limitation for any production deployment.</w:t>
+            </w:r>
+          </w:p>
+        </w:tc>
+      </w:tr>
+    </w:tbl>
+    <w:p>
+      <w:r>
+        <w:br w:type="page"/>
+      </w:r>
+    </w:p>
+    <w:tbl>
+      <w:tblPr>
+        <w:tblW w:type="dxa" w:w="9360"/>
+        <w:tblBorders>
+          <w:top w:val="single" w:color="auto" w:sz="4"/>
+          <w:left w:val="single" w:color="auto" w:sz="4"/>
+          <w:bottom w:val="single" w:color="auto" w:sz="4"/>
+          <w:right w:val="single" w:color="auto" w:sz="4"/>
+          <w:insideH w:val="single" w:color="auto" w:sz="4"/>
+          <w:insideV w:val="single" w:color="auto" w:sz="4"/>
+        </w:tblBorders>
+      </w:tblPr>
+      <w:tblGrid>
+        <w:gridCol w:w="9360"/>
+      </w:tblGrid>
+      <w:tr>
+        <w:tc>
+          <w:tcPr>
+            <w:tcW w:type="dxa" w:w="9360"/>
+            <w:tcBorders>
+              <w:top w:val="none" w:color="FFFFFF" w:sz="0"/>
+              <w:left w:val="none" w:color="FFFFFF" w:sz="0"/>
+              <w:bottom w:val="none" w:color="FFFFFF" w:sz="0"/>
+              <w:right w:val="none" w:color="FFFFFF" w:sz="0"/>
+            </w:tcBorders>
+            <w:shd w:fill="1A3A5C" w:val="clear"/>
+            <w:tcMar>
+              <w:top w:type="dxa" w:w="160"/>
+              <w:left w:type="dxa" w:w="200"/>
+              <w:bottom w:type="dxa" w:w="160"/>
+              <w:right w:type="dxa" w:w="200"/>
+            </w:tcMar>
+          </w:tcPr>
+          <w:p>
+            <w:r>
+              <w:rPr>
+                <w:rFonts w:ascii="Arial" w:cs="Arial" w:eastAsia="Arial" w:hAnsi="Arial"/>
+                <w:b/>
+                <w:bCs/>
+                <w:color w:val="FFFFFF"/>
+                <w:sz w:val="30"/>
+                <w:szCs w:val="30"/>
+              </w:rPr>
+              <w:t xml:space="preserve">Section 6</w:t>
+            </w:r>
+          </w:p>
+          <w:p>
+            <w:r>
+              <w:rPr>
+                <w:rFonts w:ascii="Arial" w:cs="Arial" w:eastAsia="Arial" w:hAnsi="Arial"/>
+                <w:color w:val="B3C6DD"/>
+                <w:sz w:val="20"/>
+                <w:szCs w:val="20"/>
+              </w:rPr>
+              <w:t xml:space="preserve">Key Facts for Professor Q&amp;A</w:t>
+            </w:r>
+          </w:p>
+        </w:tc>
+      </w:tr>
+    </w:tbl>
+    <w:p>
+      <w:pPr>
+        <w:spacing w:before="100" w:after="100"/>
+      </w:pPr>
+      <w:r>
+        <w:t xml:space="preserve"/>
+      </w:r>
+    </w:p>
+    <w:tbl>
+      <w:tblPr>
+        <w:tblW w:type="dxa" w:w="9360"/>
+        <w:tblBorders>
+          <w:top w:val="single" w:color="auto" w:sz="4"/>
+          <w:left w:val="single" w:color="auto" w:sz="4"/>
+          <w:bottom w:val="single" w:color="auto" w:sz="4"/>
+          <w:right w:val="single" w:color="auto" w:sz="4"/>
+          <w:insideH w:val="single" w:color="auto" w:sz="4"/>
+          <w:insideV w:val="single" w:color="auto" w:sz="4"/>
+        </w:tblBorders>
+      </w:tblPr>
+      <w:tblGrid>
+        <w:gridCol w:w="3200"/>
+        <w:gridCol w:w="6160"/>
+      </w:tblGrid>
+      <w:tr>
+        <w:tc>
+          <w:tcPr>
+            <w:tcW w:type="dxa" w:w="3200"/>
             <w:tcBorders>
               <w:top w:val="single" w:color="2E4A7A" w:sz="1"/>
               <w:left w:val="single" w:color="2E4A7A" w:sz="1"/>
@@ -7391,7 +8213,7 @@
         </w:tc>
         <w:tc>
           <w:tcPr>
-            <w:tcW w:type="dxa" w:w="5760"/>
+            <w:tcW w:type="dxa" w:w="6160"/>
             <w:tcBorders>
               <w:top w:val="single" w:color="2E4A7A" w:sz="1"/>
               <w:left w:val="single" w:color="2E4A7A" w:sz="1"/>
@@ -7425,8 +8247,7 @@
       <w:tr>
         <w:tc>
           <w:tcPr>
-            <w:tcW w:type="dxa" w:w="3600"/>
-            <w:gridSpan w:val="1"/>
+            <w:tcW w:type="dxa" w:w="3200"/>
             <w:tcBorders>
               <w:top w:val="single" w:color="CCCCCC" w:sz="1"/>
               <w:left w:val="single" w:color="CCCCCC" w:sz="1"/>
@@ -7443,26 +8264,22 @@
             <w:vAlign w:val="center"/>
           </w:tcPr>
           <w:p>
-            <w:pPr>
-              <w:jc w:val="left"/>
-            </w:pPr>
             <w:r>
               <w:rPr>
                 <w:rFonts w:ascii="Arial" w:cs="Arial" w:eastAsia="Arial" w:hAnsi="Arial"/>
                 <w:b/>
                 <w:bCs/>
-                <w:color w:val="000000"/>
-                <w:sz w:val="20"/>
-                <w:szCs w:val="20"/>
-              </w:rPr>
-              <w:t xml:space="preserve">Where did your data come from?</w:t>
-            </w:r>
-          </w:p>
-        </w:tc>
-        <w:tc>
-          <w:tcPr>
-            <w:tcW w:type="dxa" w:w="5760"/>
-            <w:gridSpan w:val="1"/>
+                <w:color w:val="222222"/>
+                <w:sz w:val="20"/>
+                <w:szCs w:val="20"/>
+              </w:rPr>
+              <w:t xml:space="preserve">What is this project actually about?</w:t>
+            </w:r>
+          </w:p>
+        </w:tc>
+        <w:tc>
+          <w:tcPr>
+            <w:tcW w:type="dxa" w:w="6160"/>
             <w:tcBorders>
               <w:top w:val="single" w:color="CCCCCC" w:sz="1"/>
               <w:left w:val="single" w:color="CCCCCC" w:sz="1"/>
@@ -7479,19 +8296,16 @@
             <w:vAlign w:val="center"/>
           </w:tcPr>
           <w:p>
-            <w:pPr>
-              <w:jc w:val="left"/>
-            </w:pPr>
             <w:r>
               <w:rPr>
                 <w:rFonts w:ascii="Arial" w:cs="Arial" w:eastAsia="Arial" w:hAnsi="Arial"/>
                 <w:b w:val="false"/>
                 <w:bCs w:val="false"/>
-                <w:color w:val="000000"/>
-                <w:sz w:val="20"/>
-                <w:szCs w:val="20"/>
-              </w:rPr>
-              <w:t xml:space="preserve">MIT CSAIL Intel Lab sensors, Kaggle HVAC dataset, and a cold source datacenter cooling control dataset. No DOE dataset — referenced in early docs but never acquired.</w:t>
+                <w:color w:val="222222"/>
+                <w:sz w:val="20"/>
+                <w:szCs w:val="20"/>
+              </w:rPr>
+              <w:t xml:space="preserve">A controlled experiment comparing edge vs. centralized stream processing latency under sliding-window constraints. The ML model is the workload, not the contribution.</w:t>
             </w:r>
           </w:p>
         </w:tc>
@@ -7499,71 +8313,63 @@
       <w:tr>
         <w:tc>
           <w:tcPr>
-            <w:tcW w:type="dxa" w:w="3600"/>
-            <w:gridSpan w:val="1"/>
-            <w:tcBorders>
-              <w:top w:val="single" w:color="CCCCCC" w:sz="1"/>
-              <w:left w:val="single" w:color="CCCCCC" w:sz="1"/>
-              <w:bottom w:val="single" w:color="CCCCCC" w:sz="1"/>
-              <w:right w:val="single" w:color="CCCCCC" w:sz="1"/>
-            </w:tcBorders>
-            <w:tcMar>
-              <w:top w:type="dxa" w:w="80"/>
-              <w:left w:type="dxa" w:w="120"/>
-              <w:bottom w:type="dxa" w:w="80"/>
-              <w:right w:type="dxa" w:w="120"/>
-            </w:tcMar>
-            <w:vAlign w:val="center"/>
-          </w:tcPr>
-          <w:p>
-            <w:pPr>
-              <w:jc w:val="left"/>
-            </w:pPr>
+            <w:tcW w:type="dxa" w:w="3200"/>
+            <w:tcBorders>
+              <w:top w:val="single" w:color="CCCCCC" w:sz="1"/>
+              <w:left w:val="single" w:color="CCCCCC" w:sz="1"/>
+              <w:bottom w:val="single" w:color="CCCCCC" w:sz="1"/>
+              <w:right w:val="single" w:color="CCCCCC" w:sz="1"/>
+            </w:tcBorders>
+            <w:tcMar>
+              <w:top w:type="dxa" w:w="80"/>
+              <w:left w:type="dxa" w:w="120"/>
+              <w:bottom w:type="dxa" w:w="80"/>
+              <w:right w:type="dxa" w:w="120"/>
+            </w:tcMar>
+            <w:vAlign w:val="center"/>
+          </w:tcPr>
+          <w:p>
             <w:r>
               <w:rPr>
                 <w:rFonts w:ascii="Arial" w:cs="Arial" w:eastAsia="Arial" w:hAnsi="Arial"/>
                 <w:b/>
                 <w:bCs/>
-                <w:color w:val="000000"/>
-                <w:sz w:val="20"/>
-                <w:szCs w:val="20"/>
-              </w:rPr>
-              <w:t xml:space="preserve">Did you train on real data?</w:t>
-            </w:r>
-          </w:p>
-        </w:tc>
-        <w:tc>
-          <w:tcPr>
-            <w:tcW w:type="dxa" w:w="5760"/>
-            <w:gridSpan w:val="1"/>
-            <w:tcBorders>
-              <w:top w:val="single" w:color="CCCCCC" w:sz="1"/>
-              <w:left w:val="single" w:color="CCCCCC" w:sz="1"/>
-              <w:bottom w:val="single" w:color="CCCCCC" w:sz="1"/>
-              <w:right w:val="single" w:color="CCCCCC" w:sz="1"/>
-            </w:tcBorders>
-            <w:tcMar>
-              <w:top w:type="dxa" w:w="80"/>
-              <w:left w:type="dxa" w:w="120"/>
-              <w:bottom w:type="dxa" w:w="80"/>
-              <w:right w:type="dxa" w:w="120"/>
-            </w:tcMar>
-            <w:vAlign w:val="center"/>
-          </w:tcPr>
-          <w:p>
-            <w:pPr>
-              <w:jc w:val="left"/>
-            </w:pPr>
+                <w:color w:val="222222"/>
+                <w:sz w:val="20"/>
+                <w:szCs w:val="20"/>
+              </w:rPr>
+              <w:t xml:space="preserve">Where did your data come from?</w:t>
+            </w:r>
+          </w:p>
+        </w:tc>
+        <w:tc>
+          <w:tcPr>
+            <w:tcW w:type="dxa" w:w="6160"/>
+            <w:tcBorders>
+              <w:top w:val="single" w:color="CCCCCC" w:sz="1"/>
+              <w:left w:val="single" w:color="CCCCCC" w:sz="1"/>
+              <w:bottom w:val="single" w:color="CCCCCC" w:sz="1"/>
+              <w:right w:val="single" w:color="CCCCCC" w:sz="1"/>
+            </w:tcBorders>
+            <w:tcMar>
+              <w:top w:type="dxa" w:w="80"/>
+              <w:left w:type="dxa" w:w="120"/>
+              <w:bottom w:type="dxa" w:w="80"/>
+              <w:right w:type="dxa" w:w="120"/>
+            </w:tcMar>
+            <w:vAlign w:val="center"/>
+          </w:tcPr>
+          <w:p>
             <w:r>
               <w:rPr>
                 <w:rFonts w:ascii="Arial" w:cs="Arial" w:eastAsia="Arial" w:hAnsi="Arial"/>
                 <w:b w:val="false"/>
                 <w:bCs w:val="false"/>
-                <w:color w:val="000000"/>
-                <w:sz w:val="20"/>
-                <w:szCs w:val="20"/>
-              </w:rPr>
-              <w:t xml:space="preserve">Yes — 60% of the training corpus is real-world data (cold source 25%, MIT 20%, Kaggle 15%). 40% is synthetic from the calibrated PsyEngine.</w:t>
+                <w:color w:val="222222"/>
+                <w:sz w:val="20"/>
+                <w:szCs w:val="20"/>
+              </w:rPr>
+              <w:t xml:space="preserve">MIT CSAIL Intel Lab sensors, Kaggle HVAC, and a cold source datacenter cooling control dataset. No DOE dataset — referenced in early docs but never acquired.</w:t>
             </w:r>
           </w:p>
         </w:tc>
@@ -7571,8 +8377,7 @@
       <w:tr>
         <w:tc>
           <w:tcPr>
-            <w:tcW w:type="dxa" w:w="3600"/>
-            <w:gridSpan w:val="1"/>
+            <w:tcW w:type="dxa" w:w="3200"/>
             <w:tcBorders>
               <w:top w:val="single" w:color="CCCCCC" w:sz="1"/>
               <w:left w:val="single" w:color="CCCCCC" w:sz="1"/>
@@ -7589,26 +8394,22 @@
             <w:vAlign w:val="center"/>
           </w:tcPr>
           <w:p>
-            <w:pPr>
-              <w:jc w:val="left"/>
-            </w:pPr>
             <w:r>
               <w:rPr>
                 <w:rFonts w:ascii="Arial" w:cs="Arial" w:eastAsia="Arial" w:hAnsi="Arial"/>
                 <w:b/>
                 <w:bCs/>
-                <w:color w:val="000000"/>
-                <w:sz w:val="20"/>
-                <w:szCs w:val="20"/>
-              </w:rPr>
-              <w:t xml:space="preserve">How do you know the model works?</w:t>
-            </w:r>
-          </w:p>
-        </w:tc>
-        <w:tc>
-          <w:tcPr>
-            <w:tcW w:type="dxa" w:w="5760"/>
-            <w:gridSpan w:val="1"/>
+                <w:color w:val="222222"/>
+                <w:sz w:val="20"/>
+                <w:szCs w:val="20"/>
+              </w:rPr>
+              <w:t xml:space="preserve">Did you train on real data?</w:t>
+            </w:r>
+          </w:p>
+        </w:tc>
+        <w:tc>
+          <w:tcPr>
+            <w:tcW w:type="dxa" w:w="6160"/>
             <w:tcBorders>
               <w:top w:val="single" w:color="CCCCCC" w:sz="1"/>
               <w:left w:val="single" w:color="CCCCCC" w:sz="1"/>
@@ -7625,19 +8426,16 @@
             <w:vAlign w:val="center"/>
           </w:tcPr>
           <w:p>
-            <w:pPr>
-              <w:jc w:val="left"/>
-            </w:pPr>
             <w:r>
               <w:rPr>
                 <w:rFonts w:ascii="Arial" w:cs="Arial" w:eastAsia="Arial" w:hAnsi="Arial"/>
                 <w:b w:val="false"/>
                 <w:bCs w:val="false"/>
-                <w:color w:val="000000"/>
-                <w:sz w:val="20"/>
-                <w:szCs w:val="20"/>
-              </w:rPr>
-              <w:t xml:space="preserve">95.96% recall on 1,732 MIT anomaly windows held out entirely from training and never seen by the model until validation.</w:t>
+                <w:color w:val="222222"/>
+                <w:sz w:val="20"/>
+                <w:szCs w:val="20"/>
+              </w:rPr>
+              <w:t xml:space="preserve">Yes — 60% of the training corpus is real-world data (cold source 25%, MIT 20%, Kaggle 15%). 40% is synthetic from the calibrated PsyEngine.</w:t>
             </w:r>
           </w:p>
         </w:tc>
@@ -7645,71 +8443,63 @@
       <w:tr>
         <w:tc>
           <w:tcPr>
-            <w:tcW w:type="dxa" w:w="3600"/>
-            <w:gridSpan w:val="1"/>
-            <w:tcBorders>
-              <w:top w:val="single" w:color="CCCCCC" w:sz="1"/>
-              <w:left w:val="single" w:color="CCCCCC" w:sz="1"/>
-              <w:bottom w:val="single" w:color="CCCCCC" w:sz="1"/>
-              <w:right w:val="single" w:color="CCCCCC" w:sz="1"/>
-            </w:tcBorders>
-            <w:tcMar>
-              <w:top w:type="dxa" w:w="80"/>
-              <w:left w:type="dxa" w:w="120"/>
-              <w:bottom w:type="dxa" w:w="80"/>
-              <w:right w:type="dxa" w:w="120"/>
-            </w:tcMar>
-            <w:vAlign w:val="center"/>
-          </w:tcPr>
-          <w:p>
-            <w:pPr>
-              <w:jc w:val="left"/>
-            </w:pPr>
+            <w:tcW w:type="dxa" w:w="3200"/>
+            <w:tcBorders>
+              <w:top w:val="single" w:color="CCCCCC" w:sz="1"/>
+              <w:left w:val="single" w:color="CCCCCC" w:sz="1"/>
+              <w:bottom w:val="single" w:color="CCCCCC" w:sz="1"/>
+              <w:right w:val="single" w:color="CCCCCC" w:sz="1"/>
+            </w:tcBorders>
+            <w:tcMar>
+              <w:top w:type="dxa" w:w="80"/>
+              <w:left w:type="dxa" w:w="120"/>
+              <w:bottom w:type="dxa" w:w="80"/>
+              <w:right w:type="dxa" w:w="120"/>
+            </w:tcMar>
+            <w:vAlign w:val="center"/>
+          </w:tcPr>
+          <w:p>
             <w:r>
               <w:rPr>
                 <w:rFonts w:ascii="Arial" w:cs="Arial" w:eastAsia="Arial" w:hAnsi="Arial"/>
                 <w:b/>
                 <w:bCs/>
-                <w:color w:val="000000"/>
-                <w:sz w:val="20"/>
-                <w:szCs w:val="20"/>
-              </w:rPr>
-              <w:t xml:space="preserve">Are your anomaly labels real?</w:t>
-            </w:r>
-          </w:p>
-        </w:tc>
-        <w:tc>
-          <w:tcPr>
-            <w:tcW w:type="dxa" w:w="5760"/>
-            <w:gridSpan w:val="1"/>
-            <w:tcBorders>
-              <w:top w:val="single" w:color="CCCCCC" w:sz="1"/>
-              <w:left w:val="single" w:color="CCCCCC" w:sz="1"/>
-              <w:bottom w:val="single" w:color="CCCCCC" w:sz="1"/>
-              <w:right w:val="single" w:color="CCCCCC" w:sz="1"/>
-            </w:tcBorders>
-            <w:tcMar>
-              <w:top w:type="dxa" w:w="80"/>
-              <w:left w:type="dxa" w:w="120"/>
-              <w:bottom w:type="dxa" w:w="80"/>
-              <w:right w:type="dxa" w:w="120"/>
-            </w:tcMar>
-            <w:vAlign w:val="center"/>
-          </w:tcPr>
-          <w:p>
-            <w:pPr>
-              <w:jc w:val="left"/>
-            </w:pPr>
+                <w:color w:val="222222"/>
+                <w:sz w:val="20"/>
+                <w:szCs w:val="20"/>
+              </w:rPr>
+              <w:t xml:space="preserve">How do you know the model works?</w:t>
+            </w:r>
+          </w:p>
+        </w:tc>
+        <w:tc>
+          <w:tcPr>
+            <w:tcW w:type="dxa" w:w="6160"/>
+            <w:tcBorders>
+              <w:top w:val="single" w:color="CCCCCC" w:sz="1"/>
+              <w:left w:val="single" w:color="CCCCCC" w:sz="1"/>
+              <w:bottom w:val="single" w:color="CCCCCC" w:sz="1"/>
+              <w:right w:val="single" w:color="CCCCCC" w:sz="1"/>
+            </w:tcBorders>
+            <w:tcMar>
+              <w:top w:type="dxa" w:w="80"/>
+              <w:left w:type="dxa" w:w="120"/>
+              <w:bottom w:type="dxa" w:w="80"/>
+              <w:right w:type="dxa" w:w="120"/>
+            </w:tcMar>
+            <w:vAlign w:val="center"/>
+          </w:tcPr>
+          <w:p>
             <w:r>
               <w:rPr>
                 <w:rFonts w:ascii="Arial" w:cs="Arial" w:eastAsia="Arial" w:hAnsi="Arial"/>
                 <w:b w:val="false"/>
                 <w:bCs w:val="false"/>
-                <w:color w:val="000000"/>
-                <w:sz w:val="20"/>
-                <w:szCs w:val="20"/>
-              </w:rPr>
-              <w:t xml:space="preserve">They are real sensor readings with programmatic labels — temperature delta greater than 5 degrees C was used as the heuristic. Not human-verified ground truth. Correct framing: abnormal sensor behavior, not confirmed failures.</w:t>
+                <w:color w:val="222222"/>
+                <w:sz w:val="20"/>
+                <w:szCs w:val="20"/>
+              </w:rPr>
+              <w:t xml:space="preserve">95.96% recall on 1,732 MIT anomaly windows held out entirely from training and never seen by the model until validation.</w:t>
             </w:r>
           </w:p>
         </w:tc>
@@ -7717,8 +8507,7 @@
       <w:tr>
         <w:tc>
           <w:tcPr>
-            <w:tcW w:type="dxa" w:w="3600"/>
-            <w:gridSpan w:val="1"/>
+            <w:tcW w:type="dxa" w:w="3200"/>
             <w:tcBorders>
               <w:top w:val="single" w:color="CCCCCC" w:sz="1"/>
               <w:left w:val="single" w:color="CCCCCC" w:sz="1"/>
@@ -7735,26 +8524,22 @@
             <w:vAlign w:val="center"/>
           </w:tcPr>
           <w:p>
-            <w:pPr>
-              <w:jc w:val="left"/>
-            </w:pPr>
             <w:r>
               <w:rPr>
                 <w:rFonts w:ascii="Arial" w:cs="Arial" w:eastAsia="Arial" w:hAnsi="Arial"/>
                 <w:b/>
                 <w:bCs/>
-                <w:color w:val="000000"/>
-                <w:sz w:val="20"/>
-                <w:szCs w:val="20"/>
-              </w:rPr>
-              <w:t xml:space="preserve">Why is latency variance so high?</w:t>
-            </w:r>
-          </w:p>
-        </w:tc>
-        <w:tc>
-          <w:tcPr>
-            <w:tcW w:type="dxa" w:w="5760"/>
-            <w:gridSpan w:val="1"/>
+                <w:color w:val="222222"/>
+                <w:sz w:val="20"/>
+                <w:szCs w:val="20"/>
+              </w:rPr>
+              <w:t xml:space="preserve">Are your anomaly labels real?</w:t>
+            </w:r>
+          </w:p>
+        </w:tc>
+        <w:tc>
+          <w:tcPr>
+            <w:tcW w:type="dxa" w:w="6160"/>
             <w:tcBorders>
               <w:top w:val="single" w:color="CCCCCC" w:sz="1"/>
               <w:left w:val="single" w:color="CCCCCC" w:sz="1"/>
@@ -7771,19 +8556,16 @@
             <w:vAlign w:val="center"/>
           </w:tcPr>
           <w:p>
-            <w:pPr>
-              <w:jc w:val="left"/>
-            </w:pPr>
             <w:r>
               <w:rPr>
                 <w:rFonts w:ascii="Arial" w:cs="Arial" w:eastAsia="Arial" w:hAnsi="Arial"/>
                 <w:b w:val="false"/>
                 <w:bCs w:val="false"/>
-                <w:color w:val="000000"/>
-                <w:sz w:val="20"/>
-                <w:szCs w:val="20"/>
-              </w:rPr>
-              <w:t xml:space="preserve">Sliding window fill state at injection time. A node with a nearly full window detects in ~10ms. A node whose window just reset takes up to 1000ms. This is real distributed systems behavior, not a bug.</w:t>
+                <w:color w:val="222222"/>
+                <w:sz w:val="20"/>
+                <w:szCs w:val="20"/>
+              </w:rPr>
+              <w:t xml:space="preserve">Real sensor readings, programmatic labels. A 5°C delta heuristic was applied to MIT data. Not human-verified. Correct framing: abnormal sensor behavior, not confirmed failures.</w:t>
             </w:r>
           </w:p>
         </w:tc>
@@ -7791,71 +8573,63 @@
       <w:tr>
         <w:tc>
           <w:tcPr>
-            <w:tcW w:type="dxa" w:w="3600"/>
-            <w:gridSpan w:val="1"/>
-            <w:tcBorders>
-              <w:top w:val="single" w:color="CCCCCC" w:sz="1"/>
-              <w:left w:val="single" w:color="CCCCCC" w:sz="1"/>
-              <w:bottom w:val="single" w:color="CCCCCC" w:sz="1"/>
-              <w:right w:val="single" w:color="CCCCCC" w:sz="1"/>
-            </w:tcBorders>
-            <w:tcMar>
-              <w:top w:type="dxa" w:w="80"/>
-              <w:left w:type="dxa" w:w="120"/>
-              <w:bottom w:type="dxa" w:w="80"/>
-              <w:right w:type="dxa" w:w="120"/>
-            </w:tcMar>
-            <w:vAlign w:val="center"/>
-          </w:tcPr>
-          <w:p>
-            <w:pPr>
-              <w:jc w:val="left"/>
-            </w:pPr>
+            <w:tcW w:type="dxa" w:w="3200"/>
+            <w:tcBorders>
+              <w:top w:val="single" w:color="CCCCCC" w:sz="1"/>
+              <w:left w:val="single" w:color="CCCCCC" w:sz="1"/>
+              <w:bottom w:val="single" w:color="CCCCCC" w:sz="1"/>
+              <w:right w:val="single" w:color="CCCCCC" w:sz="1"/>
+            </w:tcBorders>
+            <w:tcMar>
+              <w:top w:type="dxa" w:w="80"/>
+              <w:left w:type="dxa" w:w="120"/>
+              <w:bottom w:type="dxa" w:w="80"/>
+              <w:right w:type="dxa" w:w="120"/>
+            </w:tcMar>
+            <w:vAlign w:val="center"/>
+          </w:tcPr>
+          <w:p>
             <w:r>
               <w:rPr>
                 <w:rFonts w:ascii="Arial" w:cs="Arial" w:eastAsia="Arial" w:hAnsi="Arial"/>
                 <w:b/>
                 <w:bCs/>
-                <w:color w:val="000000"/>
-                <w:sz w:val="20"/>
-                <w:szCs w:val="20"/>
-              </w:rPr>
-              <w:t xml:space="preserve">What is the cold source dataset?</w:t>
-            </w:r>
-          </w:p>
-        </w:tc>
-        <w:tc>
-          <w:tcPr>
-            <w:tcW w:type="dxa" w:w="5760"/>
-            <w:gridSpan w:val="1"/>
-            <w:tcBorders>
-              <w:top w:val="single" w:color="CCCCCC" w:sz="1"/>
-              <w:left w:val="single" w:color="CCCCCC" w:sz="1"/>
-              <w:bottom w:val="single" w:color="CCCCCC" w:sz="1"/>
-              <w:right w:val="single" w:color="CCCCCC" w:sz="1"/>
-            </w:tcBorders>
-            <w:tcMar>
-              <w:top w:type="dxa" w:w="80"/>
-              <w:left w:type="dxa" w:w="120"/>
-              <w:bottom w:type="dxa" w:w="80"/>
-              <w:right w:type="dxa" w:w="120"/>
-            </w:tcMar>
-            <w:vAlign w:val="center"/>
-          </w:tcPr>
-          <w:p>
-            <w:pPr>
-              <w:jc w:val="left"/>
-            </w:pPr>
+                <w:color w:val="222222"/>
+                <w:sz w:val="20"/>
+                <w:szCs w:val="20"/>
+              </w:rPr>
+              <w:t xml:space="preserve">Why is latency variance so high?</w:t>
+            </w:r>
+          </w:p>
+        </w:tc>
+        <w:tc>
+          <w:tcPr>
+            <w:tcW w:type="dxa" w:w="6160"/>
+            <w:tcBorders>
+              <w:top w:val="single" w:color="CCCCCC" w:sz="1"/>
+              <w:left w:val="single" w:color="CCCCCC" w:sz="1"/>
+              <w:bottom w:val="single" w:color="CCCCCC" w:sz="1"/>
+              <w:right w:val="single" w:color="CCCCCC" w:sz="1"/>
+            </w:tcBorders>
+            <w:tcMar>
+              <w:top w:type="dxa" w:w="80"/>
+              <w:left w:type="dxa" w:w="120"/>
+              <w:bottom w:type="dxa" w:w="80"/>
+              <w:right w:type="dxa" w:w="120"/>
+            </w:tcMar>
+            <w:vAlign w:val="center"/>
+          </w:tcPr>
+          <w:p>
             <w:r>
               <w:rPr>
                 <w:rFonts w:ascii="Arial" w:cs="Arial" w:eastAsia="Arial" w:hAnsi="Arial"/>
                 <w:b w:val="false"/>
                 <w:bCs w:val="false"/>
-                <w:color w:val="000000"/>
-                <w:sz w:val="20"/>
-                <w:szCs w:val="20"/>
-              </w:rPr>
-              <w:t xml:space="preserve">A datacenter cooling control dataset with server workload, inlet/outlet temperatures, chiller and AHU usage. Humidity was not in the raw file and was synthesized. Gavin found it; exact provenance is not documented.</w:t>
+                <w:color w:val="222222"/>
+                <w:sz w:val="20"/>
+                <w:szCs w:val="20"/>
+              </w:rPr>
+              <w:t xml:space="preserve">Window fill state at injection time. A node with a nearly full window detects in ~10ms. A node whose window just reset takes up to 1000ms. This is the core finding — detection latency is state-dependent, not a fixed constant.</w:t>
             </w:r>
           </w:p>
         </w:tc>
@@ -7863,8 +8637,7 @@
       <w:tr>
         <w:tc>
           <w:tcPr>
-            <w:tcW w:type="dxa" w:w="3600"/>
-            <w:gridSpan w:val="1"/>
+            <w:tcW w:type="dxa" w:w="3200"/>
             <w:tcBorders>
               <w:top w:val="single" w:color="CCCCCC" w:sz="1"/>
               <w:left w:val="single" w:color="CCCCCC" w:sz="1"/>
@@ -7881,26 +8654,22 @@
             <w:vAlign w:val="center"/>
           </w:tcPr>
           <w:p>
-            <w:pPr>
-              <w:jc w:val="left"/>
-            </w:pPr>
             <w:r>
               <w:rPr>
                 <w:rFonts w:ascii="Arial" w:cs="Arial" w:eastAsia="Arial" w:hAnsi="Arial"/>
                 <w:b/>
                 <w:bCs/>
-                <w:color w:val="000000"/>
-                <w:sz w:val="20"/>
-                <w:szCs w:val="20"/>
-              </w:rPr>
-              <w:t xml:space="preserve">What does 'hybrid' mean in the model name?</w:t>
-            </w:r>
-          </w:p>
-        </w:tc>
-        <w:tc>
-          <w:tcPr>
-            <w:tcW w:type="dxa" w:w="5760"/>
-            <w:gridSpan w:val="1"/>
+                <w:color w:val="222222"/>
+                <w:sz w:val="20"/>
+                <w:szCs w:val="20"/>
+              </w:rPr>
+              <w:t xml:space="preserve">What does the student actually learn?</w:t>
+            </w:r>
+          </w:p>
+        </w:tc>
+        <w:tc>
+          <w:tcPr>
+            <w:tcW w:type="dxa" w:w="6160"/>
             <w:tcBorders>
               <w:top w:val="single" w:color="CCCCCC" w:sz="1"/>
               <w:left w:val="single" w:color="CCCCCC" w:sz="1"/>
@@ -7917,19 +8686,210 @@
             <w:vAlign w:val="center"/>
           </w:tcPr>
           <w:p>
-            <w:pPr>
-              <w:jc w:val="left"/>
-            </w:pPr>
             <w:r>
               <w:rPr>
                 <w:rFonts w:ascii="Arial" w:cs="Arial" w:eastAsia="Arial" w:hAnsi="Arial"/>
                 <w:b w:val="false"/>
                 <w:bCs w:val="false"/>
-                <w:color w:val="000000"/>
-                <w:sz w:val="20"/>
-                <w:szCs w:val="20"/>
-              </w:rPr>
-              <w:t xml:space="preserve">The four-way mix of synthetic and real sources used to build X_train. The model itself is a plain IsolationForest — no hybrid algorithm.</w:t>
+                <w:color w:val="222222"/>
+                <w:sz w:val="20"/>
+                <w:szCs w:val="20"/>
+              </w:rPr>
+              <w:t xml:space="preserve">Why edge inference reduces latency but increases bandwidth. How window state governs detection delay. Why distributed systems exhibit non-deterministic latency even under deterministic local behavior.</w:t>
+            </w:r>
+          </w:p>
+        </w:tc>
+      </w:tr>
+      <w:tr>
+        <w:tc>
+          <w:tcPr>
+            <w:tcW w:type="dxa" w:w="3200"/>
+            <w:tcBorders>
+              <w:top w:val="single" w:color="CCCCCC" w:sz="1"/>
+              <w:left w:val="single" w:color="CCCCCC" w:sz="1"/>
+              <w:bottom w:val="single" w:color="CCCCCC" w:sz="1"/>
+              <w:right w:val="single" w:color="CCCCCC" w:sz="1"/>
+            </w:tcBorders>
+            <w:tcMar>
+              <w:top w:type="dxa" w:w="80"/>
+              <w:left w:type="dxa" w:w="120"/>
+              <w:bottom w:type="dxa" w:w="80"/>
+              <w:right w:type="dxa" w:w="120"/>
+            </w:tcMar>
+            <w:vAlign w:val="center"/>
+          </w:tcPr>
+          <w:p>
+            <w:r>
+              <w:rPr>
+                <w:rFonts w:ascii="Arial" w:cs="Arial" w:eastAsia="Arial" w:hAnsi="Arial"/>
+                <w:b/>
+                <w:bCs/>
+                <w:color w:val="222222"/>
+                <w:sz w:val="20"/>
+                <w:szCs w:val="20"/>
+              </w:rPr>
+              <w:t xml:space="preserve">What are your limitations?</w:t>
+            </w:r>
+          </w:p>
+        </w:tc>
+        <w:tc>
+          <w:tcPr>
+            <w:tcW w:type="dxa" w:w="6160"/>
+            <w:tcBorders>
+              <w:top w:val="single" w:color="CCCCCC" w:sz="1"/>
+              <w:left w:val="single" w:color="CCCCCC" w:sz="1"/>
+              <w:bottom w:val="single" w:color="CCCCCC" w:sz="1"/>
+              <w:right w:val="single" w:color="CCCCCC" w:sz="1"/>
+            </w:tcBorders>
+            <w:tcMar>
+              <w:top w:type="dxa" w:w="80"/>
+              <w:left w:type="dxa" w:w="120"/>
+              <w:bottom w:type="dxa" w:w="80"/>
+              <w:right w:type="dxa" w:w="120"/>
+            </w:tcMar>
+            <w:vAlign w:val="center"/>
+          </w:tcPr>
+          <w:p>
+            <w:r>
+              <w:rPr>
+                <w:rFonts w:ascii="Arial" w:cs="Arial" w:eastAsia="Arial" w:hAnsi="Arial"/>
+                <w:b w:val="false"/>
+                <w:bCs w:val="false"/>
+                <w:color w:val="222222"/>
+                <w:sz w:val="20"/>
+                <w:szCs w:val="20"/>
+              </w:rPr>
+              <w:t xml:space="preserve">Statistical self-consistency between simulation and training data; heuristic anomaly labels; synthetic humidity in cold source; unknown cold source provenance; simulation only — not validated in production.</w:t>
+            </w:r>
+          </w:p>
+        </w:tc>
+      </w:tr>
+      <w:tr>
+        <w:tc>
+          <w:tcPr>
+            <w:tcW w:type="dxa" w:w="3200"/>
+            <w:tcBorders>
+              <w:top w:val="single" w:color="CCCCCC" w:sz="1"/>
+              <w:left w:val="single" w:color="CCCCCC" w:sz="1"/>
+              <w:bottom w:val="single" w:color="CCCCCC" w:sz="1"/>
+              <w:right w:val="single" w:color="CCCCCC" w:sz="1"/>
+            </w:tcBorders>
+            <w:shd w:fill="F0F4F8" w:val="clear"/>
+            <w:tcMar>
+              <w:top w:type="dxa" w:w="80"/>
+              <w:left w:type="dxa" w:w="120"/>
+              <w:bottom w:type="dxa" w:w="80"/>
+              <w:right w:type="dxa" w:w="120"/>
+            </w:tcMar>
+            <w:vAlign w:val="center"/>
+          </w:tcPr>
+          <w:p>
+            <w:r>
+              <w:rPr>
+                <w:rFonts w:ascii="Arial" w:cs="Arial" w:eastAsia="Arial" w:hAnsi="Arial"/>
+                <w:b/>
+                <w:bCs/>
+                <w:color w:val="222222"/>
+                <w:sz w:val="20"/>
+                <w:szCs w:val="20"/>
+              </w:rPr>
+              <w:t xml:space="preserve">What is the cold source dataset?</w:t>
+            </w:r>
+          </w:p>
+        </w:tc>
+        <w:tc>
+          <w:tcPr>
+            <w:tcW w:type="dxa" w:w="6160"/>
+            <w:tcBorders>
+              <w:top w:val="single" w:color="CCCCCC" w:sz="1"/>
+              <w:left w:val="single" w:color="CCCCCC" w:sz="1"/>
+              <w:bottom w:val="single" w:color="CCCCCC" w:sz="1"/>
+              <w:right w:val="single" w:color="CCCCCC" w:sz="1"/>
+            </w:tcBorders>
+            <w:shd w:fill="F0F4F8" w:val="clear"/>
+            <w:tcMar>
+              <w:top w:type="dxa" w:w="80"/>
+              <w:left w:type="dxa" w:w="120"/>
+              <w:bottom w:type="dxa" w:w="80"/>
+              <w:right w:type="dxa" w:w="120"/>
+            </w:tcMar>
+            <w:vAlign w:val="center"/>
+          </w:tcPr>
+          <w:p>
+            <w:r>
+              <w:rPr>
+                <w:rFonts w:ascii="Arial" w:cs="Arial" w:eastAsia="Arial" w:hAnsi="Arial"/>
+                <w:b w:val="false"/>
+                <w:bCs w:val="false"/>
+                <w:color w:val="222222"/>
+                <w:sz w:val="20"/>
+                <w:szCs w:val="20"/>
+              </w:rPr>
+              <w:t xml:space="preserve">Datacenter cooling control data with server workload, inlet/outlet temps, chiller/AHU usage. Humidity was absent from the raw file and was synthesized. Gavin found it; exact provenance is undocumented.</w:t>
+            </w:r>
+          </w:p>
+        </w:tc>
+      </w:tr>
+      <w:tr>
+        <w:tc>
+          <w:tcPr>
+            <w:tcW w:type="dxa" w:w="3200"/>
+            <w:tcBorders>
+              <w:top w:val="single" w:color="CCCCCC" w:sz="1"/>
+              <w:left w:val="single" w:color="CCCCCC" w:sz="1"/>
+              <w:bottom w:val="single" w:color="CCCCCC" w:sz="1"/>
+              <w:right w:val="single" w:color="CCCCCC" w:sz="1"/>
+            </w:tcBorders>
+            <w:tcMar>
+              <w:top w:type="dxa" w:w="80"/>
+              <w:left w:type="dxa" w:w="120"/>
+              <w:bottom w:type="dxa" w:w="80"/>
+              <w:right w:type="dxa" w:w="120"/>
+            </w:tcMar>
+            <w:vAlign w:val="center"/>
+          </w:tcPr>
+          <w:p>
+            <w:r>
+              <w:rPr>
+                <w:rFonts w:ascii="Arial" w:cs="Arial" w:eastAsia="Arial" w:hAnsi="Arial"/>
+                <w:b/>
+                <w:bCs/>
+                <w:color w:val="222222"/>
+                <w:sz w:val="20"/>
+                <w:szCs w:val="20"/>
+              </w:rPr>
+              <w:t xml:space="preserve">What does 'mixed-source' mean?</w:t>
+            </w:r>
+          </w:p>
+        </w:tc>
+        <w:tc>
+          <w:tcPr>
+            <w:tcW w:type="dxa" w:w="6160"/>
+            <w:tcBorders>
+              <w:top w:val="single" w:color="CCCCCC" w:sz="1"/>
+              <w:left w:val="single" w:color="CCCCCC" w:sz="1"/>
+              <w:bottom w:val="single" w:color="CCCCCC" w:sz="1"/>
+              <w:right w:val="single" w:color="CCCCCC" w:sz="1"/>
+            </w:tcBorders>
+            <w:tcMar>
+              <w:top w:type="dxa" w:w="80"/>
+              <w:left w:type="dxa" w:w="120"/>
+              <w:bottom w:type="dxa" w:w="80"/>
+              <w:right w:type="dxa" w:w="120"/>
+            </w:tcMar>
+            <w:vAlign w:val="center"/>
+          </w:tcPr>
+          <w:p>
+            <w:r>
+              <w:rPr>
+                <w:rFonts w:ascii="Arial" w:cs="Arial" w:eastAsia="Arial" w:hAnsi="Arial"/>
+                <w:b w:val="false"/>
+                <w:bCs w:val="false"/>
+                <w:color w:val="222222"/>
+                <w:sz w:val="20"/>
+                <w:szCs w:val="20"/>
+              </w:rPr>
+              <w:t xml:space="preserve">The four-way combination of synthetic and real sources used to build X_train. The model is a plain sklearn IsolationForest — no hybrid algorithm.</w:t>
             </w:r>
           </w:p>
         </w:tc>
@@ -7937,7 +8897,7 @@
     </w:tbl>
     <w:p>
       <w:pPr>
-        <w:spacing w:before="120" w:after="120"/>
+        <w:spacing w:before="100" w:after="100"/>
       </w:pPr>
       <w:r>
         <w:t xml:space="preserve"/>
@@ -8112,6 +9072,18 @@
       <w:start w:val="1"/>
       <w:numFmt w:val="bullet"/>
       <w:lvlText w:val="•"/>
+      <w:lvlJc w:val="left"/>
+      <w:pPr>
+        <w:ind w:left="720" w:hanging="360"/>
+      </w:pPr>
+    </w:lvl>
+  </w:abstractNum>
+  <w:abstractNum w:abstractNumId="3" w15:restartNumberingAfterBreak="0">
+    <w:multiLevelType w:val="hybridMultilevel"/>
+    <w:lvl w:ilvl="0" w15:tentative="1">
+      <w:start w:val="1"/>
+      <w:numFmt w:val="decimal"/>
+      <w:lvlText w:val="%1."/>
       <w:lvlJc w:val="left"/>
       <w:pPr>
         <w:ind w:left="720" w:hanging="360"/>
